--- a/11-变流电路/03-变频电路/交交变频电路/交交变频电路.docx
+++ b/11-变流电路/03-变频电路/交交变频电路/交交变频电路.docx
@@ -1872,6 +1872,20 @@
     </w:p>
     <w:bookmarkEnd w:id="26"/>
     <w:bookmarkEnd w:id="27"/>
+    <w:p>
+      <w:pPr>
+        <w:spacing w:before="360"/>
+        <w:jc w:val="center"/>
+      </w:pPr>
+      <w:r>
+        <w:rPr>
+          <w:rFonts w:ascii="Times New Roman" w:hAnsi="Times New Roman"/>
+          <w:color w:val="555555"/>
+          <w:sz w:val="21"/>
+        </w:rPr>
+        <w:t>材料收集者：杜文杰</w:t>
+      </w:r>
+    </w:p>
     <w:sectPr>
       <w:headerReference r:id="rId9" w:type="default"/>
       <w:footerReference r:id="rId10" w:type="default"/>

--- a/11-变流电路/03-变频电路/交交变频电路/交交变频电路.docx
+++ b/11-变流电路/03-变频电路/交交变频电路/交交变频电路.docx
@@ -1,6 +1,6 @@
 
 <file path=word/document.xml><?xml version="1.0" encoding="utf-8"?>
-<w:document xmlns:w="http://schemas.openxmlformats.org/wordprocessingml/2006/main" xmlns:m="http://schemas.openxmlformats.org/officeDocument/2006/math" xmlns:r="http://schemas.openxmlformats.org/officeDocument/2006/relationships" xmlns:o="urn:schemas-microsoft-com:office:office" xmlns:v="urn:schemas-microsoft-com:vml" xmlns:w10="urn:schemas-microsoft-com:office:word" xmlns:a="http://schemas.openxmlformats.org/drawingml/2006/main" xmlns:pic="http://schemas.openxmlformats.org/drawingml/2006/picture" xmlns:wp="http://schemas.openxmlformats.org/drawingml/2006/wordprocessingDrawing">
+<w:document xmlns:m="http://schemas.openxmlformats.org/officeDocument/2006/math" xmlns:r="http://schemas.openxmlformats.org/officeDocument/2006/relationships" xmlns:w="http://schemas.openxmlformats.org/wordprocessingml/2006/main" xmlns:o="urn:schemas-microsoft-com:office:office" xmlns:v="urn:schemas-microsoft-com:vml" xmlns:w10="urn:schemas-microsoft-com:office:word" xmlns:a="http://schemas.openxmlformats.org/drawingml/2006/main" xmlns:pic="http://schemas.openxmlformats.org/drawingml/2006/picture" xmlns:wp="http://schemas.openxmlformats.org/drawingml/2006/wordprocessingDrawing">
   <w:body>
     <w:bookmarkStart w:id="27" w:name="交交变频电路"/>
     <w:p>
@@ -9,7 +9,7 @@
       </w:pPr>
       <w:r>
         <w:rPr>
-          <w:rFonts w:hint="eastAsia"/>
+          <w:rFonts w:hint="eastAsia" w:eastAsia="黑体"/>
         </w:rPr>
         <w:t xml:space="preserve">交交变频电路</w:t>
       </w:r>
@@ -21,7 +21,7 @@
       </w:pPr>
       <w:r>
         <w:rPr>
-          <w:rFonts w:hint="eastAsia"/>
+          <w:rFonts w:hint="eastAsia" w:eastAsia="黑体"/>
         </w:rPr>
         <w:t xml:space="preserve">拓扑描述</w:t>
       </w:r>
@@ -32,196 +32,50 @@
       </w:pPr>
       <w:r>
         <w:rPr>
-          <w:rFonts w:hint="eastAsia"/>
+          <w:rFonts w:hint="eastAsia" w:eastAsia="黑体"/>
         </w:rPr>
         <w:t xml:space="preserve">该电路由多组反并联晶闸管（正组整流桥</w:t>
       </w:r>
       <w:r>
+        <w:rPr>
+          <w:rFonts w:eastAsia="黑体"/>
+        </w:rPr>
         <w:t xml:space="preserve"> SCR </w:t>
       </w:r>
       <w:r>
         <w:rPr>
-          <w:rFonts w:hint="eastAsia"/>
+          <w:rFonts w:hint="eastAsia" w:eastAsia="黑体"/>
         </w:rPr>
         <w:t xml:space="preserve">系列与负组整流桥</w:t>
       </w:r>
       <w:r>
+        <w:rPr>
+          <w:rFonts w:eastAsia="黑体"/>
+        </w:rPr>
         <w:t xml:space="preserve"> SCR </w:t>
       </w:r>
       <w:r>
         <w:rPr>
-          <w:rFonts w:hint="eastAsia"/>
+          <w:rFonts w:hint="eastAsia" w:eastAsia="黑体"/>
         </w:rPr>
         <w:t xml:space="preserve">系列，双向反并联晶闸管</w:t>
       </w:r>
       <w:r>
+        <w:rPr>
+          <w:rFonts w:eastAsia="黑体"/>
+        </w:rPr>
         <w:t xml:space="preserve"> VT </w:t>
       </w:r>
       <w:r>
         <w:rPr>
-          <w:rFonts w:hint="eastAsia"/>
+          <w:rFonts w:hint="eastAsia" w:eastAsia="黑体"/>
         </w:rPr>
         <w:t xml:space="preserve">组）组成，直接在同频率下实现交流-交流变频，无中间直流环节。关键节点定义如下：三相电源输入节点</w:t>
       </w:r>
       <w:r>
-        <w:t xml:space="preserve"> </w:t>
-      </w:r>
-      <m:oMath>
-        <m:r>
-          <m:t>A</m:t>
-        </m:r>
-        <m:r>
-          <m:rPr>
-            <m:sty m:val="p"/>
-          </m:rPr>
-          <m:t>,</m:t>
-        </m:r>
-        <m:r>
-          <m:t>B</m:t>
-        </m:r>
-        <m:r>
-          <m:rPr>
-            <m:sty m:val="p"/>
-          </m:rPr>
-          <m:t>,</m:t>
-        </m:r>
-        <m:r>
-          <m:t>C</m:t>
-        </m:r>
-      </m:oMath>
-      <w:r>
-        <w:t xml:space="preserve"> </w:t>
-      </w:r>
-      <w:r>
         <w:rPr>
-          <w:rFonts w:hint="eastAsia"/>
+          <w:rFonts w:eastAsia="黑体"/>
         </w:rPr>
-        <w:t xml:space="preserve">是固定频率、固定电压的交流电源三相端子，接正、负两组晶闸管桥的交流输入；每相正组输出节点</w:t>
-      </w:r>
-      <w:r>
-        <w:t xml:space="preserve"> </w:t>
-      </w:r>
-      <m:oMath>
-        <m:sSub>
-          <m:e>
-            <m:r>
-              <m:t>P</m:t>
-            </m:r>
-          </m:e>
-          <m:sub>
-            <m:r>
-              <m:t>p</m:t>
-            </m:r>
-            <m:r>
-              <m:t>o</m:t>
-            </m:r>
-            <m:r>
-              <m:t>s</m:t>
-            </m:r>
-            <m:r>
-              <m:t>x</m:t>
-            </m:r>
-          </m:sub>
-        </m:sSub>
-      </m:oMath>
-      <w:r>
-        <w:t xml:space="preserve"> </w:t>
-      </w:r>
-      <w:r>
-        <w:rPr>
-          <w:rFonts w:hint="eastAsia"/>
-        </w:rPr>
-        <w:t xml:space="preserve">与负组输出节点</w:t>
-      </w:r>
-      <w:r>
-        <w:t xml:space="preserve"> </w:t>
-      </w:r>
-      <m:oMath>
-        <m:sSub>
-          <m:e>
-            <m:r>
-              <m:t>P</m:t>
-            </m:r>
-          </m:e>
-          <m:sub>
-            <m:r>
-              <m:t>n</m:t>
-            </m:r>
-            <m:r>
-              <m:t>e</m:t>
-            </m:r>
-            <m:r>
-              <m:t>g</m:t>
-            </m:r>
-            <m:r>
-              <m:t>x</m:t>
-            </m:r>
-          </m:sub>
-        </m:sSub>
-      </m:oMath>
-      <w:r>
-        <w:t xml:space="preserve"> </w:t>
-      </w:r>
-      <w:r>
-        <w:rPr>
-          <w:rFonts w:hint="eastAsia"/>
-        </w:rPr>
-        <w:t xml:space="preserve">是正、负两组整流桥的直流输出端，二者反并联后共同接到该相输出线；三相输出节点</w:t>
-      </w:r>
-      <w:r>
-        <w:t xml:space="preserve"> </w:t>
-      </w:r>
-      <m:oMath>
-        <m:r>
-          <m:t>U</m:t>
-        </m:r>
-        <m:r>
-          <m:rPr>
-            <m:sty m:val="p"/>
-          </m:rPr>
-          <m:t>,</m:t>
-        </m:r>
-        <m:r>
-          <m:t>V</m:t>
-        </m:r>
-        <m:r>
-          <m:rPr>
-            <m:sty m:val="p"/>
-          </m:rPr>
-          <m:t>,</m:t>
-        </m:r>
-        <m:r>
-          <m:t>W</m:t>
-        </m:r>
-      </m:oMath>
-      <w:r>
-        <w:t xml:space="preserve"> </w:t>
-      </w:r>
-      <w:r>
-        <w:rPr>
-          <w:rFonts w:hint="eastAsia"/>
-        </w:rPr>
-        <w:t xml:space="preserve">是各相反并联组公共输出端，接负载（电机）三相绕组。</w:t>
-      </w:r>
-    </w:p>
-    <w:p>
-      <w:pPr/>
-      <w:r>
-        <w:rPr>
-          <w:rFonts w:hint="eastAsia"/>
-        </w:rPr>
-        <w:t xml:space="preserve">各元件管脚连接（以</w:t>
-      </w:r>
-      <w:r>
-        <w:t xml:space="preserve"> U </w:t>
-      </w:r>
-      <w:r>
-        <w:rPr>
-          <w:rFonts w:hint="eastAsia"/>
-        </w:rPr>
-        <w:t xml:space="preserve">相为例）：正组晶闸管桥中每个晶闸管的阳极与阴极按三相桥式接法接交流输入节点</w:t>
-      </w:r>
-      <w:r>
         <w:t xml:space="preserve"> </w:t>
       </w:r>
       <m:oMath>
@@ -249,11 +103,199 @@
       </m:oMath>
       <w:r>
         <w:rPr>
-          <w:rFonts w:hint="eastAsia"/>
+          <w:rFonts w:eastAsia="黑体"/>
+        </w:rPr>
+        <w:t xml:space="preserve"> </w:t>
+      </w:r>
+      <w:r>
+        <w:rPr>
+          <w:rFonts w:hint="eastAsia" w:eastAsia="黑体"/>
+        </w:rPr>
+        <w:t xml:space="preserve">是固定频率、固定电压的交流电源三相端子，接正、负两组晶闸管桥的交流输入；每相正组输出节点</w:t>
+      </w:r>
+      <w:r>
+        <w:rPr>
+          <w:rFonts w:eastAsia="黑体"/>
+        </w:rPr>
+        <w:t xml:space="preserve"> </w:t>
+      </w:r>
+      <m:oMath>
+        <m:sSub>
+          <m:e>
+            <m:r>
+              <m:t>P</m:t>
+            </m:r>
+          </m:e>
+          <m:sub>
+            <m:r>
+              <m:t>p</m:t>
+            </m:r>
+            <m:r>
+              <m:t>o</m:t>
+            </m:r>
+            <m:r>
+              <m:t>s</m:t>
+            </m:r>
+            <m:r>
+              <m:t>x</m:t>
+            </m:r>
+          </m:sub>
+        </m:sSub>
+      </m:oMath>
+      <w:r>
+        <w:rPr>
+          <w:rFonts w:eastAsia="黑体"/>
+        </w:rPr>
+        <w:t xml:space="preserve"> </w:t>
+      </w:r>
+      <w:r>
+        <w:rPr>
+          <w:rFonts w:hint="eastAsia" w:eastAsia="黑体"/>
+        </w:rPr>
+        <w:t xml:space="preserve">与负组输出节点</w:t>
+      </w:r>
+      <w:r>
+        <w:rPr>
+          <w:rFonts w:eastAsia="黑体"/>
+        </w:rPr>
+        <w:t xml:space="preserve"> </w:t>
+      </w:r>
+      <m:oMath>
+        <m:sSub>
+          <m:e>
+            <m:r>
+              <m:t>P</m:t>
+            </m:r>
+          </m:e>
+          <m:sub>
+            <m:r>
+              <m:t>n</m:t>
+            </m:r>
+            <m:r>
+              <m:t>e</m:t>
+            </m:r>
+            <m:r>
+              <m:t>g</m:t>
+            </m:r>
+            <m:r>
+              <m:t>x</m:t>
+            </m:r>
+          </m:sub>
+        </m:sSub>
+      </m:oMath>
+      <w:r>
+        <w:rPr>
+          <w:rFonts w:eastAsia="黑体"/>
+        </w:rPr>
+        <w:t xml:space="preserve"> </w:t>
+      </w:r>
+      <w:r>
+        <w:rPr>
+          <w:rFonts w:hint="eastAsia" w:eastAsia="黑体"/>
+        </w:rPr>
+        <w:t xml:space="preserve">是正、负两组整流桥的直流输出端，二者反并联后共同接到该相输出线；三相输出节点</w:t>
+      </w:r>
+      <w:r>
+        <w:rPr>
+          <w:rFonts w:eastAsia="黑体"/>
+        </w:rPr>
+        <w:t xml:space="preserve"> </w:t>
+      </w:r>
+      <m:oMath>
+        <m:r>
+          <m:t>U</m:t>
+        </m:r>
+        <m:r>
+          <m:rPr>
+            <m:sty m:val="p"/>
+          </m:rPr>
+          <m:t>,</m:t>
+        </m:r>
+        <m:r>
+          <m:t>V</m:t>
+        </m:r>
+        <m:r>
+          <m:rPr>
+            <m:sty m:val="p"/>
+          </m:rPr>
+          <m:t>,</m:t>
+        </m:r>
+        <m:r>
+          <m:t>W</m:t>
+        </m:r>
+      </m:oMath>
+      <w:r>
+        <w:rPr>
+          <w:rFonts w:eastAsia="黑体"/>
+        </w:rPr>
+        <w:t xml:space="preserve"> </w:t>
+      </w:r>
+      <w:r>
+        <w:rPr>
+          <w:rFonts w:hint="eastAsia" w:eastAsia="黑体"/>
+        </w:rPr>
+        <w:t xml:space="preserve">是各相反并联组公共输出端，接负载（电机）三相绕组。</w:t>
+      </w:r>
+    </w:p>
+    <w:p>
+      <w:pPr/>
+      <w:r>
+        <w:rPr>
+          <w:rFonts w:hint="eastAsia" w:eastAsia="黑体"/>
+        </w:rPr>
+        <w:t xml:space="preserve">各元件管脚连接（以</w:t>
+      </w:r>
+      <w:r>
+        <w:rPr>
+          <w:rFonts w:eastAsia="黑体"/>
+        </w:rPr>
+        <w:t xml:space="preserve"> U </w:t>
+      </w:r>
+      <w:r>
+        <w:rPr>
+          <w:rFonts w:hint="eastAsia" w:eastAsia="黑体"/>
+        </w:rPr>
+        <w:t xml:space="preserve">相为例）：正组晶闸管桥中每个晶闸管的阳极与阴极按三相桥式接法接交流输入节点</w:t>
+      </w:r>
+      <w:r>
+        <w:rPr>
+          <w:rFonts w:eastAsia="黑体"/>
+        </w:rPr>
+        <w:t xml:space="preserve"> </w:t>
+      </w:r>
+      <m:oMath>
+        <m:r>
+          <m:t>A</m:t>
+        </m:r>
+        <m:r>
+          <m:rPr>
+            <m:sty m:val="p"/>
+          </m:rPr>
+          <m:t>,</m:t>
+        </m:r>
+        <m:r>
+          <m:t>B</m:t>
+        </m:r>
+        <m:r>
+          <m:rPr>
+            <m:sty m:val="p"/>
+          </m:rPr>
+          <m:t>,</m:t>
+        </m:r>
+        <m:r>
+          <m:t>C</m:t>
+        </m:r>
+      </m:oMath>
+      <w:r>
+        <w:rPr>
+          <w:rFonts w:hint="eastAsia" w:eastAsia="黑体"/>
         </w:rPr>
         <w:t xml:space="preserve">，门极接正组触发信号，直流正、负输出端分别引出到正组输出节点</w:t>
       </w:r>
       <w:r>
+        <w:rPr>
+          <w:rFonts w:eastAsia="黑体"/>
+        </w:rPr>
         <w:t xml:space="preserve"> </w:t>
       </w:r>
       <m:oMath>
@@ -280,15 +322,21 @@
         </m:sSub>
       </m:oMath>
       <w:r>
+        <w:rPr>
+          <w:rFonts w:eastAsia="黑体"/>
+        </w:rPr>
         <w:t xml:space="preserve"> </w:t>
       </w:r>
       <w:r>
         <w:rPr>
-          <w:rFonts w:hint="eastAsia"/>
+          <w:rFonts w:hint="eastAsia" w:eastAsia="黑体"/>
         </w:rPr>
         <w:t xml:space="preserve">的正、负端；负组晶闸管桥以相反方向反并联，各晶闸管的阳极、阴极同样接入交流输入节点，门极接负组触发信号，其直流输出以相反极性并接到同一输出节点</w:t>
       </w:r>
       <w:r>
+        <w:rPr>
+          <w:rFonts w:eastAsia="黑体"/>
+        </w:rPr>
         <w:t xml:space="preserve"> </w:t>
       </w:r>
       <m:oMath>
@@ -316,11 +364,14 @@
       </m:oMath>
       <w:r>
         <w:rPr>
-          <w:rFonts w:hint="eastAsia"/>
+          <w:rFonts w:hint="eastAsia" w:eastAsia="黑体"/>
         </w:rPr>
         <w:t xml:space="preserve">，与正组共同接输出线；三相输出节点</w:t>
       </w:r>
       <w:r>
+        <w:rPr>
+          <w:rFonts w:eastAsia="黑体"/>
+        </w:rPr>
         <w:t xml:space="preserve"> </w:t>
       </w:r>
       <m:oMath>
@@ -347,29 +398,38 @@
         </m:r>
       </m:oMath>
       <w:r>
+        <w:rPr>
+          <w:rFonts w:eastAsia="黑体"/>
+        </w:rPr>
         <w:t xml:space="preserve"> </w:t>
       </w:r>
       <w:r>
         <w:rPr>
-          <w:rFonts w:hint="eastAsia"/>
+          <w:rFonts w:hint="eastAsia" w:eastAsia="黑体"/>
         </w:rPr>
         <w:t xml:space="preserve">分别接电机三相绕组，各组晶闸管门极接移相触发控制器</w:t>
       </w:r>
       <w:r>
+        <w:rPr>
+          <w:rFonts w:eastAsia="黑体"/>
+        </w:rPr>
         <w:t xml:space="preserve"> IC1 </w:t>
       </w:r>
       <w:r>
         <w:rPr>
-          <w:rFonts w:hint="eastAsia"/>
+          <w:rFonts w:hint="eastAsia" w:eastAsia="黑体"/>
         </w:rPr>
         <w:t xml:space="preserve">的输出。其余</w:t>
       </w:r>
       <w:r>
+        <w:rPr>
+          <w:rFonts w:eastAsia="黑体"/>
+        </w:rPr>
         <w:t xml:space="preserve"> V、W </w:t>
       </w:r>
       <w:r>
         <w:rPr>
-          <w:rFonts w:hint="eastAsia"/>
+          <w:rFonts w:hint="eastAsia" w:eastAsia="黑体"/>
         </w:rPr>
         <w:t xml:space="preserve">两相由相同结构的正、负反并联晶闸管组构成。</w:t>
       </w:r>
@@ -378,7 +438,7 @@
       <w:pPr/>
       <w:r>
         <w:rPr>
-          <w:rFonts w:hint="eastAsia"/>
+          <w:rFonts w:hint="eastAsia" w:eastAsia="黑体"/>
         </w:rPr>
         <w:t xml:space="preserve">由此构成”正负两组反并联晶闸管桥移相控制”的交交变频（周波变换）组态，通过交替工作的正负组对输入交流移相，直接合成低于电源频率的可调低频交流输出，无中间直流环节。</w:t>
       </w:r>
@@ -391,7 +451,7 @@
       </w:pPr>
       <w:r>
         <w:rPr>
-          <w:rFonts w:hint="eastAsia"/>
+          <w:rFonts w:hint="eastAsia" w:eastAsia="黑体"/>
         </w:rPr>
         <w:t xml:space="preserve">工作原理</w:t>
       </w:r>
@@ -402,7 +462,7 @@
       </w:pPr>
       <w:r>
         <w:rPr>
-          <w:rFonts w:hint="eastAsia"/>
+          <w:rFonts w:hint="eastAsia" w:eastAsia="黑体"/>
         </w:rPr>
         <w:t xml:space="preserve">对每一相输出，正、负两组整流器（两组反并联晶闸管桥）交替工作，每一组在其导通区间对输入交流电压进行相位控制，使输出电压按期望的低频正弦包络变化，从而直接得到低于电源频率的交流输出。</w:t>
       </w:r>
@@ -415,7 +475,7 @@
       </w:pPr>
       <w:r>
         <w:rPr>
-          <w:rFonts w:hint="eastAsia"/>
+          <w:rFonts w:hint="eastAsia" w:eastAsia="黑体"/>
         </w:rPr>
         <w:t xml:space="preserve">关键计算公式</w:t>
       </w:r>
@@ -429,16 +489,19 @@
       </w:pPr>
       <w:r>
         <w:rPr>
-          <w:rFonts w:hint="eastAsia"/>
+          <w:rFonts w:hint="eastAsia" w:eastAsia="黑体"/>
         </w:rPr>
         <w:t xml:space="preserve">输出频率上限（通常不超过电源频率的</w:t>
       </w:r>
       <w:r>
+        <w:rPr>
+          <w:rFonts w:eastAsia="黑体"/>
+        </w:rPr>
         <w:t xml:space="preserve"> </w:t>
       </w:r>
       <w:r>
         <w:rPr>
-          <w:rFonts w:hint="eastAsia"/>
+          <w:rFonts w:hint="eastAsia" w:eastAsia="黑体"/>
         </w:rPr>
         <w:t xml:space="preserve">1/3）：</w:t>
       </w:r>
@@ -507,11 +570,14 @@
       </w:pPr>
       <w:r>
         <w:rPr>
-          <w:rFonts w:hint="eastAsia"/>
+          <w:rFonts w:hint="eastAsia" w:eastAsia="黑体"/>
         </w:rPr>
         <w:t xml:space="preserve">输出电压基波幅值（移相角</w:t>
       </w:r>
       <w:r>
+        <w:rPr>
+          <w:rFonts w:eastAsia="黑体"/>
+        </w:rPr>
         <w:t xml:space="preserve"> </w:t>
       </w:r>
       <m:oMath>
@@ -520,11 +586,14 @@
         </m:r>
       </m:oMath>
       <w:r>
+        <w:rPr>
+          <w:rFonts w:eastAsia="黑体"/>
+        </w:rPr>
         <w:t xml:space="preserve"> </w:t>
       </w:r>
       <w:r>
         <w:rPr>
-          <w:rFonts w:hint="eastAsia"/>
+          <w:rFonts w:hint="eastAsia" w:eastAsia="黑体"/>
         </w:rPr>
         <w:t xml:space="preserve">余弦调制）：</w:t>
       </w:r>
@@ -599,7 +668,7 @@
       </w:pPr>
       <w:r>
         <w:rPr>
-          <w:rFonts w:hint="eastAsia"/>
+          <w:rFonts w:hint="eastAsia" w:eastAsia="黑体"/>
         </w:rPr>
         <w:t xml:space="preserve">最大输出电压（</w:t>
       </w:r>
@@ -619,7 +688,7 @@
       </m:oMath>
       <w:r>
         <w:rPr>
-          <w:rFonts w:hint="eastAsia"/>
+          <w:rFonts w:hint="eastAsia" w:eastAsia="黑体"/>
         </w:rPr>
         <w:t xml:space="preserve">）：</w:t>
       </w:r>
@@ -711,7 +780,7 @@
       </w:pPr>
       <w:r>
         <w:rPr>
-          <w:rFonts w:hint="eastAsia"/>
+          <w:rFonts w:hint="eastAsia" w:eastAsia="黑体"/>
         </w:rPr>
         <w:t xml:space="preserve">输出频率：</w:t>
       </w:r>
@@ -802,7 +871,7 @@
             </w:pPr>
             <w:r>
               <w:rPr>
-                <w:rFonts w:hint="eastAsia"/>
+                <w:rFonts w:hint="eastAsia" w:eastAsia="黑体"/>
               </w:rPr>
               <w:t xml:space="preserve">符号</w:t>
             </w:r>
@@ -816,7 +885,7 @@
             </w:pPr>
             <w:r>
               <w:rPr>
-                <w:rFonts w:hint="eastAsia"/>
+                <w:rFonts w:hint="eastAsia" w:eastAsia="黑体"/>
               </w:rPr>
               <w:t xml:space="preserve">含义</w:t>
             </w:r>
@@ -830,7 +899,7 @@
             </w:pPr>
             <w:r>
               <w:rPr>
-                <w:rFonts w:hint="eastAsia"/>
+                <w:rFonts w:hint="eastAsia" w:eastAsia="黑体"/>
               </w:rPr>
               <w:t xml:space="preserve">单位</w:t>
             </w:r>
@@ -859,6 +928,9 @@
               </m:sSub>
             </m:oMath>
             <w:r>
+              <w:rPr>
+                <w:rFonts w:eastAsia="黑体"/>
+              </w:rPr>
               <w:t xml:space="preserve">​</w:t>
             </w:r>
           </w:p>
@@ -871,7 +943,7 @@
             </w:pPr>
             <w:r>
               <w:rPr>
-                <w:rFonts w:hint="eastAsia"/>
+                <w:rFonts w:hint="eastAsia" w:eastAsia="黑体"/>
               </w:rPr>
               <w:t xml:space="preserve">电源（输入）频率</w:t>
             </w:r>
@@ -884,6 +956,9 @@
               <w:pStyle w:val="Compact"/>
             </w:pPr>
             <w:r>
+              <w:rPr>
+                <w:rFonts w:eastAsia="黑体"/>
+              </w:rPr>
               <w:t xml:space="preserve">Hz</w:t>
             </w:r>
           </w:p>
@@ -911,6 +986,9 @@
               </m:sSub>
             </m:oMath>
             <w:r>
+              <w:rPr>
+                <w:rFonts w:eastAsia="黑体"/>
+              </w:rPr>
               <w:t xml:space="preserve">​</w:t>
             </w:r>
           </w:p>
@@ -923,7 +1001,7 @@
             </w:pPr>
             <w:r>
               <w:rPr>
-                <w:rFonts w:hint="eastAsia"/>
+                <w:rFonts w:hint="eastAsia" w:eastAsia="黑体"/>
               </w:rPr>
               <w:t xml:space="preserve">输出频率</w:t>
             </w:r>
@@ -936,6 +1014,9 @@
               <w:pStyle w:val="Compact"/>
             </w:pPr>
             <w:r>
+              <w:rPr>
+                <w:rFonts w:eastAsia="黑体"/>
+              </w:rPr>
               <w:t xml:space="preserve">Hz</w:t>
             </w:r>
           </w:p>
@@ -963,6 +1044,9 @@
               </m:sSub>
             </m:oMath>
             <w:r>
+              <w:rPr>
+                <w:rFonts w:eastAsia="黑体"/>
+              </w:rPr>
               <w:t xml:space="preserve">​</w:t>
             </w:r>
           </w:p>
@@ -975,7 +1059,7 @@
             </w:pPr>
             <w:r>
               <w:rPr>
-                <w:rFonts w:hint="eastAsia"/>
+                <w:rFonts w:hint="eastAsia" w:eastAsia="黑体"/>
               </w:rPr>
               <w:t xml:space="preserve">输入线电压</w:t>
             </w:r>
@@ -988,6 +1072,9 @@
               <w:pStyle w:val="Compact"/>
             </w:pPr>
             <w:r>
+              <w:rPr>
+                <w:rFonts w:eastAsia="黑体"/>
+              </w:rPr>
               <w:t xml:space="preserve">V</w:t>
             </w:r>
           </w:p>
@@ -1015,6 +1102,9 @@
               </m:sSub>
             </m:oMath>
             <w:r>
+              <w:rPr>
+                <w:rFonts w:eastAsia="黑体"/>
+              </w:rPr>
               <w:t xml:space="preserve">​</w:t>
             </w:r>
           </w:p>
@@ -1027,7 +1117,7 @@
             </w:pPr>
             <w:r>
               <w:rPr>
-                <w:rFonts w:hint="eastAsia"/>
+                <w:rFonts w:hint="eastAsia" w:eastAsia="黑体"/>
               </w:rPr>
               <w:t xml:space="preserve">输出电压幅值</w:t>
             </w:r>
@@ -1040,6 +1130,9 @@
               <w:pStyle w:val="Compact"/>
             </w:pPr>
             <w:r>
+              <w:rPr>
+                <w:rFonts w:eastAsia="黑体"/>
+              </w:rPr>
               <w:t xml:space="preserve">V</w:t>
             </w:r>
           </w:p>
@@ -1058,6 +1151,9 @@
               </m:r>
             </m:oMath>
             <w:r>
+              <w:rPr>
+                <w:rFonts w:eastAsia="黑体"/>
+              </w:rPr>
               <w:t xml:space="preserve">​</w:t>
             </w:r>
           </w:p>
@@ -1070,7 +1166,7 @@
             </w:pPr>
             <w:r>
               <w:rPr>
-                <w:rFonts w:hint="eastAsia"/>
+                <w:rFonts w:hint="eastAsia" w:eastAsia="黑体"/>
               </w:rPr>
               <w:t xml:space="preserve">晶闸管移相控制角</w:t>
             </w:r>
@@ -1083,6 +1179,9 @@
               <w:pStyle w:val="Compact"/>
             </w:pPr>
             <w:r>
+              <w:rPr>
+                <w:rFonts w:eastAsia="黑体"/>
+              </w:rPr>
               <w:t xml:space="preserve">rad</w:t>
             </w:r>
           </w:p>
@@ -1110,6 +1209,9 @@
               </m:sSub>
             </m:oMath>
             <w:r>
+              <w:rPr>
+                <w:rFonts w:eastAsia="黑体"/>
+              </w:rPr>
               <w:t xml:space="preserve">​</w:t>
             </w:r>
           </w:p>
@@ -1122,7 +1224,7 @@
             </w:pPr>
             <w:r>
               <w:rPr>
-                <w:rFonts w:hint="eastAsia"/>
+                <w:rFonts w:hint="eastAsia" w:eastAsia="黑体"/>
               </w:rPr>
               <w:t xml:space="preserve">输出周期</w:t>
             </w:r>
@@ -1135,6 +1237,9 @@
               <w:pStyle w:val="Compact"/>
             </w:pPr>
             <w:r>
+              <w:rPr>
+                <w:rFonts w:eastAsia="黑体"/>
+              </w:rPr>
               <w:t xml:space="preserve">s</w:t>
             </w:r>
           </w:p>
@@ -1149,7 +1254,7 @@
       </w:pPr>
       <w:r>
         <w:rPr>
-          <w:rFonts w:hint="eastAsia"/>
+          <w:rFonts w:hint="eastAsia" w:eastAsia="黑体"/>
         </w:rPr>
         <w:t xml:space="preserve">元件调整影响</w:t>
       </w:r>
@@ -1164,7 +1269,7 @@
       </w:pPr>
       <w:r>
         <w:rPr>
-          <w:rFonts w:hint="eastAsia"/>
+          <w:rFonts w:hint="eastAsia" w:eastAsia="黑体"/>
           <w:b/>
           <w:bCs/>
         </w:rPr>
@@ -1172,6 +1277,7 @@
       </w:r>
       <w:r>
         <w:rPr>
+          <w:rFonts w:eastAsia="黑体"/>
           <w:b/>
           <w:bCs/>
         </w:rPr>
@@ -1184,6 +1290,7 @@
       </m:oMath>
       <w:r>
         <w:rPr>
+          <w:rFonts w:eastAsia="黑体"/>
           <w:b/>
           <w:bCs/>
         </w:rPr>
@@ -1191,21 +1298,27 @@
       </w:r>
       <w:r>
         <w:rPr>
-          <w:rFonts w:hint="eastAsia"/>
+          <w:rFonts w:hint="eastAsia" w:eastAsia="黑体"/>
           <w:b/>
           <w:bCs/>
         </w:rPr>
         <w:t xml:space="preserve">变化</w:t>
       </w:r>
       <w:r>
+        <w:rPr>
+          <w:rFonts w:eastAsia="黑体"/>
+        </w:rPr>
         <w:t xml:space="preserve"> </w:t>
       </w:r>
       <w:r>
+        <w:rPr>
+          <w:rFonts w:eastAsia="黑体"/>
+        </w:rPr>
         <w:t xml:space="preserve">→ </w:t>
       </w:r>
       <w:r>
         <w:rPr>
-          <w:rFonts w:hint="eastAsia"/>
+          <w:rFonts w:hint="eastAsia" w:eastAsia="黑体"/>
         </w:rPr>
         <w:t xml:space="preserve">直接改变输出电压幅值，实现调压。</w:t>
       </w:r>
@@ -1220,21 +1333,27 @@
       </w:pPr>
       <w:r>
         <w:rPr>
-          <w:rFonts w:hint="eastAsia"/>
+          <w:rFonts w:hint="eastAsia" w:eastAsia="黑体"/>
           <w:b/>
           <w:bCs/>
         </w:rPr>
         <w:t xml:space="preserve">换组频率（控制策略）↑</w:t>
       </w:r>
       <w:r>
+        <w:rPr>
+          <w:rFonts w:eastAsia="黑体"/>
+        </w:rPr>
         <w:t xml:space="preserve"> </w:t>
       </w:r>
       <w:r>
+        <w:rPr>
+          <w:rFonts w:eastAsia="黑体"/>
+        </w:rPr>
         <w:t xml:space="preserve">→ </w:t>
       </w:r>
       <w:r>
         <w:rPr>
-          <w:rFonts w:hint="eastAsia"/>
+          <w:rFonts w:hint="eastAsia" w:eastAsia="黑体"/>
         </w:rPr>
         <w:t xml:space="preserve">输出频率升高，但波形畸变与谐波增大。</w:t>
       </w:r>
@@ -1249,7 +1368,7 @@
       </w:pPr>
       <w:r>
         <w:rPr>
-          <w:rFonts w:hint="eastAsia"/>
+          <w:rFonts w:hint="eastAsia" w:eastAsia="黑体"/>
           <w:b/>
           <w:bCs/>
         </w:rPr>
@@ -1257,24 +1376,34 @@
       </w:r>
       <w:r>
         <w:rPr>
+          <w:rFonts w:eastAsia="黑体"/>
           <w:b/>
           <w:bCs/>
         </w:rPr>
         <w:t xml:space="preserve"> ↑</w:t>
       </w:r>
       <w:r>
+        <w:rPr>
+          <w:rFonts w:eastAsia="黑体"/>
+        </w:rPr>
         <w:t xml:space="preserve"> </w:t>
       </w:r>
       <w:r>
+        <w:rPr>
+          <w:rFonts w:eastAsia="黑体"/>
+        </w:rPr>
         <w:t xml:space="preserve">→ </w:t>
       </w:r>
       <w:r>
         <w:rPr>
-          <w:rFonts w:hint="eastAsia"/>
+          <w:rFonts w:hint="eastAsia" w:eastAsia="黑体"/>
         </w:rPr>
         <w:t xml:space="preserve">逼近电源频率时波形畸变严重，通常限制在</w:t>
       </w:r>
       <w:r>
+        <w:rPr>
+          <w:rFonts w:eastAsia="黑体"/>
+        </w:rPr>
         <w:t xml:space="preserve"> </w:t>
       </w:r>
       <m:oMath>
@@ -1301,11 +1430,14 @@
         </m:r>
       </m:oMath>
       <w:r>
+        <w:rPr>
+          <w:rFonts w:eastAsia="黑体"/>
+        </w:rPr>
         <w:t xml:space="preserve"> </w:t>
       </w:r>
       <w:r>
         <w:rPr>
-          <w:rFonts w:hint="eastAsia"/>
+          <w:rFonts w:hint="eastAsia" w:eastAsia="黑体"/>
         </w:rPr>
         <w:t xml:space="preserve">以下。</w:t>
       </w:r>
@@ -1320,7 +1452,7 @@
       </w:pPr>
       <w:r>
         <w:rPr>
-          <w:rFonts w:hint="eastAsia"/>
+          <w:rFonts w:hint="eastAsia" w:eastAsia="黑体"/>
           <w:b/>
           <w:bCs/>
         </w:rPr>
@@ -1328,20 +1460,27 @@
       </w:r>
       <w:r>
         <w:rPr>
+          <w:rFonts w:eastAsia="黑体"/>
           <w:b/>
           <w:bCs/>
         </w:rPr>
         <w:t xml:space="preserve"> ↑</w:t>
       </w:r>
       <w:r>
+        <w:rPr>
+          <w:rFonts w:eastAsia="黑体"/>
+        </w:rPr>
         <w:t xml:space="preserve"> </w:t>
       </w:r>
       <w:r>
+        <w:rPr>
+          <w:rFonts w:eastAsia="黑体"/>
+        </w:rPr>
         <w:t xml:space="preserve">→ </w:t>
       </w:r>
       <w:r>
         <w:rPr>
-          <w:rFonts w:hint="eastAsia"/>
+          <w:rFonts w:hint="eastAsia" w:eastAsia="黑体"/>
         </w:rPr>
         <w:t xml:space="preserve">输出波形更平滑、谐波减小，但晶闸管数量与成本剧增。</w:t>
       </w:r>
@@ -1354,7 +1493,7 @@
       </w:pPr>
       <w:r>
         <w:rPr>
-          <w:rFonts w:hint="eastAsia"/>
+          <w:rFonts w:hint="eastAsia" w:eastAsia="黑体"/>
         </w:rPr>
         <w:t xml:space="preserve">典型参数示例</w:t>
       </w:r>
@@ -1369,11 +1508,14 @@
       </w:pPr>
       <w:r>
         <w:rPr>
-          <w:rFonts w:hint="eastAsia"/>
+          <w:rFonts w:hint="eastAsia" w:eastAsia="黑体"/>
         </w:rPr>
         <w:t xml:space="preserve">取</w:t>
       </w:r>
       <w:r>
+        <w:rPr>
+          <w:rFonts w:eastAsia="黑体"/>
+        </w:rPr>
         <w:t xml:space="preserve"> </w:t>
       </w:r>
       <m:oMath>
@@ -1411,11 +1553,14 @@
       </m:oMath>
       <w:r>
         <w:rPr>
-          <w:rFonts w:hint="eastAsia"/>
+          <w:rFonts w:hint="eastAsia" w:eastAsia="黑体"/>
         </w:rPr>
         <w:t xml:space="preserve">：输出频率上限约</w:t>
       </w:r>
       <w:r>
+        <w:rPr>
+          <w:rFonts w:eastAsia="黑体"/>
+        </w:rPr>
         <w:t xml:space="preserve"> </w:t>
       </w:r>
       <m:oMath>
@@ -1471,7 +1616,7 @@
       </m:oMath>
       <w:r>
         <w:rPr>
-          <w:rFonts w:hint="eastAsia"/>
+          <w:rFonts w:hint="eastAsia" w:eastAsia="黑体"/>
         </w:rPr>
         <w:t xml:space="preserve">，适合低速大转矩场合。</w:t>
       </w:r>
@@ -1486,11 +1631,14 @@
       </w:pPr>
       <w:r>
         <w:rPr>
-          <w:rFonts w:hint="eastAsia"/>
+          <w:rFonts w:hint="eastAsia" w:eastAsia="黑体"/>
         </w:rPr>
         <w:t xml:space="preserve">取</w:t>
       </w:r>
       <w:r>
+        <w:rPr>
+          <w:rFonts w:eastAsia="黑体"/>
+        </w:rPr>
         <w:t xml:space="preserve"> </w:t>
       </w:r>
       <m:oMath>
@@ -1527,6 +1675,9 @@
         </m:r>
       </m:oMath>
       <w:r>
+        <w:rPr>
+          <w:rFonts w:eastAsia="黑体"/>
+        </w:rPr>
         <w:t xml:space="preserve">、</w:t>
       </w:r>
       <m:oMath>
@@ -1545,11 +1696,14 @@
       </m:oMath>
       <w:r>
         <w:rPr>
-          <w:rFonts w:hint="eastAsia"/>
+          <w:rFonts w:hint="eastAsia" w:eastAsia="黑体"/>
         </w:rPr>
         <w:t xml:space="preserve">：最大输出幅值</w:t>
       </w:r>
       <w:r>
+        <w:rPr>
+          <w:rFonts w:eastAsia="黑体"/>
+        </w:rPr>
         <w:t xml:space="preserve"> </w:t>
       </w:r>
       <m:oMath>
@@ -1636,6 +1790,9 @@
         </m:r>
       </m:oMath>
       <w:r>
+        <w:rPr>
+          <w:rFonts w:eastAsia="黑体"/>
+        </w:rPr>
         <w:t xml:space="preserve">。</w:t>
       </w:r>
     </w:p>
@@ -1647,7 +1804,7 @@
       </w:pPr>
       <w:r>
         <w:rPr>
-          <w:rFonts w:hint="eastAsia"/>
+          <w:rFonts w:hint="eastAsia" w:eastAsia="黑体"/>
         </w:rPr>
         <w:t xml:space="preserve">常见器件型号</w:t>
       </w:r>
@@ -1662,25 +1819,31 @@
       </w:pPr>
       <w:r>
         <w:rPr>
-          <w:rFonts w:hint="eastAsia"/>
+          <w:rFonts w:hint="eastAsia" w:eastAsia="黑体"/>
         </w:rPr>
         <w:t xml:space="preserve">晶闸管：KP</w:t>
       </w:r>
       <w:r>
+        <w:rPr>
+          <w:rFonts w:eastAsia="黑体"/>
+        </w:rPr>
         <w:t xml:space="preserve"> </w:t>
       </w:r>
       <w:r>
         <w:rPr>
-          <w:rFonts w:hint="eastAsia"/>
+          <w:rFonts w:hint="eastAsia" w:eastAsia="黑体"/>
         </w:rPr>
         <w:t xml:space="preserve">系列（大功率平板型）、MTC</w:t>
       </w:r>
       <w:r>
+        <w:rPr>
+          <w:rFonts w:eastAsia="黑体"/>
+        </w:rPr>
         <w:t xml:space="preserve"> </w:t>
       </w:r>
       <w:r>
         <w:rPr>
-          <w:rFonts w:hint="eastAsia"/>
+          <w:rFonts w:hint="eastAsia" w:eastAsia="黑体"/>
         </w:rPr>
         <w:t xml:space="preserve">系列模块。</w:t>
       </w:r>
@@ -1695,25 +1858,31 @@
       </w:pPr>
       <w:r>
         <w:rPr>
-          <w:rFonts w:hint="eastAsia"/>
+          <w:rFonts w:hint="eastAsia" w:eastAsia="黑体"/>
         </w:rPr>
         <w:t xml:space="preserve">触发控制：TC787</w:t>
       </w:r>
       <w:r>
+        <w:rPr>
+          <w:rFonts w:eastAsia="黑体"/>
+        </w:rPr>
         <w:t xml:space="preserve"> </w:t>
       </w:r>
       <w:r>
         <w:rPr>
-          <w:rFonts w:hint="eastAsia"/>
+          <w:rFonts w:hint="eastAsia" w:eastAsia="黑体"/>
         </w:rPr>
         <w:t xml:space="preserve">移相触发集成电路、DSP/FPGA</w:t>
       </w:r>
       <w:r>
+        <w:rPr>
+          <w:rFonts w:eastAsia="黑体"/>
+        </w:rPr>
         <w:t xml:space="preserve"> </w:t>
       </w:r>
       <w:r>
         <w:rPr>
-          <w:rFonts w:hint="eastAsia"/>
+          <w:rFonts w:hint="eastAsia" w:eastAsia="黑体"/>
         </w:rPr>
         <w:t xml:space="preserve">数字移相。</w:t>
       </w:r>
@@ -1728,16 +1897,19 @@
       </w:pPr>
       <w:r>
         <w:rPr>
-          <w:rFonts w:hint="eastAsia"/>
+          <w:rFonts w:hint="eastAsia" w:eastAsia="黑体"/>
         </w:rPr>
         <w:t xml:space="preserve">大功率平板晶闸管：5STP</w:t>
       </w:r>
       <w:r>
+        <w:rPr>
+          <w:rFonts w:eastAsia="黑体"/>
+        </w:rPr>
         <w:t xml:space="preserve"> </w:t>
       </w:r>
       <w:r>
         <w:rPr>
-          <w:rFonts w:hint="eastAsia"/>
+          <w:rFonts w:hint="eastAsia" w:eastAsia="黑体"/>
         </w:rPr>
         <w:t xml:space="preserve">系列（ABB）。</w:t>
       </w:r>
@@ -1750,7 +1922,7 @@
       </w:pPr>
       <w:r>
         <w:rPr>
-          <w:rFonts w:hint="eastAsia"/>
+          <w:rFonts w:hint="eastAsia" w:eastAsia="黑体"/>
         </w:rPr>
         <w:t xml:space="preserve">注意事项</w:t>
       </w:r>
@@ -1765,7 +1937,7 @@
       </w:pPr>
       <w:r>
         <w:rPr>
-          <w:rFonts w:hint="eastAsia"/>
+          <w:rFonts w:hint="eastAsia" w:eastAsia="黑体"/>
         </w:rPr>
         <w:t xml:space="preserve">输出频率受电源频率限制，一般只能做「降频」变换，不能升频。</w:t>
       </w:r>
@@ -1780,7 +1952,7 @@
       </w:pPr>
       <w:r>
         <w:rPr>
-          <w:rFonts w:hint="eastAsia"/>
+          <w:rFonts w:hint="eastAsia" w:eastAsia="黑体"/>
         </w:rPr>
         <w:t xml:space="preserve">波形含丰富谐波，对电网有较大谐波污染，需加滤波或无功补偿。</w:t>
       </w:r>
@@ -1795,7 +1967,7 @@
       </w:pPr>
       <w:r>
         <w:rPr>
-          <w:rFonts w:hint="eastAsia"/>
+          <w:rFonts w:hint="eastAsia" w:eastAsia="黑体"/>
         </w:rPr>
         <w:t xml:space="preserve">需要正负组可靠换相，防止两组同时导通引起电源短路（环流）。</w:t>
       </w:r>
@@ -1810,7 +1982,7 @@
       </w:pPr>
       <w:r>
         <w:rPr>
-          <w:rFonts w:hint="eastAsia"/>
+          <w:rFonts w:hint="eastAsia" w:eastAsia="黑体"/>
         </w:rPr>
         <w:t xml:space="preserve">功率因数随移相角增大而降低。</w:t>
       </w:r>
@@ -1823,7 +1995,7 @@
       </w:pPr>
       <w:r>
         <w:rPr>
-          <w:rFonts w:hint="eastAsia"/>
+          <w:rFonts w:hint="eastAsia" w:eastAsia="黑体"/>
         </w:rPr>
         <w:t xml:space="preserve">参考资料</w:t>
       </w:r>
@@ -1838,7 +2010,7 @@
       </w:pPr>
       <w:r>
         <w:rPr>
-          <w:rFonts w:hint="eastAsia"/>
+          <w:rFonts w:hint="eastAsia" w:eastAsia="黑体"/>
         </w:rPr>
         <w:t xml:space="preserve">《电力电子技术》（王兆安、刘进军）。</w:t>
       </w:r>
@@ -1852,6 +2024,9 @@
         </w:numPr>
       </w:pPr>
       <w:r>
+        <w:rPr>
+          <w:rFonts w:eastAsia="黑体"/>
+        </w:rPr>
         <w:t xml:space="preserve">Wikipedia: Cycloconverter。</w:t>
       </w:r>
     </w:p>
@@ -1865,7 +2040,7 @@
       </w:pPr>
       <w:r>
         <w:rPr>
-          <w:rFonts w:hint="eastAsia"/>
+          <w:rFonts w:hint="eastAsia" w:eastAsia="黑体"/>
         </w:rPr>
         <w:t xml:space="preserve">《现代电力电子技术》。</w:t>
       </w:r>
@@ -1879,11 +2054,11 @@
       </w:pPr>
       <w:r>
         <w:rPr>
-          <w:rFonts w:ascii="Times New Roman" w:hAnsi="Times New Roman"/>
+          <w:rFonts w:ascii="Times New Roman" w:hAnsi="Times New Roman" w:eastAsia="黑体"/>
           <w:color w:val="555555"/>
           <w:sz w:val="21"/>
         </w:rPr>
-        <w:t>材料收集者：杜文杰</w:t>
+        <w:t>材料收集者：杜文杰，WX手机：19519196569，QQ:3478827729</w:t>
       </w:r>
     </w:p>
     <w:sectPr>
@@ -1903,7 +2078,7 @@
 </file>
 
 <file path=word/footer1.xml><?xml version="1.0" encoding="utf-8"?>
-<w:ftr xmlns:m="http://schemas.openxmlformats.org/officeDocument/2006/math" xmlns:mc="http://schemas.openxmlformats.org/markup-compatibility/2006" xmlns:mo="http://schemas.microsoft.com/office/mac/office/2008/main" xmlns:mv="urn:schemas-microsoft-com:mac:vml" xmlns:o="urn:schemas-microsoft-com:office:office" xmlns:r="http://schemas.openxmlformats.org/officeDocument/2006/relationships" xmlns:v="urn:schemas-microsoft-com:vml" xmlns:w10="urn:schemas-microsoft-com:office:word" xmlns:w14="http://schemas.microsoft.com/office/word/2010/wordml" xmlns:w="http://schemas.openxmlformats.org/wordprocessingml/2006/main" xmlns:wne="http://schemas.microsoft.com/office/word/2006/wordml" xmlns:wp14="http://schemas.microsoft.com/office/word/2010/wordprocessingDrawing" xmlns:wp="http://schemas.openxmlformats.org/drawingml/2006/wordprocessingDrawing" xmlns:wpc="http://schemas.microsoft.com/office/word/2010/wordprocessingCanvas" xmlns:wpg="http://schemas.microsoft.com/office/word/2010/wordprocessingGroup" xmlns:wpi="http://schemas.microsoft.com/office/word/2010/wordprocessingInk" xmlns:wps="http://schemas.microsoft.com/office/word/2010/wordprocessingShape" mc:Ignorable="w14 wp14">
+<w:ftr xmlns:mc="http://schemas.openxmlformats.org/markup-compatibility/2006" xmlns:w="http://schemas.openxmlformats.org/wordprocessingml/2006/main" xmlns:m="http://schemas.openxmlformats.org/officeDocument/2006/math" xmlns:mo="http://schemas.microsoft.com/office/mac/office/2008/main" xmlns:mv="urn:schemas-microsoft-com:mac:vml" xmlns:o="urn:schemas-microsoft-com:office:office" xmlns:r="http://schemas.openxmlformats.org/officeDocument/2006/relationships" xmlns:v="urn:schemas-microsoft-com:vml" xmlns:w10="urn:schemas-microsoft-com:office:word" xmlns:w14="http://schemas.microsoft.com/office/word/2010/wordml" xmlns:wne="http://schemas.microsoft.com/office/word/2006/wordml" xmlns:wp14="http://schemas.microsoft.com/office/word/2010/wordprocessingDrawing" xmlns:wp="http://schemas.openxmlformats.org/drawingml/2006/wordprocessingDrawing" xmlns:wpc="http://schemas.microsoft.com/office/word/2010/wordprocessingCanvas" xmlns:wpg="http://schemas.microsoft.com/office/word/2010/wordprocessingGroup" xmlns:wpi="http://schemas.microsoft.com/office/word/2010/wordprocessingInk" xmlns:wps="http://schemas.microsoft.com/office/word/2010/wordprocessingShape" mc:Ignorable="w14 wp14">
   <w:p>
     <w:pPr>
       <w:pStyle w:val="Footer"/>
@@ -1911,12 +2086,14 @@
     </w:pPr>
     <w:r>
       <w:rPr>
+        <w:rFonts w:eastAsia="黑体"/>
         <w:sz w:val="18"/>
       </w:rPr>
       <w:t xml:space="preserve">第 </w:t>
     </w:r>
     <w:r>
       <w:rPr>
+        <w:rFonts w:eastAsia="黑体"/>
         <w:sz w:val="18"/>
       </w:rPr>
       <w:fldChar w:fldCharType="begin"/>
@@ -1925,6 +2102,7 @@
     </w:r>
     <w:r>
       <w:rPr>
+        <w:rFonts w:eastAsia="黑体"/>
         <w:sz w:val="18"/>
       </w:rPr>
       <w:t xml:space="preserve"> 页</w:t>
@@ -1938,6 +2116,9 @@
   <w:footnote w:type="continuationSeparator" w:id="0">
     <w:p>
       <w:r>
+        <w:rPr>
+          <w:rFonts w:eastAsia="黑体"/>
+        </w:rPr>
         <w:continuationSeparator/>
       </w:r>
     </w:p>
@@ -1945,6 +2126,9 @@
   <w:footnote w:type="separator" w:id="-1">
     <w:p>
       <w:r>
+        <w:rPr>
+          <w:rFonts w:eastAsia="黑体"/>
+        </w:rPr>
         <w:separator/>
       </w:r>
     </w:p>
@@ -1953,7 +2137,7 @@
 </file>
 
 <file path=word/header1.xml><?xml version="1.0" encoding="utf-8"?>
-<w:hdr xmlns:m="http://schemas.openxmlformats.org/officeDocument/2006/math" xmlns:mc="http://schemas.openxmlformats.org/markup-compatibility/2006" xmlns:mo="http://schemas.microsoft.com/office/mac/office/2008/main" xmlns:mv="urn:schemas-microsoft-com:mac:vml" xmlns:o="urn:schemas-microsoft-com:office:office" xmlns:r="http://schemas.openxmlformats.org/officeDocument/2006/relationships" xmlns:v="urn:schemas-microsoft-com:vml" xmlns:w10="urn:schemas-microsoft-com:office:word" xmlns:w14="http://schemas.microsoft.com/office/word/2010/wordml" xmlns:w="http://schemas.openxmlformats.org/wordprocessingml/2006/main" xmlns:wne="http://schemas.microsoft.com/office/word/2006/wordml" xmlns:wp14="http://schemas.microsoft.com/office/word/2010/wordprocessingDrawing" xmlns:wp="http://schemas.openxmlformats.org/drawingml/2006/wordprocessingDrawing" xmlns:wpc="http://schemas.microsoft.com/office/word/2010/wordprocessingCanvas" xmlns:wpg="http://schemas.microsoft.com/office/word/2010/wordprocessingGroup" xmlns:wpi="http://schemas.microsoft.com/office/word/2010/wordprocessingInk" xmlns:wps="http://schemas.microsoft.com/office/word/2010/wordprocessingShape" mc:Ignorable="w14 wp14">
+<w:hdr xmlns:mc="http://schemas.openxmlformats.org/markup-compatibility/2006" xmlns:w="http://schemas.openxmlformats.org/wordprocessingml/2006/main" xmlns:m="http://schemas.openxmlformats.org/officeDocument/2006/math" xmlns:mo="http://schemas.microsoft.com/office/mac/office/2008/main" xmlns:mv="urn:schemas-microsoft-com:mac:vml" xmlns:o="urn:schemas-microsoft-com:office:office" xmlns:r="http://schemas.openxmlformats.org/officeDocument/2006/relationships" xmlns:v="urn:schemas-microsoft-com:vml" xmlns:w10="urn:schemas-microsoft-com:office:word" xmlns:w14="http://schemas.microsoft.com/office/word/2010/wordml" xmlns:wne="http://schemas.microsoft.com/office/word/2006/wordml" xmlns:wp14="http://schemas.microsoft.com/office/word/2010/wordprocessingDrawing" xmlns:wp="http://schemas.openxmlformats.org/drawingml/2006/wordprocessingDrawing" xmlns:wpc="http://schemas.microsoft.com/office/word/2010/wordprocessingCanvas" xmlns:wpg="http://schemas.microsoft.com/office/word/2010/wordprocessingGroup" xmlns:wpi="http://schemas.microsoft.com/office/word/2010/wordprocessingInk" xmlns:wps="http://schemas.microsoft.com/office/word/2010/wordprocessingShape" mc:Ignorable="w14 wp14">
   <w:p>
     <w:pPr>
       <w:pStyle w:val="Header"/>
@@ -1961,7 +2145,7 @@
     </w:pPr>
     <w:r>
       <w:rPr>
-        <w:rFonts w:ascii="Times New Roman" w:hAnsi="Times New Roman"/>
+        <w:rFonts w:ascii="Times New Roman" w:hAnsi="Times New Roman" w:eastAsia="黑体"/>
         <w:sz w:val="18"/>
         <w:rFonts w:eastAsia="黑体"/>
         <w:rFonts w:eastAsia="黑体"/>
@@ -1973,7 +2157,7 @@
 </file>
 
 <file path=word/numbering.xml><?xml version="1.0" encoding="utf-8"?>
-<w:numbering xmlns:m="http://schemas.openxmlformats.org/officeDocument/2006/math" xmlns:mc="http://schemas.openxmlformats.org/markup-compatibility/2006" xmlns:mo="http://schemas.microsoft.com/office/mac/office/2008/main" xmlns:mv="urn:schemas-microsoft-com:mac:vml" xmlns:o="urn:schemas-microsoft-com:office:office" xmlns:r="http://schemas.openxmlformats.org/officeDocument/2006/relationships" xmlns:v="urn:schemas-microsoft-com:vml" xmlns:w="http://schemas.openxmlformats.org/wordprocessingml/2006/main" xmlns:w10="urn:schemas-microsoft-com:office:word" xmlns:w14="http://schemas.microsoft.com/office/word/2010/wordml" xmlns:wne="http://schemas.microsoft.com/office/word/2006/wordml" xmlns:wp="http://schemas.openxmlformats.org/drawingml/2006/wordprocessingDrawing" xmlns:wp14="http://schemas.microsoft.com/office/word/2010/wordprocessingDrawing" xmlns:wpc="http://schemas.microsoft.com/office/word/2010/wordprocessingCanvas" xmlns:wpg="http://schemas.microsoft.com/office/word/2010/wordprocessingGroup" xmlns:wpi="http://schemas.microsoft.com/office/word/2010/wordprocessingInk" xmlns:wps="http://schemas.microsoft.com/office/word/2010/wordprocessingShape" mc:Ignorable="w14 wp14">
+<w:numbering xmlns:mc="http://schemas.openxmlformats.org/markup-compatibility/2006" xmlns:w="http://schemas.openxmlformats.org/wordprocessingml/2006/main" xmlns:m="http://schemas.openxmlformats.org/officeDocument/2006/math" xmlns:mo="http://schemas.microsoft.com/office/mac/office/2008/main" xmlns:mv="urn:schemas-microsoft-com:mac:vml" xmlns:o="urn:schemas-microsoft-com:office:office" xmlns:r="http://schemas.openxmlformats.org/officeDocument/2006/relationships" xmlns:v="urn:schemas-microsoft-com:vml" xmlns:w10="urn:schemas-microsoft-com:office:word" xmlns:w14="http://schemas.microsoft.com/office/word/2010/wordml" xmlns:wne="http://schemas.microsoft.com/office/word/2006/wordml" xmlns:wp="http://schemas.openxmlformats.org/drawingml/2006/wordprocessingDrawing" xmlns:wp14="http://schemas.microsoft.com/office/word/2010/wordprocessingDrawing" xmlns:wpc="http://schemas.microsoft.com/office/word/2010/wordprocessingCanvas" xmlns:wpg="http://schemas.microsoft.com/office/word/2010/wordprocessingGroup" xmlns:wpi="http://schemas.microsoft.com/office/word/2010/wordprocessingInk" xmlns:wps="http://schemas.microsoft.com/office/word/2010/wordprocessingShape" mc:Ignorable="w14 wp14">
   <w:abstractNum w:abstractNumId="0">
     <w:nsid w:val="FFFFFF7C"/>
     <w:multiLevelType w:val="singleLevel"/>
@@ -2060,7 +2244,7 @@
         <w:ind w:hanging="360" w:left="1440"/>
       </w:pPr>
       <w:rPr>
-        <w:rFonts w:ascii="Symbol" w:hAnsi="Symbol" w:hint="default"/>
+        <w:rFonts w:ascii="Symbol" w:hAnsi="Symbol" w:hint="default" w:eastAsia="黑体"/>
       </w:rPr>
     </w:lvl>
   </w:abstractNum>
@@ -2081,7 +2265,7 @@
         <w:ind w:hanging="360" w:left="1080"/>
       </w:pPr>
       <w:rPr>
-        <w:rFonts w:ascii="Symbol" w:hAnsi="Symbol" w:hint="default"/>
+        <w:rFonts w:ascii="Symbol" w:hAnsi="Symbol" w:hint="default" w:eastAsia="黑体"/>
       </w:rPr>
     </w:lvl>
   </w:abstractNum>
@@ -2102,7 +2286,7 @@
         <w:ind w:hanging="360" w:left="720"/>
       </w:pPr>
       <w:rPr>
-        <w:rFonts w:ascii="Symbol" w:hAnsi="Symbol" w:hint="default"/>
+        <w:rFonts w:ascii="Symbol" w:hAnsi="Symbol" w:hint="default" w:eastAsia="黑体"/>
       </w:rPr>
     </w:lvl>
   </w:abstractNum>
@@ -2141,7 +2325,7 @@
         <w:ind w:hanging="360" w:left="360"/>
       </w:pPr>
       <w:rPr>
-        <w:rFonts w:ascii="Symbol" w:hAnsi="Symbol" w:hint="default"/>
+        <w:rFonts w:ascii="Symbol" w:hAnsi="Symbol" w:hint="default" w:eastAsia="黑体"/>
       </w:rPr>
     </w:lvl>
   </w:abstractNum>
@@ -2232,7 +2416,7 @@
         <w:ind w:left="720" w:hanging="360"/>
       </w:pPr>
       <w:rPr>
-        <w:rFonts w:ascii="Symbol" w:hAnsi="Symbol" w:cs="Symbol" w:hint="default"/>
+        <w:rFonts w:ascii="Symbol" w:hAnsi="Symbol" w:cs="Symbol" w:hint="default" w:eastAsia="黑体"/>
       </w:rPr>
     </w:lvl>
     <w:lvl w:ilvl="1">
@@ -2243,7 +2427,7 @@
         <w:ind w:left="1440" w:hanging="360"/>
       </w:pPr>
       <w:rPr>
-        <w:rFonts w:ascii="Courier New" w:hAnsi="Courier New" w:cs="Courier New" w:hint="default"/>
+        <w:rFonts w:ascii="Courier New" w:hAnsi="Courier New" w:cs="Courier New" w:hint="default" w:eastAsia="黑体"/>
       </w:rPr>
     </w:lvl>
     <w:lvl w:ilvl="2">
@@ -2254,7 +2438,7 @@
         <w:ind w:left="2160" w:hanging="360"/>
       </w:pPr>
       <w:rPr>
-        <w:rFonts w:ascii="Wingdings" w:hAnsi="Wingdings" w:cs="Wingdings" w:hint="default"/>
+        <w:rFonts w:ascii="Wingdings" w:hAnsi="Wingdings" w:cs="Wingdings" w:hint="default" w:eastAsia="黑体"/>
       </w:rPr>
     </w:lvl>
     <w:lvl w:ilvl="3">
@@ -2265,7 +2449,7 @@
         <w:ind w:left="2880" w:hanging="360"/>
       </w:pPr>
       <w:rPr>
-        <w:rFonts w:ascii="Symbol" w:hAnsi="Symbol" w:cs="Symbol" w:hint="default"/>
+        <w:rFonts w:ascii="Symbol" w:hAnsi="Symbol" w:cs="Symbol" w:hint="default" w:eastAsia="黑体"/>
       </w:rPr>
     </w:lvl>
     <w:lvl w:ilvl="4">
@@ -2276,7 +2460,7 @@
         <w:ind w:left="3600" w:hanging="360"/>
       </w:pPr>
       <w:rPr>
-        <w:rFonts w:ascii="Courier New" w:hAnsi="Courier New" w:cs="Courier New" w:hint="default"/>
+        <w:rFonts w:ascii="Courier New" w:hAnsi="Courier New" w:cs="Courier New" w:hint="default" w:eastAsia="黑体"/>
       </w:rPr>
     </w:lvl>
     <w:lvl w:ilvl="5">
@@ -2287,7 +2471,7 @@
         <w:ind w:left="4320" w:hanging="360"/>
       </w:pPr>
       <w:rPr>
-        <w:rFonts w:ascii="Wingdings" w:hAnsi="Wingdings" w:cs="Wingdings" w:hint="default"/>
+        <w:rFonts w:ascii="Wingdings" w:hAnsi="Wingdings" w:cs="Wingdings" w:hint="default" w:eastAsia="黑体"/>
       </w:rPr>
     </w:lvl>
     <w:lvl w:ilvl="6">
@@ -2298,7 +2482,7 @@
         <w:ind w:left="5040" w:hanging="360"/>
       </w:pPr>
       <w:rPr>
-        <w:rFonts w:ascii="Symbol" w:hAnsi="Symbol" w:cs="Symbol" w:hint="default"/>
+        <w:rFonts w:ascii="Symbol" w:hAnsi="Symbol" w:cs="Symbol" w:hint="default" w:eastAsia="黑体"/>
       </w:rPr>
     </w:lvl>
     <w:lvl w:ilvl="7">
@@ -2309,7 +2493,7 @@
         <w:ind w:left="5760" w:hanging="360"/>
       </w:pPr>
       <w:rPr>
-        <w:rFonts w:ascii="Courier New" w:hAnsi="Courier New" w:cs="Courier New" w:hint="default"/>
+        <w:rFonts w:ascii="Courier New" w:hAnsi="Courier New" w:cs="Courier New" w:hint="default" w:eastAsia="黑体"/>
       </w:rPr>
     </w:lvl>
     <w:lvl w:ilvl="8">
@@ -2320,7 +2504,7 @@
         <w:ind w:left="6480" w:hanging="360"/>
       </w:pPr>
       <w:rPr>
-        <w:rFonts w:ascii="Wingdings" w:hAnsi="Wingdings" w:cs="Wingdings" w:hint="default"/>
+        <w:rFonts w:ascii="Wingdings" w:hAnsi="Wingdings" w:cs="Wingdings" w:hint="default" w:eastAsia="黑体"/>
       </w:rPr>
     </w:lvl>
   </w:abstractNum>
@@ -2376,11 +2560,11 @@
 </file>
 
 <file path=word/styles.xml><?xml version="1.0" encoding="utf-8"?>
-<w:styles xmlns:mc="http://schemas.openxmlformats.org/markup-compatibility/2006" xmlns:r="http://schemas.openxmlformats.org/officeDocument/2006/relationships" xmlns:w="http://schemas.openxmlformats.org/wordprocessingml/2006/main" xmlns:w14="http://schemas.microsoft.com/office/word/2010/wordml" mc:Ignorable="w14">
+<w:styles xmlns:mc="http://schemas.openxmlformats.org/markup-compatibility/2006" xmlns:w="http://schemas.openxmlformats.org/wordprocessingml/2006/main" xmlns:r="http://schemas.openxmlformats.org/officeDocument/2006/relationships" xmlns:w14="http://schemas.microsoft.com/office/word/2010/wordml" mc:Ignorable="w14">
   <w:docDefaults>
     <w:rPrDefault>
       <w:rPr>
-        <w:rFonts w:asciiTheme="minorHAnsi" w:cstheme="minorBidi" w:eastAsiaTheme="minorEastAsia" w:hAnsiTheme="minorHAnsi"/>
+        <w:rFonts w:asciiTheme="minorHAnsi" w:cstheme="minorBidi" w:hAnsiTheme="minorHAnsi" w:eastAsia="黑体"/>
         <w:sz w:val="22"/>
         <w:szCs w:val="22"/>
         <w:lang w:bidi="ar-SA" w:eastAsia="en-US" w:val="en-US"/>
@@ -2602,7 +2786,7 @@
       <w:outlineLvl w:val="0"/>
     </w:pPr>
     <w:rPr>
-      <w:rFonts w:ascii="Times New Roman" w:asciiTheme="majorHAnsi" w:cstheme="majorBidi" w:eastAsia="黑体" w:eastAsiaTheme="majorEastAsia" w:hAnsi="Times New Roman" w:hAnsiTheme="majorHAnsi"/>
+      <w:rFonts w:ascii="Times New Roman" w:asciiTheme="majorHAnsi" w:cstheme="majorBidi" w:eastAsia="黑体" w:hAnsi="Times New Roman" w:hAnsiTheme="majorHAnsi"/>
       <w:b/>
       <w:bCs/>
       <w:color w:val="1F3864"/>
@@ -2626,7 +2810,7 @@
       <w:outlineLvl w:val="1"/>
     </w:pPr>
     <w:rPr>
-      <w:rFonts w:ascii="Times New Roman" w:asciiTheme="majorHAnsi" w:cstheme="majorBidi" w:eastAsia="黑体" w:eastAsiaTheme="majorEastAsia" w:hAnsi="Times New Roman" w:hAnsiTheme="majorHAnsi"/>
+      <w:rFonts w:ascii="Times New Roman" w:asciiTheme="majorHAnsi" w:cstheme="majorBidi" w:eastAsia="黑体" w:hAnsi="Times New Roman" w:hAnsiTheme="majorHAnsi"/>
       <w:b/>
       <w:bCs/>
       <w:color w:val="2E4E7E"/>
@@ -2650,7 +2834,7 @@
       <w:outlineLvl w:val="2"/>
     </w:pPr>
     <w:rPr>
-      <w:rFonts w:ascii="Times New Roman" w:asciiTheme="majorHAnsi" w:cstheme="majorBidi" w:eastAsia="黑体" w:eastAsiaTheme="majorEastAsia" w:hAnsi="Times New Roman" w:hAnsiTheme="majorHAnsi"/>
+      <w:rFonts w:ascii="Times New Roman" w:asciiTheme="majorHAnsi" w:cstheme="majorBidi" w:eastAsia="黑体" w:hAnsi="Times New Roman" w:hAnsiTheme="majorHAnsi"/>
       <w:b/>
       <w:bCs/>
       <w:color w:val="2E4E7E"/>
@@ -2674,7 +2858,7 @@
       <w:outlineLvl w:val="3"/>
     </w:pPr>
     <w:rPr>
-      <w:rFonts w:ascii="Times New Roman" w:asciiTheme="majorHAnsi" w:cstheme="majorBidi" w:eastAsia="黑体" w:eastAsiaTheme="majorEastAsia" w:hAnsi="Times New Roman" w:hAnsiTheme="majorHAnsi"/>
+      <w:rFonts w:ascii="Times New Roman" w:asciiTheme="majorHAnsi" w:cstheme="majorBidi" w:eastAsia="黑体" w:hAnsi="Times New Roman" w:hAnsiTheme="majorHAnsi"/>
       <w:b/>
       <w:bCs/>
       <w:i/>
@@ -2700,7 +2884,7 @@
       <w:outlineLvl w:val="4"/>
     </w:pPr>
     <w:rPr>
-      <w:rFonts w:ascii="Times New Roman" w:asciiTheme="majorHAnsi" w:cstheme="majorBidi" w:eastAsia="黑体" w:eastAsiaTheme="majorEastAsia" w:hAnsi="Times New Roman" w:hAnsiTheme="majorHAnsi"/>
+      <w:rFonts w:ascii="Times New Roman" w:asciiTheme="majorHAnsi" w:cstheme="majorBidi" w:eastAsia="黑体" w:hAnsi="Times New Roman" w:hAnsiTheme="majorHAnsi"/>
       <w:b/>
       <w:color w:val="333333"/>
       <w:sz w:val="22"/>
@@ -2723,7 +2907,7 @@
       <w:outlineLvl w:val="5"/>
     </w:pPr>
     <w:rPr>
-      <w:rFonts w:asciiTheme="majorHAnsi" w:cstheme="majorBidi" w:eastAsiaTheme="majorEastAsia" w:hAnsiTheme="majorHAnsi"/>
+      <w:rFonts w:asciiTheme="majorHAnsi" w:cstheme="majorBidi" w:hAnsiTheme="majorHAnsi" w:eastAsia="黑体"/>
       <w:i/>
       <w:iCs/>
       <w:color w:themeColor="accent1" w:themeShade="7F" w:val="243F60"/>
@@ -2746,7 +2930,7 @@
       <w:outlineLvl w:val="6"/>
     </w:pPr>
     <w:rPr>
-      <w:rFonts w:asciiTheme="majorHAnsi" w:cstheme="majorBidi" w:eastAsiaTheme="majorEastAsia" w:hAnsiTheme="majorHAnsi"/>
+      <w:rFonts w:asciiTheme="majorHAnsi" w:cstheme="majorBidi" w:hAnsiTheme="majorHAnsi" w:eastAsia="黑体"/>
       <w:i/>
       <w:iCs/>
       <w:color w:themeColor="text1" w:themeTint="BF" w:val="404040"/>
@@ -2769,7 +2953,7 @@
       <w:outlineLvl w:val="7"/>
     </w:pPr>
     <w:rPr>
-      <w:rFonts w:asciiTheme="majorHAnsi" w:cstheme="majorBidi" w:eastAsiaTheme="majorEastAsia" w:hAnsiTheme="majorHAnsi"/>
+      <w:rFonts w:asciiTheme="majorHAnsi" w:cstheme="majorBidi" w:hAnsiTheme="majorHAnsi" w:eastAsia="黑体"/>
       <w:color w:themeColor="accent1" w:val="4F81BD"/>
       <w:sz w:val="20"/>
       <w:szCs w:val="20"/>
@@ -2792,7 +2976,7 @@
       <w:outlineLvl w:val="8"/>
     </w:pPr>
     <w:rPr>
-      <w:rFonts w:asciiTheme="majorHAnsi" w:cstheme="majorBidi" w:eastAsiaTheme="majorEastAsia" w:hAnsiTheme="majorHAnsi"/>
+      <w:rFonts w:asciiTheme="majorHAnsi" w:cstheme="majorBidi" w:hAnsiTheme="majorHAnsi" w:eastAsia="黑体"/>
       <w:i/>
       <w:iCs/>
       <w:color w:themeColor="text1" w:themeTint="BF" w:val="404040"/>
@@ -2843,7 +3027,7 @@
     <w:uiPriority w:val="9"/>
     <w:rsid w:val="00FC693F"/>
     <w:rPr>
-      <w:rFonts w:asciiTheme="majorHAnsi" w:cstheme="majorBidi" w:eastAsiaTheme="majorEastAsia" w:hAnsiTheme="majorHAnsi"/>
+      <w:rFonts w:asciiTheme="majorHAnsi" w:cstheme="majorBidi" w:hAnsiTheme="majorHAnsi" w:eastAsia="黑体"/>
       <w:b/>
       <w:bCs/>
       <w:color w:themeColor="accent1" w:themeShade="BF" w:val="365F91"/>
@@ -2858,7 +3042,7 @@
     <w:uiPriority w:val="9"/>
     <w:rsid w:val="00FC693F"/>
     <w:rPr>
-      <w:rFonts w:asciiTheme="majorHAnsi" w:cstheme="majorBidi" w:eastAsiaTheme="majorEastAsia" w:hAnsiTheme="majorHAnsi"/>
+      <w:rFonts w:asciiTheme="majorHAnsi" w:cstheme="majorBidi" w:hAnsiTheme="majorHAnsi" w:eastAsia="黑体"/>
       <w:b/>
       <w:bCs/>
       <w:color w:themeColor="accent1" w:val="4F81BD"/>
@@ -2873,7 +3057,7 @@
     <w:uiPriority w:val="9"/>
     <w:rsid w:val="00FC693F"/>
     <w:rPr>
-      <w:rFonts w:asciiTheme="majorHAnsi" w:cstheme="majorBidi" w:eastAsiaTheme="majorEastAsia" w:hAnsiTheme="majorHAnsi"/>
+      <w:rFonts w:asciiTheme="majorHAnsi" w:cstheme="majorBidi" w:hAnsiTheme="majorHAnsi" w:eastAsia="黑体"/>
       <w:b/>
       <w:bCs/>
       <w:color w:themeColor="accent1" w:val="4F81BD"/>
@@ -2896,7 +3080,7 @@
       <w:contextualSpacing/>
     </w:pPr>
     <w:rPr>
-      <w:rFonts w:ascii="Times New Roman" w:asciiTheme="majorHAnsi" w:cstheme="majorBidi" w:eastAsia="黑体" w:eastAsiaTheme="majorEastAsia" w:hAnsi="Times New Roman" w:hAnsiTheme="majorHAnsi"/>
+      <w:rFonts w:ascii="Times New Roman" w:asciiTheme="majorHAnsi" w:cstheme="majorBidi" w:eastAsia="黑体" w:hAnsi="Times New Roman" w:hAnsiTheme="majorHAnsi"/>
       <w:b/>
       <w:color w:val="1F3864"/>
       <w:spacing w:val="5"/>
@@ -2912,7 +3096,7 @@
     <w:uiPriority w:val="10"/>
     <w:rsid w:val="00FC693F"/>
     <w:rPr>
-      <w:rFonts w:asciiTheme="majorHAnsi" w:cstheme="majorBidi" w:eastAsiaTheme="majorEastAsia" w:hAnsiTheme="majorHAnsi"/>
+      <w:rFonts w:asciiTheme="majorHAnsi" w:cstheme="majorBidi" w:hAnsiTheme="majorHAnsi" w:eastAsia="黑体"/>
       <w:color w:themeColor="text2" w:themeShade="BF" w:val="17365D"/>
       <w:spacing w:val="5"/>
       <w:kern w:val="28"/>
@@ -2934,7 +3118,7 @@
       </w:numPr>
     </w:pPr>
     <w:rPr>
-      <w:rFonts w:asciiTheme="majorHAnsi" w:cstheme="majorBidi" w:eastAsiaTheme="majorEastAsia" w:hAnsiTheme="majorHAnsi"/>
+      <w:rFonts w:asciiTheme="majorHAnsi" w:cstheme="majorBidi" w:hAnsiTheme="majorHAnsi" w:eastAsia="黑体"/>
       <w:i/>
       <w:iCs/>
       <w:color w:themeColor="accent1" w:val="4F81BD"/>
@@ -2950,7 +3134,7 @@
     <w:uiPriority w:val="11"/>
     <w:rsid w:val="00FC693F"/>
     <w:rPr>
-      <w:rFonts w:asciiTheme="majorHAnsi" w:cstheme="majorBidi" w:eastAsiaTheme="majorEastAsia" w:hAnsiTheme="majorHAnsi"/>
+      <w:rFonts w:asciiTheme="majorHAnsi" w:cstheme="majorBidi" w:hAnsiTheme="majorHAnsi" w:eastAsia="黑体"/>
       <w:i/>
       <w:iCs/>
       <w:color w:themeColor="accent1" w:val="4F81BD"/>
@@ -3017,6 +3201,7 @@
       <w:spacing w:after="120"/>
     </w:pPr>
     <w:rPr>
+      <w:rFonts w:eastAsia="黑体"/>
       <w:sz w:val="16"/>
       <w:szCs w:val="16"/>
     </w:rPr>
@@ -3028,6 +3213,7 @@
     <w:uiPriority w:val="99"/>
     <w:rsid w:val="00AA1D8D"/>
     <w:rPr>
+      <w:rFonts w:eastAsia="黑体"/>
       <w:sz w:val="16"/>
       <w:szCs w:val="16"/>
     </w:rPr>
@@ -3197,7 +3383,7 @@
       </w:tabs>
     </w:pPr>
     <w:rPr>
-      <w:rFonts w:ascii="Courier" w:hAnsi="Courier"/>
+      <w:rFonts w:ascii="Courier" w:hAnsi="Courier" w:eastAsia="黑体"/>
       <w:sz w:val="20"/>
       <w:szCs w:val="20"/>
     </w:rPr>
@@ -3209,7 +3395,7 @@
     <w:uiPriority w:val="99"/>
     <w:rsid w:val="0029639D"/>
     <w:rPr>
-      <w:rFonts w:ascii="Courier" w:hAnsi="Courier"/>
+      <w:rFonts w:ascii="Courier" w:hAnsi="Courier" w:eastAsia="黑体"/>
       <w:sz w:val="20"/>
       <w:szCs w:val="20"/>
     </w:rPr>
@@ -3245,6 +3431,7 @@
     <w:uiPriority w:val="29"/>
     <w:rsid w:val="00FC693F"/>
     <w:rPr>
+      <w:rFonts w:eastAsia="黑体"/>
       <w:i/>
       <w:iCs/>
       <w:color w:themeColor="text1" w:val="000000"/>
@@ -3258,7 +3445,7 @@
     <w:semiHidden/>
     <w:rsid w:val="00FC693F"/>
     <w:rPr>
-      <w:rFonts w:asciiTheme="majorHAnsi" w:cstheme="majorBidi" w:eastAsiaTheme="majorEastAsia" w:hAnsiTheme="majorHAnsi"/>
+      <w:rFonts w:asciiTheme="majorHAnsi" w:cstheme="majorBidi" w:hAnsiTheme="majorHAnsi" w:eastAsia="黑体"/>
       <w:b/>
       <w:bCs/>
       <w:i/>
@@ -3274,7 +3461,7 @@
     <w:semiHidden/>
     <w:rsid w:val="00FC693F"/>
     <w:rPr>
-      <w:rFonts w:asciiTheme="majorHAnsi" w:cstheme="majorBidi" w:eastAsiaTheme="majorEastAsia" w:hAnsiTheme="majorHAnsi"/>
+      <w:rFonts w:asciiTheme="majorHAnsi" w:cstheme="majorBidi" w:hAnsiTheme="majorHAnsi" w:eastAsia="黑体"/>
       <w:color w:themeColor="accent1" w:themeShade="7F" w:val="243F60"/>
     </w:rPr>
   </w:style>
@@ -3286,7 +3473,7 @@
     <w:semiHidden/>
     <w:rsid w:val="00FC693F"/>
     <w:rPr>
-      <w:rFonts w:asciiTheme="majorHAnsi" w:cstheme="majorBidi" w:eastAsiaTheme="majorEastAsia" w:hAnsiTheme="majorHAnsi"/>
+      <w:rFonts w:asciiTheme="majorHAnsi" w:cstheme="majorBidi" w:hAnsiTheme="majorHAnsi" w:eastAsia="黑体"/>
       <w:i/>
       <w:iCs/>
       <w:color w:themeColor="accent1" w:themeShade="7F" w:val="243F60"/>
@@ -3300,7 +3487,7 @@
     <w:semiHidden/>
     <w:rsid w:val="00FC693F"/>
     <w:rPr>
-      <w:rFonts w:asciiTheme="majorHAnsi" w:cstheme="majorBidi" w:eastAsiaTheme="majorEastAsia" w:hAnsiTheme="majorHAnsi"/>
+      <w:rFonts w:asciiTheme="majorHAnsi" w:cstheme="majorBidi" w:hAnsiTheme="majorHAnsi" w:eastAsia="黑体"/>
       <w:i/>
       <w:iCs/>
       <w:color w:themeColor="text1" w:themeTint="BF" w:val="404040"/>
@@ -3314,7 +3501,7 @@
     <w:semiHidden/>
     <w:rsid w:val="00FC693F"/>
     <w:rPr>
-      <w:rFonts w:asciiTheme="majorHAnsi" w:cstheme="majorBidi" w:eastAsiaTheme="majorEastAsia" w:hAnsiTheme="majorHAnsi"/>
+      <w:rFonts w:asciiTheme="majorHAnsi" w:cstheme="majorBidi" w:hAnsiTheme="majorHAnsi" w:eastAsia="黑体"/>
       <w:color w:themeColor="accent1" w:val="4F81BD"/>
       <w:sz w:val="20"/>
       <w:szCs w:val="20"/>
@@ -3328,7 +3515,7 @@
     <w:semiHidden/>
     <w:rsid w:val="00FC693F"/>
     <w:rPr>
-      <w:rFonts w:asciiTheme="majorHAnsi" w:cstheme="majorBidi" w:eastAsiaTheme="majorEastAsia" w:hAnsiTheme="majorHAnsi"/>
+      <w:rFonts w:asciiTheme="majorHAnsi" w:cstheme="majorBidi" w:hAnsiTheme="majorHAnsi" w:eastAsia="黑体"/>
       <w:i/>
       <w:iCs/>
       <w:color w:themeColor="text1" w:themeTint="BF" w:val="404040"/>
@@ -3349,6 +3536,7 @@
       <w:spacing w:line="240" w:lineRule="auto"/>
     </w:pPr>
     <w:rPr>
+      <w:rFonts w:eastAsia="黑体"/>
       <w:b/>
       <w:bCs/>
       <w:color w:themeColor="accent1" w:val="4F81BD"/>
@@ -3363,6 +3551,7 @@
     <w:qFormat/>
     <w:rsid w:val="00FC693F"/>
     <w:rPr>
+      <w:rFonts w:eastAsia="黑体"/>
       <w:b/>
       <w:bCs/>
     </w:rPr>
@@ -3374,6 +3563,7 @@
     <w:qFormat/>
     <w:rsid w:val="00FC693F"/>
     <w:rPr>
+      <w:rFonts w:eastAsia="黑体"/>
       <w:i/>
       <w:iCs/>
     </w:rPr>
@@ -3394,6 +3584,7 @@
       <w:ind w:left="936" w:right="936"/>
     </w:pPr>
     <w:rPr>
+      <w:rFonts w:eastAsia="黑体"/>
       <w:b/>
       <w:bCs/>
       <w:i/>
@@ -3408,6 +3599,7 @@
     <w:uiPriority w:val="30"/>
     <w:rsid w:val="00FC693F"/>
     <w:rPr>
+      <w:rFonts w:eastAsia="黑体"/>
       <w:b/>
       <w:bCs/>
       <w:i/>
@@ -3422,6 +3614,7 @@
     <w:qFormat/>
     <w:rsid w:val="00FC693F"/>
     <w:rPr>
+      <w:rFonts w:eastAsia="黑体"/>
       <w:i/>
       <w:iCs/>
       <w:color w:themeColor="text1" w:themeTint="7F" w:val="808080"/>
@@ -3434,6 +3627,7 @@
     <w:qFormat/>
     <w:rsid w:val="00FC693F"/>
     <w:rPr>
+      <w:rFonts w:eastAsia="黑体"/>
       <w:b/>
       <w:bCs/>
       <w:i/>
@@ -3448,6 +3642,7 @@
     <w:qFormat/>
     <w:rsid w:val="00FC693F"/>
     <w:rPr>
+      <w:rFonts w:eastAsia="黑体"/>
       <w:smallCaps/>
       <w:color w:themeColor="accent2" w:val="C0504D"/>
       <w:u w:val="single"/>
@@ -3460,6 +3655,7 @@
     <w:qFormat/>
     <w:rsid w:val="00FC693F"/>
     <w:rPr>
+      <w:rFonts w:eastAsia="黑体"/>
       <w:b/>
       <w:bCs/>
       <w:smallCaps/>
@@ -3475,6 +3671,7 @@
     <w:qFormat/>
     <w:rsid w:val="00FC693F"/>
     <w:rPr>
+      <w:rFonts w:eastAsia="黑体"/>
       <w:b/>
       <w:bCs/>
       <w:smallCaps/>
@@ -3529,6 +3726,7 @@
       <w:spacing w:after="0" w:line="240" w:lineRule="auto"/>
     </w:pPr>
     <w:rPr>
+      <w:rFonts w:eastAsia="黑体"/>
       <w:color w:themeColor="text1" w:themeShade="BF" w:val="000000"/>
     </w:rPr>
     <w:tblPr>
@@ -3551,6 +3749,7 @@
         <w:spacing w:after="0" w:before="0" w:line="240" w:lineRule="auto"/>
       </w:pPr>
       <w:rPr>
+        <w:rFonts w:eastAsia="黑体"/>
         <w:b/>
         <w:bCs/>
       </w:rPr>
@@ -3571,6 +3770,7 @@
         <w:spacing w:after="0" w:before="0" w:line="240" w:lineRule="auto"/>
       </w:pPr>
       <w:rPr>
+        <w:rFonts w:eastAsia="黑体"/>
         <w:b/>
         <w:bCs/>
       </w:rPr>
@@ -3588,12 +3788,14 @@
     </w:tblStylePr>
     <w:tblStylePr w:type="firstCol">
       <w:rPr>
+        <w:rFonts w:eastAsia="黑体"/>
         <w:b/>
         <w:bCs/>
       </w:rPr>
     </w:tblStylePr>
     <w:tblStylePr w:type="lastCol">
       <w:rPr>
+        <w:rFonts w:eastAsia="黑体"/>
         <w:b/>
         <w:bCs/>
       </w:rPr>
@@ -3632,6 +3834,7 @@
       <w:spacing w:after="0" w:line="240" w:lineRule="auto"/>
     </w:pPr>
     <w:rPr>
+      <w:rFonts w:eastAsia="黑体"/>
       <w:color w:themeColor="accent1" w:themeShade="BF" w:val="365F91"/>
     </w:rPr>
     <w:tblPr>
@@ -3654,6 +3857,7 @@
         <w:spacing w:after="0" w:before="0" w:line="240" w:lineRule="auto"/>
       </w:pPr>
       <w:rPr>
+        <w:rFonts w:eastAsia="黑体"/>
         <w:b/>
         <w:bCs/>
       </w:rPr>
@@ -3674,6 +3878,7 @@
         <w:spacing w:after="0" w:before="0" w:line="240" w:lineRule="auto"/>
       </w:pPr>
       <w:rPr>
+        <w:rFonts w:eastAsia="黑体"/>
         <w:b/>
         <w:bCs/>
       </w:rPr>
@@ -3691,12 +3896,14 @@
     </w:tblStylePr>
     <w:tblStylePr w:type="firstCol">
       <w:rPr>
+        <w:rFonts w:eastAsia="黑体"/>
         <w:b/>
         <w:bCs/>
       </w:rPr>
     </w:tblStylePr>
     <w:tblStylePr w:type="lastCol">
       <w:rPr>
+        <w:rFonts w:eastAsia="黑体"/>
         <w:b/>
         <w:bCs/>
       </w:rPr>
@@ -3735,6 +3942,7 @@
       <w:spacing w:after="0" w:line="240" w:lineRule="auto"/>
     </w:pPr>
     <w:rPr>
+      <w:rFonts w:eastAsia="黑体"/>
       <w:color w:themeColor="accent2" w:themeShade="BF" w:val="943634"/>
     </w:rPr>
     <w:tblPr>
@@ -3757,6 +3965,7 @@
         <w:spacing w:after="0" w:before="0" w:line="240" w:lineRule="auto"/>
       </w:pPr>
       <w:rPr>
+        <w:rFonts w:eastAsia="黑体"/>
         <w:b/>
         <w:bCs/>
       </w:rPr>
@@ -3777,6 +3986,7 @@
         <w:spacing w:after="0" w:before="0" w:line="240" w:lineRule="auto"/>
       </w:pPr>
       <w:rPr>
+        <w:rFonts w:eastAsia="黑体"/>
         <w:b/>
         <w:bCs/>
       </w:rPr>
@@ -3794,12 +4004,14 @@
     </w:tblStylePr>
     <w:tblStylePr w:type="firstCol">
       <w:rPr>
+        <w:rFonts w:eastAsia="黑体"/>
         <w:b/>
         <w:bCs/>
       </w:rPr>
     </w:tblStylePr>
     <w:tblStylePr w:type="lastCol">
       <w:rPr>
+        <w:rFonts w:eastAsia="黑体"/>
         <w:b/>
         <w:bCs/>
       </w:rPr>
@@ -3838,6 +4050,7 @@
       <w:spacing w:after="0" w:line="240" w:lineRule="auto"/>
     </w:pPr>
     <w:rPr>
+      <w:rFonts w:eastAsia="黑体"/>
       <w:color w:themeColor="accent3" w:themeShade="BF" w:val="76923C"/>
     </w:rPr>
     <w:tblPr>
@@ -3860,6 +4073,7 @@
         <w:spacing w:after="0" w:before="0" w:line="240" w:lineRule="auto"/>
       </w:pPr>
       <w:rPr>
+        <w:rFonts w:eastAsia="黑体"/>
         <w:b/>
         <w:bCs/>
       </w:rPr>
@@ -3880,6 +4094,7 @@
         <w:spacing w:after="0" w:before="0" w:line="240" w:lineRule="auto"/>
       </w:pPr>
       <w:rPr>
+        <w:rFonts w:eastAsia="黑体"/>
         <w:b/>
         <w:bCs/>
       </w:rPr>
@@ -3897,12 +4112,14 @@
     </w:tblStylePr>
     <w:tblStylePr w:type="firstCol">
       <w:rPr>
+        <w:rFonts w:eastAsia="黑体"/>
         <w:b/>
         <w:bCs/>
       </w:rPr>
     </w:tblStylePr>
     <w:tblStylePr w:type="lastCol">
       <w:rPr>
+        <w:rFonts w:eastAsia="黑体"/>
         <w:b/>
         <w:bCs/>
       </w:rPr>
@@ -3941,6 +4158,7 @@
       <w:spacing w:after="0" w:line="240" w:lineRule="auto"/>
     </w:pPr>
     <w:rPr>
+      <w:rFonts w:eastAsia="黑体"/>
       <w:color w:themeColor="accent4" w:themeShade="BF" w:val="5F497A"/>
     </w:rPr>
     <w:tblPr>
@@ -3963,6 +4181,7 @@
         <w:spacing w:after="0" w:before="0" w:line="240" w:lineRule="auto"/>
       </w:pPr>
       <w:rPr>
+        <w:rFonts w:eastAsia="黑体"/>
         <w:b/>
         <w:bCs/>
       </w:rPr>
@@ -3983,6 +4202,7 @@
         <w:spacing w:after="0" w:before="0" w:line="240" w:lineRule="auto"/>
       </w:pPr>
       <w:rPr>
+        <w:rFonts w:eastAsia="黑体"/>
         <w:b/>
         <w:bCs/>
       </w:rPr>
@@ -4000,12 +4220,14 @@
     </w:tblStylePr>
     <w:tblStylePr w:type="firstCol">
       <w:rPr>
+        <w:rFonts w:eastAsia="黑体"/>
         <w:b/>
         <w:bCs/>
       </w:rPr>
     </w:tblStylePr>
     <w:tblStylePr w:type="lastCol">
       <w:rPr>
+        <w:rFonts w:eastAsia="黑体"/>
         <w:b/>
         <w:bCs/>
       </w:rPr>
@@ -4044,6 +4266,7 @@
       <w:spacing w:after="0" w:line="240" w:lineRule="auto"/>
     </w:pPr>
     <w:rPr>
+      <w:rFonts w:eastAsia="黑体"/>
       <w:color w:themeColor="accent5" w:themeShade="BF" w:val="31849B"/>
     </w:rPr>
     <w:tblPr>
@@ -4066,6 +4289,7 @@
         <w:spacing w:after="0" w:before="0" w:line="240" w:lineRule="auto"/>
       </w:pPr>
       <w:rPr>
+        <w:rFonts w:eastAsia="黑体"/>
         <w:b/>
         <w:bCs/>
       </w:rPr>
@@ -4086,6 +4310,7 @@
         <w:spacing w:after="0" w:before="0" w:line="240" w:lineRule="auto"/>
       </w:pPr>
       <w:rPr>
+        <w:rFonts w:eastAsia="黑体"/>
         <w:b/>
         <w:bCs/>
       </w:rPr>
@@ -4103,12 +4328,14 @@
     </w:tblStylePr>
     <w:tblStylePr w:type="firstCol">
       <w:rPr>
+        <w:rFonts w:eastAsia="黑体"/>
         <w:b/>
         <w:bCs/>
       </w:rPr>
     </w:tblStylePr>
     <w:tblStylePr w:type="lastCol">
       <w:rPr>
+        <w:rFonts w:eastAsia="黑体"/>
         <w:b/>
         <w:bCs/>
       </w:rPr>
@@ -4147,6 +4374,7 @@
       <w:spacing w:after="0" w:line="240" w:lineRule="auto"/>
     </w:pPr>
     <w:rPr>
+      <w:rFonts w:eastAsia="黑体"/>
       <w:color w:themeColor="accent6" w:themeShade="BF" w:val="E36C0A"/>
     </w:rPr>
     <w:tblPr>
@@ -4169,6 +4397,7 @@
         <w:spacing w:after="0" w:before="0" w:line="240" w:lineRule="auto"/>
       </w:pPr>
       <w:rPr>
+        <w:rFonts w:eastAsia="黑体"/>
         <w:b/>
         <w:bCs/>
       </w:rPr>
@@ -4189,6 +4418,7 @@
         <w:spacing w:after="0" w:before="0" w:line="240" w:lineRule="auto"/>
       </w:pPr>
       <w:rPr>
+        <w:rFonts w:eastAsia="黑体"/>
         <w:b/>
         <w:bCs/>
       </w:rPr>
@@ -4206,12 +4436,14 @@
     </w:tblStylePr>
     <w:tblStylePr w:type="firstCol">
       <w:rPr>
+        <w:rFonts w:eastAsia="黑体"/>
         <w:b/>
         <w:bCs/>
       </w:rPr>
     </w:tblStylePr>
     <w:tblStylePr w:type="lastCol">
       <w:rPr>
+        <w:rFonts w:eastAsia="黑体"/>
         <w:b/>
         <w:bCs/>
       </w:rPr>
@@ -4271,6 +4503,7 @@
         <w:spacing w:after="0" w:before="0" w:line="240" w:lineRule="auto"/>
       </w:pPr>
       <w:rPr>
+        <w:rFonts w:eastAsia="黑体"/>
         <w:b/>
         <w:bCs/>
         <w:color w:themeColor="background1" w:val="FFFFFF"/>
@@ -4285,6 +4518,7 @@
         <w:spacing w:after="0" w:before="0" w:line="240" w:lineRule="auto"/>
       </w:pPr>
       <w:rPr>
+        <w:rFonts w:eastAsia="黑体"/>
         <w:b/>
         <w:bCs/>
       </w:rPr>
@@ -4300,12 +4534,14 @@
     </w:tblStylePr>
     <w:tblStylePr w:type="firstCol">
       <w:rPr>
+        <w:rFonts w:eastAsia="黑体"/>
         <w:b/>
         <w:bCs/>
       </w:rPr>
     </w:tblStylePr>
     <w:tblStylePr w:type="lastCol">
       <w:rPr>
+        <w:rFonts w:eastAsia="黑体"/>
         <w:b/>
         <w:bCs/>
       </w:rPr>
@@ -4363,6 +4599,7 @@
         <w:spacing w:after="0" w:before="0" w:line="240" w:lineRule="auto"/>
       </w:pPr>
       <w:rPr>
+        <w:rFonts w:eastAsia="黑体"/>
         <w:b/>
         <w:bCs/>
         <w:color w:themeColor="background1" w:val="FFFFFF"/>
@@ -4377,6 +4614,7 @@
         <w:spacing w:after="0" w:before="0" w:line="240" w:lineRule="auto"/>
       </w:pPr>
       <w:rPr>
+        <w:rFonts w:eastAsia="黑体"/>
         <w:b/>
         <w:bCs/>
       </w:rPr>
@@ -4392,12 +4630,14 @@
     </w:tblStylePr>
     <w:tblStylePr w:type="firstCol">
       <w:rPr>
+        <w:rFonts w:eastAsia="黑体"/>
         <w:b/>
         <w:bCs/>
       </w:rPr>
     </w:tblStylePr>
     <w:tblStylePr w:type="lastCol">
       <w:rPr>
+        <w:rFonts w:eastAsia="黑体"/>
         <w:b/>
         <w:bCs/>
       </w:rPr>
@@ -4455,6 +4695,7 @@
         <w:spacing w:after="0" w:before="0" w:line="240" w:lineRule="auto"/>
       </w:pPr>
       <w:rPr>
+        <w:rFonts w:eastAsia="黑体"/>
         <w:b/>
         <w:bCs/>
         <w:color w:themeColor="background1" w:val="FFFFFF"/>
@@ -4469,6 +4710,7 @@
         <w:spacing w:after="0" w:before="0" w:line="240" w:lineRule="auto"/>
       </w:pPr>
       <w:rPr>
+        <w:rFonts w:eastAsia="黑体"/>
         <w:b/>
         <w:bCs/>
       </w:rPr>
@@ -4484,12 +4726,14 @@
     </w:tblStylePr>
     <w:tblStylePr w:type="firstCol">
       <w:rPr>
+        <w:rFonts w:eastAsia="黑体"/>
         <w:b/>
         <w:bCs/>
       </w:rPr>
     </w:tblStylePr>
     <w:tblStylePr w:type="lastCol">
       <w:rPr>
+        <w:rFonts w:eastAsia="黑体"/>
         <w:b/>
         <w:bCs/>
       </w:rPr>
@@ -4547,6 +4791,7 @@
         <w:spacing w:after="0" w:before="0" w:line="240" w:lineRule="auto"/>
       </w:pPr>
       <w:rPr>
+        <w:rFonts w:eastAsia="黑体"/>
         <w:b/>
         <w:bCs/>
         <w:color w:themeColor="background1" w:val="FFFFFF"/>
@@ -4561,6 +4806,7 @@
         <w:spacing w:after="0" w:before="0" w:line="240" w:lineRule="auto"/>
       </w:pPr>
       <w:rPr>
+        <w:rFonts w:eastAsia="黑体"/>
         <w:b/>
         <w:bCs/>
       </w:rPr>
@@ -4576,12 +4822,14 @@
     </w:tblStylePr>
     <w:tblStylePr w:type="firstCol">
       <w:rPr>
+        <w:rFonts w:eastAsia="黑体"/>
         <w:b/>
         <w:bCs/>
       </w:rPr>
     </w:tblStylePr>
     <w:tblStylePr w:type="lastCol">
       <w:rPr>
+        <w:rFonts w:eastAsia="黑体"/>
         <w:b/>
         <w:bCs/>
       </w:rPr>
@@ -4639,6 +4887,7 @@
         <w:spacing w:after="0" w:before="0" w:line="240" w:lineRule="auto"/>
       </w:pPr>
       <w:rPr>
+        <w:rFonts w:eastAsia="黑体"/>
         <w:b/>
         <w:bCs/>
         <w:color w:themeColor="background1" w:val="FFFFFF"/>
@@ -4653,6 +4902,7 @@
         <w:spacing w:after="0" w:before="0" w:line="240" w:lineRule="auto"/>
       </w:pPr>
       <w:rPr>
+        <w:rFonts w:eastAsia="黑体"/>
         <w:b/>
         <w:bCs/>
       </w:rPr>
@@ -4668,12 +4918,14 @@
     </w:tblStylePr>
     <w:tblStylePr w:type="firstCol">
       <w:rPr>
+        <w:rFonts w:eastAsia="黑体"/>
         <w:b/>
         <w:bCs/>
       </w:rPr>
     </w:tblStylePr>
     <w:tblStylePr w:type="lastCol">
       <w:rPr>
+        <w:rFonts w:eastAsia="黑体"/>
         <w:b/>
         <w:bCs/>
       </w:rPr>
@@ -4731,6 +4983,7 @@
         <w:spacing w:after="0" w:before="0" w:line="240" w:lineRule="auto"/>
       </w:pPr>
       <w:rPr>
+        <w:rFonts w:eastAsia="黑体"/>
         <w:b/>
         <w:bCs/>
         <w:color w:themeColor="background1" w:val="FFFFFF"/>
@@ -4745,6 +4998,7 @@
         <w:spacing w:after="0" w:before="0" w:line="240" w:lineRule="auto"/>
       </w:pPr>
       <w:rPr>
+        <w:rFonts w:eastAsia="黑体"/>
         <w:b/>
         <w:bCs/>
       </w:rPr>
@@ -4760,12 +5014,14 @@
     </w:tblStylePr>
     <w:tblStylePr w:type="firstCol">
       <w:rPr>
+        <w:rFonts w:eastAsia="黑体"/>
         <w:b/>
         <w:bCs/>
       </w:rPr>
     </w:tblStylePr>
     <w:tblStylePr w:type="lastCol">
       <w:rPr>
+        <w:rFonts w:eastAsia="黑体"/>
         <w:b/>
         <w:bCs/>
       </w:rPr>
@@ -4823,6 +5079,7 @@
         <w:spacing w:after="0" w:before="0" w:line="240" w:lineRule="auto"/>
       </w:pPr>
       <w:rPr>
+        <w:rFonts w:eastAsia="黑体"/>
         <w:b/>
         <w:bCs/>
         <w:color w:themeColor="background1" w:val="FFFFFF"/>
@@ -4837,6 +5094,7 @@
         <w:spacing w:after="0" w:before="0" w:line="240" w:lineRule="auto"/>
       </w:pPr>
       <w:rPr>
+        <w:rFonts w:eastAsia="黑体"/>
         <w:b/>
         <w:bCs/>
       </w:rPr>
@@ -4852,12 +5110,14 @@
     </w:tblStylePr>
     <w:tblStylePr w:type="firstCol">
       <w:rPr>
+        <w:rFonts w:eastAsia="黑体"/>
         <w:b/>
         <w:bCs/>
       </w:rPr>
     </w:tblStylePr>
     <w:tblStylePr w:type="lastCol">
       <w:rPr>
+        <w:rFonts w:eastAsia="黑体"/>
         <w:b/>
         <w:bCs/>
       </w:rPr>
@@ -4917,7 +5177,7 @@
         <w:spacing w:after="0" w:before="0" w:line="240" w:lineRule="auto"/>
       </w:pPr>
       <w:rPr>
-        <w:rFonts w:asciiTheme="majorHAnsi" w:cstheme="majorBidi" w:eastAsiaTheme="majorEastAsia" w:hAnsiTheme="majorHAnsi"/>
+        <w:rFonts w:asciiTheme="majorHAnsi" w:cstheme="majorBidi" w:hAnsiTheme="majorHAnsi" w:eastAsia="黑体"/>
         <w:b/>
         <w:bCs/>
       </w:rPr>
@@ -4938,7 +5198,7 @@
         <w:spacing w:after="0" w:before="0" w:line="240" w:lineRule="auto"/>
       </w:pPr>
       <w:rPr>
-        <w:rFonts w:asciiTheme="majorHAnsi" w:cstheme="majorBidi" w:eastAsiaTheme="majorEastAsia" w:hAnsiTheme="majorHAnsi"/>
+        <w:rFonts w:asciiTheme="majorHAnsi" w:cstheme="majorBidi" w:hAnsiTheme="majorHAnsi" w:eastAsia="黑体"/>
         <w:b/>
         <w:bCs/>
       </w:rPr>
@@ -4956,14 +5216,14 @@
     </w:tblStylePr>
     <w:tblStylePr w:type="firstCol">
       <w:rPr>
-        <w:rFonts w:asciiTheme="majorHAnsi" w:cstheme="majorBidi" w:eastAsiaTheme="majorEastAsia" w:hAnsiTheme="majorHAnsi"/>
+        <w:rFonts w:asciiTheme="majorHAnsi" w:cstheme="majorBidi" w:hAnsiTheme="majorHAnsi" w:eastAsia="黑体"/>
         <w:b/>
         <w:bCs/>
       </w:rPr>
     </w:tblStylePr>
     <w:tblStylePr w:type="lastCol">
       <w:rPr>
-        <w:rFonts w:asciiTheme="majorHAnsi" w:cstheme="majorBidi" w:eastAsiaTheme="majorEastAsia" w:hAnsiTheme="majorHAnsi"/>
+        <w:rFonts w:asciiTheme="majorHAnsi" w:cstheme="majorBidi" w:hAnsiTheme="majorHAnsi" w:eastAsia="黑体"/>
         <w:b/>
         <w:bCs/>
       </w:rPr>
@@ -5047,7 +5307,7 @@
         <w:spacing w:after="0" w:before="0" w:line="240" w:lineRule="auto"/>
       </w:pPr>
       <w:rPr>
-        <w:rFonts w:asciiTheme="majorHAnsi" w:cstheme="majorBidi" w:eastAsiaTheme="majorEastAsia" w:hAnsiTheme="majorHAnsi"/>
+        <w:rFonts w:asciiTheme="majorHAnsi" w:cstheme="majorBidi" w:hAnsiTheme="majorHAnsi" w:eastAsia="黑体"/>
         <w:b/>
         <w:bCs/>
       </w:rPr>
@@ -5068,7 +5328,7 @@
         <w:spacing w:after="0" w:before="0" w:line="240" w:lineRule="auto"/>
       </w:pPr>
       <w:rPr>
-        <w:rFonts w:asciiTheme="majorHAnsi" w:cstheme="majorBidi" w:eastAsiaTheme="majorEastAsia" w:hAnsiTheme="majorHAnsi"/>
+        <w:rFonts w:asciiTheme="majorHAnsi" w:cstheme="majorBidi" w:hAnsiTheme="majorHAnsi" w:eastAsia="黑体"/>
         <w:b/>
         <w:bCs/>
       </w:rPr>
@@ -5086,14 +5346,14 @@
     </w:tblStylePr>
     <w:tblStylePr w:type="firstCol">
       <w:rPr>
-        <w:rFonts w:asciiTheme="majorHAnsi" w:cstheme="majorBidi" w:eastAsiaTheme="majorEastAsia" w:hAnsiTheme="majorHAnsi"/>
+        <w:rFonts w:asciiTheme="majorHAnsi" w:cstheme="majorBidi" w:hAnsiTheme="majorHAnsi" w:eastAsia="黑体"/>
         <w:b/>
         <w:bCs/>
       </w:rPr>
     </w:tblStylePr>
     <w:tblStylePr w:type="lastCol">
       <w:rPr>
-        <w:rFonts w:asciiTheme="majorHAnsi" w:cstheme="majorBidi" w:eastAsiaTheme="majorEastAsia" w:hAnsiTheme="majorHAnsi"/>
+        <w:rFonts w:asciiTheme="majorHAnsi" w:cstheme="majorBidi" w:hAnsiTheme="majorHAnsi" w:eastAsia="黑体"/>
         <w:b/>
         <w:bCs/>
       </w:rPr>
@@ -5177,7 +5437,7 @@
         <w:spacing w:after="0" w:before="0" w:line="240" w:lineRule="auto"/>
       </w:pPr>
       <w:rPr>
-        <w:rFonts w:asciiTheme="majorHAnsi" w:cstheme="majorBidi" w:eastAsiaTheme="majorEastAsia" w:hAnsiTheme="majorHAnsi"/>
+        <w:rFonts w:asciiTheme="majorHAnsi" w:cstheme="majorBidi" w:hAnsiTheme="majorHAnsi" w:eastAsia="黑体"/>
         <w:b/>
         <w:bCs/>
       </w:rPr>
@@ -5198,7 +5458,7 @@
         <w:spacing w:after="0" w:before="0" w:line="240" w:lineRule="auto"/>
       </w:pPr>
       <w:rPr>
-        <w:rFonts w:asciiTheme="majorHAnsi" w:cstheme="majorBidi" w:eastAsiaTheme="majorEastAsia" w:hAnsiTheme="majorHAnsi"/>
+        <w:rFonts w:asciiTheme="majorHAnsi" w:cstheme="majorBidi" w:hAnsiTheme="majorHAnsi" w:eastAsia="黑体"/>
         <w:b/>
         <w:bCs/>
       </w:rPr>
@@ -5216,14 +5476,14 @@
     </w:tblStylePr>
     <w:tblStylePr w:type="firstCol">
       <w:rPr>
-        <w:rFonts w:asciiTheme="majorHAnsi" w:cstheme="majorBidi" w:eastAsiaTheme="majorEastAsia" w:hAnsiTheme="majorHAnsi"/>
+        <w:rFonts w:asciiTheme="majorHAnsi" w:cstheme="majorBidi" w:hAnsiTheme="majorHAnsi" w:eastAsia="黑体"/>
         <w:b/>
         <w:bCs/>
       </w:rPr>
     </w:tblStylePr>
     <w:tblStylePr w:type="lastCol">
       <w:rPr>
-        <w:rFonts w:asciiTheme="majorHAnsi" w:cstheme="majorBidi" w:eastAsiaTheme="majorEastAsia" w:hAnsiTheme="majorHAnsi"/>
+        <w:rFonts w:asciiTheme="majorHAnsi" w:cstheme="majorBidi" w:hAnsiTheme="majorHAnsi" w:eastAsia="黑体"/>
         <w:b/>
         <w:bCs/>
       </w:rPr>
@@ -5307,7 +5567,7 @@
         <w:spacing w:after="0" w:before="0" w:line="240" w:lineRule="auto"/>
       </w:pPr>
       <w:rPr>
-        <w:rFonts w:asciiTheme="majorHAnsi" w:cstheme="majorBidi" w:eastAsiaTheme="majorEastAsia" w:hAnsiTheme="majorHAnsi"/>
+        <w:rFonts w:asciiTheme="majorHAnsi" w:cstheme="majorBidi" w:hAnsiTheme="majorHAnsi" w:eastAsia="黑体"/>
         <w:b/>
         <w:bCs/>
       </w:rPr>
@@ -5328,7 +5588,7 @@
         <w:spacing w:after="0" w:before="0" w:line="240" w:lineRule="auto"/>
       </w:pPr>
       <w:rPr>
-        <w:rFonts w:asciiTheme="majorHAnsi" w:cstheme="majorBidi" w:eastAsiaTheme="majorEastAsia" w:hAnsiTheme="majorHAnsi"/>
+        <w:rFonts w:asciiTheme="majorHAnsi" w:cstheme="majorBidi" w:hAnsiTheme="majorHAnsi" w:eastAsia="黑体"/>
         <w:b/>
         <w:bCs/>
       </w:rPr>
@@ -5346,14 +5606,14 @@
     </w:tblStylePr>
     <w:tblStylePr w:type="firstCol">
       <w:rPr>
-        <w:rFonts w:asciiTheme="majorHAnsi" w:cstheme="majorBidi" w:eastAsiaTheme="majorEastAsia" w:hAnsiTheme="majorHAnsi"/>
+        <w:rFonts w:asciiTheme="majorHAnsi" w:cstheme="majorBidi" w:hAnsiTheme="majorHAnsi" w:eastAsia="黑体"/>
         <w:b/>
         <w:bCs/>
       </w:rPr>
     </w:tblStylePr>
     <w:tblStylePr w:type="lastCol">
       <w:rPr>
-        <w:rFonts w:asciiTheme="majorHAnsi" w:cstheme="majorBidi" w:eastAsiaTheme="majorEastAsia" w:hAnsiTheme="majorHAnsi"/>
+        <w:rFonts w:asciiTheme="majorHAnsi" w:cstheme="majorBidi" w:hAnsiTheme="majorHAnsi" w:eastAsia="黑体"/>
         <w:b/>
         <w:bCs/>
       </w:rPr>
@@ -5437,7 +5697,7 @@
         <w:spacing w:after="0" w:before="0" w:line="240" w:lineRule="auto"/>
       </w:pPr>
       <w:rPr>
-        <w:rFonts w:asciiTheme="majorHAnsi" w:cstheme="majorBidi" w:eastAsiaTheme="majorEastAsia" w:hAnsiTheme="majorHAnsi"/>
+        <w:rFonts w:asciiTheme="majorHAnsi" w:cstheme="majorBidi" w:hAnsiTheme="majorHAnsi" w:eastAsia="黑体"/>
         <w:b/>
         <w:bCs/>
       </w:rPr>
@@ -5458,7 +5718,7 @@
         <w:spacing w:after="0" w:before="0" w:line="240" w:lineRule="auto"/>
       </w:pPr>
       <w:rPr>
-        <w:rFonts w:asciiTheme="majorHAnsi" w:cstheme="majorBidi" w:eastAsiaTheme="majorEastAsia" w:hAnsiTheme="majorHAnsi"/>
+        <w:rFonts w:asciiTheme="majorHAnsi" w:cstheme="majorBidi" w:hAnsiTheme="majorHAnsi" w:eastAsia="黑体"/>
         <w:b/>
         <w:bCs/>
       </w:rPr>
@@ -5476,14 +5736,14 @@
     </w:tblStylePr>
     <w:tblStylePr w:type="firstCol">
       <w:rPr>
-        <w:rFonts w:asciiTheme="majorHAnsi" w:cstheme="majorBidi" w:eastAsiaTheme="majorEastAsia" w:hAnsiTheme="majorHAnsi"/>
+        <w:rFonts w:asciiTheme="majorHAnsi" w:cstheme="majorBidi" w:hAnsiTheme="majorHAnsi" w:eastAsia="黑体"/>
         <w:b/>
         <w:bCs/>
       </w:rPr>
     </w:tblStylePr>
     <w:tblStylePr w:type="lastCol">
       <w:rPr>
-        <w:rFonts w:asciiTheme="majorHAnsi" w:cstheme="majorBidi" w:eastAsiaTheme="majorEastAsia" w:hAnsiTheme="majorHAnsi"/>
+        <w:rFonts w:asciiTheme="majorHAnsi" w:cstheme="majorBidi" w:hAnsiTheme="majorHAnsi" w:eastAsia="黑体"/>
         <w:b/>
         <w:bCs/>
       </w:rPr>
@@ -5567,7 +5827,7 @@
         <w:spacing w:after="0" w:before="0" w:line="240" w:lineRule="auto"/>
       </w:pPr>
       <w:rPr>
-        <w:rFonts w:asciiTheme="majorHAnsi" w:cstheme="majorBidi" w:eastAsiaTheme="majorEastAsia" w:hAnsiTheme="majorHAnsi"/>
+        <w:rFonts w:asciiTheme="majorHAnsi" w:cstheme="majorBidi" w:hAnsiTheme="majorHAnsi" w:eastAsia="黑体"/>
         <w:b/>
         <w:bCs/>
       </w:rPr>
@@ -5588,7 +5848,7 @@
         <w:spacing w:after="0" w:before="0" w:line="240" w:lineRule="auto"/>
       </w:pPr>
       <w:rPr>
-        <w:rFonts w:asciiTheme="majorHAnsi" w:cstheme="majorBidi" w:eastAsiaTheme="majorEastAsia" w:hAnsiTheme="majorHAnsi"/>
+        <w:rFonts w:asciiTheme="majorHAnsi" w:cstheme="majorBidi" w:hAnsiTheme="majorHAnsi" w:eastAsia="黑体"/>
         <w:b/>
         <w:bCs/>
       </w:rPr>
@@ -5606,14 +5866,14 @@
     </w:tblStylePr>
     <w:tblStylePr w:type="firstCol">
       <w:rPr>
-        <w:rFonts w:asciiTheme="majorHAnsi" w:cstheme="majorBidi" w:eastAsiaTheme="majorEastAsia" w:hAnsiTheme="majorHAnsi"/>
+        <w:rFonts w:asciiTheme="majorHAnsi" w:cstheme="majorBidi" w:hAnsiTheme="majorHAnsi" w:eastAsia="黑体"/>
         <w:b/>
         <w:bCs/>
       </w:rPr>
     </w:tblStylePr>
     <w:tblStylePr w:type="lastCol">
       <w:rPr>
-        <w:rFonts w:asciiTheme="majorHAnsi" w:cstheme="majorBidi" w:eastAsiaTheme="majorEastAsia" w:hAnsiTheme="majorHAnsi"/>
+        <w:rFonts w:asciiTheme="majorHAnsi" w:cstheme="majorBidi" w:hAnsiTheme="majorHAnsi" w:eastAsia="黑体"/>
         <w:b/>
         <w:bCs/>
       </w:rPr>
@@ -5697,7 +5957,7 @@
         <w:spacing w:after="0" w:before="0" w:line="240" w:lineRule="auto"/>
       </w:pPr>
       <w:rPr>
-        <w:rFonts w:asciiTheme="majorHAnsi" w:cstheme="majorBidi" w:eastAsiaTheme="majorEastAsia" w:hAnsiTheme="majorHAnsi"/>
+        <w:rFonts w:asciiTheme="majorHAnsi" w:cstheme="majorBidi" w:hAnsiTheme="majorHAnsi" w:eastAsia="黑体"/>
         <w:b/>
         <w:bCs/>
       </w:rPr>
@@ -5718,7 +5978,7 @@
         <w:spacing w:after="0" w:before="0" w:line="240" w:lineRule="auto"/>
       </w:pPr>
       <w:rPr>
-        <w:rFonts w:asciiTheme="majorHAnsi" w:cstheme="majorBidi" w:eastAsiaTheme="majorEastAsia" w:hAnsiTheme="majorHAnsi"/>
+        <w:rFonts w:asciiTheme="majorHAnsi" w:cstheme="majorBidi" w:hAnsiTheme="majorHAnsi" w:eastAsia="黑体"/>
         <w:b/>
         <w:bCs/>
       </w:rPr>
@@ -5736,14 +5996,14 @@
     </w:tblStylePr>
     <w:tblStylePr w:type="firstCol">
       <w:rPr>
-        <w:rFonts w:asciiTheme="majorHAnsi" w:cstheme="majorBidi" w:eastAsiaTheme="majorEastAsia" w:hAnsiTheme="majorHAnsi"/>
+        <w:rFonts w:asciiTheme="majorHAnsi" w:cstheme="majorBidi" w:hAnsiTheme="majorHAnsi" w:eastAsia="黑体"/>
         <w:b/>
         <w:bCs/>
       </w:rPr>
     </w:tblStylePr>
     <w:tblStylePr w:type="lastCol">
       <w:rPr>
-        <w:rFonts w:asciiTheme="majorHAnsi" w:cstheme="majorBidi" w:eastAsiaTheme="majorEastAsia" w:hAnsiTheme="majorHAnsi"/>
+        <w:rFonts w:asciiTheme="majorHAnsi" w:cstheme="majorBidi" w:hAnsiTheme="majorHAnsi" w:eastAsia="黑体"/>
         <w:b/>
         <w:bCs/>
       </w:rPr>
@@ -5826,6 +6086,7 @@
         <w:spacing w:after="0" w:before="0" w:line="240" w:lineRule="auto"/>
       </w:pPr>
       <w:rPr>
+        <w:rFonts w:eastAsia="黑体"/>
         <w:b/>
         <w:bCs/>
         <w:color w:themeColor="background1" w:val="FFFFFF"/>
@@ -5848,6 +6109,7 @@
         <w:spacing w:after="0" w:before="0" w:line="240" w:lineRule="auto"/>
       </w:pPr>
       <w:rPr>
+        <w:rFonts w:eastAsia="黑体"/>
         <w:b/>
         <w:bCs/>
       </w:rPr>
@@ -5865,12 +6127,14 @@
     </w:tblStylePr>
     <w:tblStylePr w:type="firstCol">
       <w:rPr>
+        <w:rFonts w:eastAsia="黑体"/>
         <w:b/>
         <w:bCs/>
       </w:rPr>
     </w:tblStylePr>
     <w:tblStylePr w:type="lastCol">
       <w:rPr>
+        <w:rFonts w:eastAsia="黑体"/>
         <w:b/>
         <w:bCs/>
       </w:rPr>
@@ -5932,6 +6196,7 @@
         <w:spacing w:after="0" w:before="0" w:line="240" w:lineRule="auto"/>
       </w:pPr>
       <w:rPr>
+        <w:rFonts w:eastAsia="黑体"/>
         <w:b/>
         <w:bCs/>
         <w:color w:themeColor="background1" w:val="FFFFFF"/>
@@ -5954,6 +6219,7 @@
         <w:spacing w:after="0" w:before="0" w:line="240" w:lineRule="auto"/>
       </w:pPr>
       <w:rPr>
+        <w:rFonts w:eastAsia="黑体"/>
         <w:b/>
         <w:bCs/>
       </w:rPr>
@@ -5971,12 +6237,14 @@
     </w:tblStylePr>
     <w:tblStylePr w:type="firstCol">
       <w:rPr>
+        <w:rFonts w:eastAsia="黑体"/>
         <w:b/>
         <w:bCs/>
       </w:rPr>
     </w:tblStylePr>
     <w:tblStylePr w:type="lastCol">
       <w:rPr>
+        <w:rFonts w:eastAsia="黑体"/>
         <w:b/>
         <w:bCs/>
       </w:rPr>
@@ -6038,6 +6306,7 @@
         <w:spacing w:after="0" w:before="0" w:line="240" w:lineRule="auto"/>
       </w:pPr>
       <w:rPr>
+        <w:rFonts w:eastAsia="黑体"/>
         <w:b/>
         <w:bCs/>
         <w:color w:themeColor="background1" w:val="FFFFFF"/>
@@ -6060,6 +6329,7 @@
         <w:spacing w:after="0" w:before="0" w:line="240" w:lineRule="auto"/>
       </w:pPr>
       <w:rPr>
+        <w:rFonts w:eastAsia="黑体"/>
         <w:b/>
         <w:bCs/>
       </w:rPr>
@@ -6077,12 +6347,14 @@
     </w:tblStylePr>
     <w:tblStylePr w:type="firstCol">
       <w:rPr>
+        <w:rFonts w:eastAsia="黑体"/>
         <w:b/>
         <w:bCs/>
       </w:rPr>
     </w:tblStylePr>
     <w:tblStylePr w:type="lastCol">
       <w:rPr>
+        <w:rFonts w:eastAsia="黑体"/>
         <w:b/>
         <w:bCs/>
       </w:rPr>
@@ -6144,6 +6416,7 @@
         <w:spacing w:after="0" w:before="0" w:line="240" w:lineRule="auto"/>
       </w:pPr>
       <w:rPr>
+        <w:rFonts w:eastAsia="黑体"/>
         <w:b/>
         <w:bCs/>
         <w:color w:themeColor="background1" w:val="FFFFFF"/>
@@ -6166,6 +6439,7 @@
         <w:spacing w:after="0" w:before="0" w:line="240" w:lineRule="auto"/>
       </w:pPr>
       <w:rPr>
+        <w:rFonts w:eastAsia="黑体"/>
         <w:b/>
         <w:bCs/>
       </w:rPr>
@@ -6183,12 +6457,14 @@
     </w:tblStylePr>
     <w:tblStylePr w:type="firstCol">
       <w:rPr>
+        <w:rFonts w:eastAsia="黑体"/>
         <w:b/>
         <w:bCs/>
       </w:rPr>
     </w:tblStylePr>
     <w:tblStylePr w:type="lastCol">
       <w:rPr>
+        <w:rFonts w:eastAsia="黑体"/>
         <w:b/>
         <w:bCs/>
       </w:rPr>
@@ -6250,6 +6526,7 @@
         <w:spacing w:after="0" w:before="0" w:line="240" w:lineRule="auto"/>
       </w:pPr>
       <w:rPr>
+        <w:rFonts w:eastAsia="黑体"/>
         <w:b/>
         <w:bCs/>
         <w:color w:themeColor="background1" w:val="FFFFFF"/>
@@ -6272,6 +6549,7 @@
         <w:spacing w:after="0" w:before="0" w:line="240" w:lineRule="auto"/>
       </w:pPr>
       <w:rPr>
+        <w:rFonts w:eastAsia="黑体"/>
         <w:b/>
         <w:bCs/>
       </w:rPr>
@@ -6289,12 +6567,14 @@
     </w:tblStylePr>
     <w:tblStylePr w:type="firstCol">
       <w:rPr>
+        <w:rFonts w:eastAsia="黑体"/>
         <w:b/>
         <w:bCs/>
       </w:rPr>
     </w:tblStylePr>
     <w:tblStylePr w:type="lastCol">
       <w:rPr>
+        <w:rFonts w:eastAsia="黑体"/>
         <w:b/>
         <w:bCs/>
       </w:rPr>
@@ -6356,6 +6636,7 @@
         <w:spacing w:after="0" w:before="0" w:line="240" w:lineRule="auto"/>
       </w:pPr>
       <w:rPr>
+        <w:rFonts w:eastAsia="黑体"/>
         <w:b/>
         <w:bCs/>
         <w:color w:themeColor="background1" w:val="FFFFFF"/>
@@ -6378,6 +6659,7 @@
         <w:spacing w:after="0" w:before="0" w:line="240" w:lineRule="auto"/>
       </w:pPr>
       <w:rPr>
+        <w:rFonts w:eastAsia="黑体"/>
         <w:b/>
         <w:bCs/>
       </w:rPr>
@@ -6395,12 +6677,14 @@
     </w:tblStylePr>
     <w:tblStylePr w:type="firstCol">
       <w:rPr>
+        <w:rFonts w:eastAsia="黑体"/>
         <w:b/>
         <w:bCs/>
       </w:rPr>
     </w:tblStylePr>
     <w:tblStylePr w:type="lastCol">
       <w:rPr>
+        <w:rFonts w:eastAsia="黑体"/>
         <w:b/>
         <w:bCs/>
       </w:rPr>
@@ -6462,6 +6746,7 @@
         <w:spacing w:after="0" w:before="0" w:line="240" w:lineRule="auto"/>
       </w:pPr>
       <w:rPr>
+        <w:rFonts w:eastAsia="黑体"/>
         <w:b/>
         <w:bCs/>
         <w:color w:themeColor="background1" w:val="FFFFFF"/>
@@ -6484,6 +6769,7 @@
         <w:spacing w:after="0" w:before="0" w:line="240" w:lineRule="auto"/>
       </w:pPr>
       <w:rPr>
+        <w:rFonts w:eastAsia="黑体"/>
         <w:b/>
         <w:bCs/>
       </w:rPr>
@@ -6501,12 +6787,14 @@
     </w:tblStylePr>
     <w:tblStylePr w:type="firstCol">
       <w:rPr>
+        <w:rFonts w:eastAsia="黑体"/>
         <w:b/>
         <w:bCs/>
       </w:rPr>
     </w:tblStylePr>
     <w:tblStylePr w:type="lastCol">
       <w:rPr>
+        <w:rFonts w:eastAsia="黑体"/>
         <w:b/>
         <w:bCs/>
       </w:rPr>
@@ -6565,6 +6853,7 @@
         <w:spacing w:after="0" w:before="0" w:line="240" w:lineRule="auto"/>
       </w:pPr>
       <w:rPr>
+        <w:rFonts w:eastAsia="黑体"/>
         <w:b/>
         <w:bCs/>
         <w:color w:themeColor="background1" w:val="FFFFFF"/>
@@ -6587,6 +6876,7 @@
         <w:spacing w:after="0" w:before="0" w:line="240" w:lineRule="auto"/>
       </w:pPr>
       <w:rPr>
+        <w:rFonts w:eastAsia="黑体"/>
         <w:color w:val="auto"/>
       </w:rPr>
       <w:tblPr/>
@@ -6604,6 +6894,7 @@
     </w:tblStylePr>
     <w:tblStylePr w:type="firstCol">
       <w:rPr>
+        <w:rFonts w:eastAsia="黑体"/>
         <w:b/>
         <w:bCs/>
         <w:color w:themeColor="background1" w:val="FFFFFF"/>
@@ -6623,6 +6914,7 @@
     </w:tblStylePr>
     <w:tblStylePr w:type="lastCol">
       <w:rPr>
+        <w:rFonts w:eastAsia="黑体"/>
         <w:b/>
         <w:bCs/>
         <w:color w:themeColor="background1" w:val="FFFFFF"/>
@@ -6671,6 +6963,7 @@
     </w:tblStylePr>
     <w:tblStylePr w:type="nwCell">
       <w:rPr>
+        <w:rFonts w:eastAsia="黑体"/>
         <w:color w:themeColor="background1" w:val="FFFFFF"/>
       </w:rPr>
       <w:tblPr/>
@@ -6714,6 +7007,7 @@
         <w:spacing w:after="0" w:before="0" w:line="240" w:lineRule="auto"/>
       </w:pPr>
       <w:rPr>
+        <w:rFonts w:eastAsia="黑体"/>
         <w:b/>
         <w:bCs/>
         <w:color w:themeColor="background1" w:val="FFFFFF"/>
@@ -6736,6 +7030,7 @@
         <w:spacing w:after="0" w:before="0" w:line="240" w:lineRule="auto"/>
       </w:pPr>
       <w:rPr>
+        <w:rFonts w:eastAsia="黑体"/>
         <w:color w:val="auto"/>
       </w:rPr>
       <w:tblPr/>
@@ -6753,6 +7048,7 @@
     </w:tblStylePr>
     <w:tblStylePr w:type="firstCol">
       <w:rPr>
+        <w:rFonts w:eastAsia="黑体"/>
         <w:b/>
         <w:bCs/>
         <w:color w:themeColor="background1" w:val="FFFFFF"/>
@@ -6772,6 +7068,7 @@
     </w:tblStylePr>
     <w:tblStylePr w:type="lastCol">
       <w:rPr>
+        <w:rFonts w:eastAsia="黑体"/>
         <w:b/>
         <w:bCs/>
         <w:color w:themeColor="background1" w:val="FFFFFF"/>
@@ -6820,6 +7117,7 @@
     </w:tblStylePr>
     <w:tblStylePr w:type="nwCell">
       <w:rPr>
+        <w:rFonts w:eastAsia="黑体"/>
         <w:color w:themeColor="background1" w:val="FFFFFF"/>
       </w:rPr>
       <w:tblPr/>
@@ -6863,6 +7161,7 @@
         <w:spacing w:after="0" w:before="0" w:line="240" w:lineRule="auto"/>
       </w:pPr>
       <w:rPr>
+        <w:rFonts w:eastAsia="黑体"/>
         <w:b/>
         <w:bCs/>
         <w:color w:themeColor="background1" w:val="FFFFFF"/>
@@ -6885,6 +7184,7 @@
         <w:spacing w:after="0" w:before="0" w:line="240" w:lineRule="auto"/>
       </w:pPr>
       <w:rPr>
+        <w:rFonts w:eastAsia="黑体"/>
         <w:color w:val="auto"/>
       </w:rPr>
       <w:tblPr/>
@@ -6902,6 +7202,7 @@
     </w:tblStylePr>
     <w:tblStylePr w:type="firstCol">
       <w:rPr>
+        <w:rFonts w:eastAsia="黑体"/>
         <w:b/>
         <w:bCs/>
         <w:color w:themeColor="background1" w:val="FFFFFF"/>
@@ -6921,6 +7222,7 @@
     </w:tblStylePr>
     <w:tblStylePr w:type="lastCol">
       <w:rPr>
+        <w:rFonts w:eastAsia="黑体"/>
         <w:b/>
         <w:bCs/>
         <w:color w:themeColor="background1" w:val="FFFFFF"/>
@@ -6969,6 +7271,7 @@
     </w:tblStylePr>
     <w:tblStylePr w:type="nwCell">
       <w:rPr>
+        <w:rFonts w:eastAsia="黑体"/>
         <w:color w:themeColor="background1" w:val="FFFFFF"/>
       </w:rPr>
       <w:tblPr/>
@@ -7012,6 +7315,7 @@
         <w:spacing w:after="0" w:before="0" w:line="240" w:lineRule="auto"/>
       </w:pPr>
       <w:rPr>
+        <w:rFonts w:eastAsia="黑体"/>
         <w:b/>
         <w:bCs/>
         <w:color w:themeColor="background1" w:val="FFFFFF"/>
@@ -7034,6 +7338,7 @@
         <w:spacing w:after="0" w:before="0" w:line="240" w:lineRule="auto"/>
       </w:pPr>
       <w:rPr>
+        <w:rFonts w:eastAsia="黑体"/>
         <w:color w:val="auto"/>
       </w:rPr>
       <w:tblPr/>
@@ -7051,6 +7356,7 @@
     </w:tblStylePr>
     <w:tblStylePr w:type="firstCol">
       <w:rPr>
+        <w:rFonts w:eastAsia="黑体"/>
         <w:b/>
         <w:bCs/>
         <w:color w:themeColor="background1" w:val="FFFFFF"/>
@@ -7070,6 +7376,7 @@
     </w:tblStylePr>
     <w:tblStylePr w:type="lastCol">
       <w:rPr>
+        <w:rFonts w:eastAsia="黑体"/>
         <w:b/>
         <w:bCs/>
         <w:color w:themeColor="background1" w:val="FFFFFF"/>
@@ -7118,6 +7425,7 @@
     </w:tblStylePr>
     <w:tblStylePr w:type="nwCell">
       <w:rPr>
+        <w:rFonts w:eastAsia="黑体"/>
         <w:color w:themeColor="background1" w:val="FFFFFF"/>
       </w:rPr>
       <w:tblPr/>
@@ -7161,6 +7469,7 @@
         <w:spacing w:after="0" w:before="0" w:line="240" w:lineRule="auto"/>
       </w:pPr>
       <w:rPr>
+        <w:rFonts w:eastAsia="黑体"/>
         <w:b/>
         <w:bCs/>
         <w:color w:themeColor="background1" w:val="FFFFFF"/>
@@ -7183,6 +7492,7 @@
         <w:spacing w:after="0" w:before="0" w:line="240" w:lineRule="auto"/>
       </w:pPr>
       <w:rPr>
+        <w:rFonts w:eastAsia="黑体"/>
         <w:color w:val="auto"/>
       </w:rPr>
       <w:tblPr/>
@@ -7200,6 +7510,7 @@
     </w:tblStylePr>
     <w:tblStylePr w:type="firstCol">
       <w:rPr>
+        <w:rFonts w:eastAsia="黑体"/>
         <w:b/>
         <w:bCs/>
         <w:color w:themeColor="background1" w:val="FFFFFF"/>
@@ -7219,6 +7530,7 @@
     </w:tblStylePr>
     <w:tblStylePr w:type="lastCol">
       <w:rPr>
+        <w:rFonts w:eastAsia="黑体"/>
         <w:b/>
         <w:bCs/>
         <w:color w:themeColor="background1" w:val="FFFFFF"/>
@@ -7267,6 +7579,7 @@
     </w:tblStylePr>
     <w:tblStylePr w:type="nwCell">
       <w:rPr>
+        <w:rFonts w:eastAsia="黑体"/>
         <w:color w:themeColor="background1" w:val="FFFFFF"/>
       </w:rPr>
       <w:tblPr/>
@@ -7310,6 +7623,7 @@
         <w:spacing w:after="0" w:before="0" w:line="240" w:lineRule="auto"/>
       </w:pPr>
       <w:rPr>
+        <w:rFonts w:eastAsia="黑体"/>
         <w:b/>
         <w:bCs/>
         <w:color w:themeColor="background1" w:val="FFFFFF"/>
@@ -7332,6 +7646,7 @@
         <w:spacing w:after="0" w:before="0" w:line="240" w:lineRule="auto"/>
       </w:pPr>
       <w:rPr>
+        <w:rFonts w:eastAsia="黑体"/>
         <w:color w:val="auto"/>
       </w:rPr>
       <w:tblPr/>
@@ -7349,6 +7664,7 @@
     </w:tblStylePr>
     <w:tblStylePr w:type="firstCol">
       <w:rPr>
+        <w:rFonts w:eastAsia="黑体"/>
         <w:b/>
         <w:bCs/>
         <w:color w:themeColor="background1" w:val="FFFFFF"/>
@@ -7368,6 +7684,7 @@
     </w:tblStylePr>
     <w:tblStylePr w:type="lastCol">
       <w:rPr>
+        <w:rFonts w:eastAsia="黑体"/>
         <w:b/>
         <w:bCs/>
         <w:color w:themeColor="background1" w:val="FFFFFF"/>
@@ -7416,6 +7733,7 @@
     </w:tblStylePr>
     <w:tblStylePr w:type="nwCell">
       <w:rPr>
+        <w:rFonts w:eastAsia="黑体"/>
         <w:color w:themeColor="background1" w:val="FFFFFF"/>
       </w:rPr>
       <w:tblPr/>
@@ -7459,6 +7777,7 @@
         <w:spacing w:after="0" w:before="0" w:line="240" w:lineRule="auto"/>
       </w:pPr>
       <w:rPr>
+        <w:rFonts w:eastAsia="黑体"/>
         <w:b/>
         <w:bCs/>
         <w:color w:themeColor="background1" w:val="FFFFFF"/>
@@ -7481,6 +7800,7 @@
         <w:spacing w:after="0" w:before="0" w:line="240" w:lineRule="auto"/>
       </w:pPr>
       <w:rPr>
+        <w:rFonts w:eastAsia="黑体"/>
         <w:color w:val="auto"/>
       </w:rPr>
       <w:tblPr/>
@@ -7498,6 +7818,7 @@
     </w:tblStylePr>
     <w:tblStylePr w:type="firstCol">
       <w:rPr>
+        <w:rFonts w:eastAsia="黑体"/>
         <w:b/>
         <w:bCs/>
         <w:color w:themeColor="background1" w:val="FFFFFF"/>
@@ -7517,6 +7838,7 @@
     </w:tblStylePr>
     <w:tblStylePr w:type="lastCol">
       <w:rPr>
+        <w:rFonts w:eastAsia="黑体"/>
         <w:b/>
         <w:bCs/>
         <w:color w:themeColor="background1" w:val="FFFFFF"/>
@@ -7565,6 +7887,7 @@
     </w:tblStylePr>
     <w:tblStylePr w:type="nwCell">
       <w:rPr>
+        <w:rFonts w:eastAsia="黑体"/>
         <w:color w:themeColor="background1" w:val="FFFFFF"/>
       </w:rPr>
       <w:tblPr/>
@@ -7589,6 +7912,7 @@
       <w:spacing w:after="0" w:line="240" w:lineRule="auto"/>
     </w:pPr>
     <w:rPr>
+      <w:rFonts w:eastAsia="黑体"/>
       <w:color w:themeColor="text1" w:val="000000"/>
     </w:rPr>
     <w:tblPr>
@@ -7608,7 +7932,7 @@
     </w:tblPr>
     <w:tblStylePr w:type="firstRow">
       <w:rPr>
-        <w:rFonts w:asciiTheme="majorHAnsi" w:cstheme="majorBidi" w:eastAsiaTheme="majorEastAsia" w:hAnsiTheme="majorHAnsi"/>
+        <w:rFonts w:asciiTheme="majorHAnsi" w:cstheme="majorBidi" w:hAnsiTheme="majorHAnsi" w:eastAsia="黑体"/>
       </w:rPr>
       <w:tblPr/>
       <w:tcPr>
@@ -7620,6 +7944,7 @@
     </w:tblStylePr>
     <w:tblStylePr w:type="lastRow">
       <w:rPr>
+        <w:rFonts w:eastAsia="黑体"/>
         <w:b/>
         <w:bCs/>
         <w:color w:themeColor="text2" w:val="1F497D"/>
@@ -7634,12 +7959,14 @@
     </w:tblStylePr>
     <w:tblStylePr w:type="firstCol">
       <w:rPr>
+        <w:rFonts w:eastAsia="黑体"/>
         <w:b/>
         <w:bCs/>
       </w:rPr>
     </w:tblStylePr>
     <w:tblStylePr w:type="lastCol">
       <w:rPr>
+        <w:rFonts w:eastAsia="黑体"/>
         <w:b/>
         <w:bCs/>
       </w:rPr>
@@ -7673,6 +8000,7 @@
       <w:spacing w:after="0" w:line="240" w:lineRule="auto"/>
     </w:pPr>
     <w:rPr>
+      <w:rFonts w:eastAsia="黑体"/>
       <w:color w:themeColor="text1" w:val="000000"/>
     </w:rPr>
     <w:tblPr>
@@ -7692,7 +8020,7 @@
     </w:tblPr>
     <w:tblStylePr w:type="firstRow">
       <w:rPr>
-        <w:rFonts w:asciiTheme="majorHAnsi" w:cstheme="majorBidi" w:eastAsiaTheme="majorEastAsia" w:hAnsiTheme="majorHAnsi"/>
+        <w:rFonts w:asciiTheme="majorHAnsi" w:cstheme="majorBidi" w:hAnsiTheme="majorHAnsi" w:eastAsia="黑体"/>
       </w:rPr>
       <w:tblPr/>
       <w:tcPr>
@@ -7704,6 +8032,7 @@
     </w:tblStylePr>
     <w:tblStylePr w:type="lastRow">
       <w:rPr>
+        <w:rFonts w:eastAsia="黑体"/>
         <w:b/>
         <w:bCs/>
         <w:color w:themeColor="text2" w:val="1F497D"/>
@@ -7718,12 +8047,14 @@
     </w:tblStylePr>
     <w:tblStylePr w:type="firstCol">
       <w:rPr>
+        <w:rFonts w:eastAsia="黑体"/>
         <w:b/>
         <w:bCs/>
       </w:rPr>
     </w:tblStylePr>
     <w:tblStylePr w:type="lastCol">
       <w:rPr>
+        <w:rFonts w:eastAsia="黑体"/>
         <w:b/>
         <w:bCs/>
       </w:rPr>
@@ -7757,6 +8088,7 @@
       <w:spacing w:after="0" w:line="240" w:lineRule="auto"/>
     </w:pPr>
     <w:rPr>
+      <w:rFonts w:eastAsia="黑体"/>
       <w:color w:themeColor="text1" w:val="000000"/>
     </w:rPr>
     <w:tblPr>
@@ -7776,7 +8108,7 @@
     </w:tblPr>
     <w:tblStylePr w:type="firstRow">
       <w:rPr>
-        <w:rFonts w:asciiTheme="majorHAnsi" w:cstheme="majorBidi" w:eastAsiaTheme="majorEastAsia" w:hAnsiTheme="majorHAnsi"/>
+        <w:rFonts w:asciiTheme="majorHAnsi" w:cstheme="majorBidi" w:hAnsiTheme="majorHAnsi" w:eastAsia="黑体"/>
       </w:rPr>
       <w:tblPr/>
       <w:tcPr>
@@ -7788,6 +8120,7 @@
     </w:tblStylePr>
     <w:tblStylePr w:type="lastRow">
       <w:rPr>
+        <w:rFonts w:eastAsia="黑体"/>
         <w:b/>
         <w:bCs/>
         <w:color w:themeColor="text2" w:val="1F497D"/>
@@ -7802,12 +8135,14 @@
     </w:tblStylePr>
     <w:tblStylePr w:type="firstCol">
       <w:rPr>
+        <w:rFonts w:eastAsia="黑体"/>
         <w:b/>
         <w:bCs/>
       </w:rPr>
     </w:tblStylePr>
     <w:tblStylePr w:type="lastCol">
       <w:rPr>
+        <w:rFonts w:eastAsia="黑体"/>
         <w:b/>
         <w:bCs/>
       </w:rPr>
@@ -7841,6 +8176,7 @@
       <w:spacing w:after="0" w:line="240" w:lineRule="auto"/>
     </w:pPr>
     <w:rPr>
+      <w:rFonts w:eastAsia="黑体"/>
       <w:color w:themeColor="text1" w:val="000000"/>
     </w:rPr>
     <w:tblPr>
@@ -7860,7 +8196,7 @@
     </w:tblPr>
     <w:tblStylePr w:type="firstRow">
       <w:rPr>
-        <w:rFonts w:asciiTheme="majorHAnsi" w:cstheme="majorBidi" w:eastAsiaTheme="majorEastAsia" w:hAnsiTheme="majorHAnsi"/>
+        <w:rFonts w:asciiTheme="majorHAnsi" w:cstheme="majorBidi" w:hAnsiTheme="majorHAnsi" w:eastAsia="黑体"/>
       </w:rPr>
       <w:tblPr/>
       <w:tcPr>
@@ -7872,6 +8208,7 @@
     </w:tblStylePr>
     <w:tblStylePr w:type="lastRow">
       <w:rPr>
+        <w:rFonts w:eastAsia="黑体"/>
         <w:b/>
         <w:bCs/>
         <w:color w:themeColor="text2" w:val="1F497D"/>
@@ -7886,12 +8223,14 @@
     </w:tblStylePr>
     <w:tblStylePr w:type="firstCol">
       <w:rPr>
+        <w:rFonts w:eastAsia="黑体"/>
         <w:b/>
         <w:bCs/>
       </w:rPr>
     </w:tblStylePr>
     <w:tblStylePr w:type="lastCol">
       <w:rPr>
+        <w:rFonts w:eastAsia="黑体"/>
         <w:b/>
         <w:bCs/>
       </w:rPr>
@@ -7925,6 +8264,7 @@
       <w:spacing w:after="0" w:line="240" w:lineRule="auto"/>
     </w:pPr>
     <w:rPr>
+      <w:rFonts w:eastAsia="黑体"/>
       <w:color w:themeColor="text1" w:val="000000"/>
     </w:rPr>
     <w:tblPr>
@@ -7944,7 +8284,7 @@
     </w:tblPr>
     <w:tblStylePr w:type="firstRow">
       <w:rPr>
-        <w:rFonts w:asciiTheme="majorHAnsi" w:cstheme="majorBidi" w:eastAsiaTheme="majorEastAsia" w:hAnsiTheme="majorHAnsi"/>
+        <w:rFonts w:asciiTheme="majorHAnsi" w:cstheme="majorBidi" w:hAnsiTheme="majorHAnsi" w:eastAsia="黑体"/>
       </w:rPr>
       <w:tblPr/>
       <w:tcPr>
@@ -7956,6 +8296,7 @@
     </w:tblStylePr>
     <w:tblStylePr w:type="lastRow">
       <w:rPr>
+        <w:rFonts w:eastAsia="黑体"/>
         <w:b/>
         <w:bCs/>
         <w:color w:themeColor="text2" w:val="1F497D"/>
@@ -7970,12 +8311,14 @@
     </w:tblStylePr>
     <w:tblStylePr w:type="firstCol">
       <w:rPr>
+        <w:rFonts w:eastAsia="黑体"/>
         <w:b/>
         <w:bCs/>
       </w:rPr>
     </w:tblStylePr>
     <w:tblStylePr w:type="lastCol">
       <w:rPr>
+        <w:rFonts w:eastAsia="黑体"/>
         <w:b/>
         <w:bCs/>
       </w:rPr>
@@ -8009,6 +8352,7 @@
       <w:spacing w:after="0" w:line="240" w:lineRule="auto"/>
     </w:pPr>
     <w:rPr>
+      <w:rFonts w:eastAsia="黑体"/>
       <w:color w:themeColor="text1" w:val="000000"/>
     </w:rPr>
     <w:tblPr>
@@ -8028,7 +8372,7 @@
     </w:tblPr>
     <w:tblStylePr w:type="firstRow">
       <w:rPr>
-        <w:rFonts w:asciiTheme="majorHAnsi" w:cstheme="majorBidi" w:eastAsiaTheme="majorEastAsia" w:hAnsiTheme="majorHAnsi"/>
+        <w:rFonts w:asciiTheme="majorHAnsi" w:cstheme="majorBidi" w:hAnsiTheme="majorHAnsi" w:eastAsia="黑体"/>
       </w:rPr>
       <w:tblPr/>
       <w:tcPr>
@@ -8040,6 +8384,7 @@
     </w:tblStylePr>
     <w:tblStylePr w:type="lastRow">
       <w:rPr>
+        <w:rFonts w:eastAsia="黑体"/>
         <w:b/>
         <w:bCs/>
         <w:color w:themeColor="text2" w:val="1F497D"/>
@@ -8054,12 +8399,14 @@
     </w:tblStylePr>
     <w:tblStylePr w:type="firstCol">
       <w:rPr>
+        <w:rFonts w:eastAsia="黑体"/>
         <w:b/>
         <w:bCs/>
       </w:rPr>
     </w:tblStylePr>
     <w:tblStylePr w:type="lastCol">
       <w:rPr>
+        <w:rFonts w:eastAsia="黑体"/>
         <w:b/>
         <w:bCs/>
       </w:rPr>
@@ -8093,6 +8440,7 @@
       <w:spacing w:after="0" w:line="240" w:lineRule="auto"/>
     </w:pPr>
     <w:rPr>
+      <w:rFonts w:eastAsia="黑体"/>
       <w:color w:themeColor="text1" w:val="000000"/>
     </w:rPr>
     <w:tblPr>
@@ -8112,7 +8460,7 @@
     </w:tblPr>
     <w:tblStylePr w:type="firstRow">
       <w:rPr>
-        <w:rFonts w:asciiTheme="majorHAnsi" w:cstheme="majorBidi" w:eastAsiaTheme="majorEastAsia" w:hAnsiTheme="majorHAnsi"/>
+        <w:rFonts w:asciiTheme="majorHAnsi" w:cstheme="majorBidi" w:hAnsiTheme="majorHAnsi" w:eastAsia="黑体"/>
       </w:rPr>
       <w:tblPr/>
       <w:tcPr>
@@ -8124,6 +8472,7 @@
     </w:tblStylePr>
     <w:tblStylePr w:type="lastRow">
       <w:rPr>
+        <w:rFonts w:eastAsia="黑体"/>
         <w:b/>
         <w:bCs/>
         <w:color w:themeColor="text2" w:val="1F497D"/>
@@ -8138,12 +8487,14 @@
     </w:tblStylePr>
     <w:tblStylePr w:type="firstCol">
       <w:rPr>
+        <w:rFonts w:eastAsia="黑体"/>
         <w:b/>
         <w:bCs/>
       </w:rPr>
     </w:tblStylePr>
     <w:tblStylePr w:type="lastCol">
       <w:rPr>
+        <w:rFonts w:eastAsia="黑体"/>
         <w:b/>
         <w:bCs/>
       </w:rPr>
@@ -8177,7 +8528,7 @@
       <w:spacing w:after="0" w:line="240" w:lineRule="auto"/>
     </w:pPr>
     <w:rPr>
-      <w:rFonts w:asciiTheme="majorHAnsi" w:cstheme="majorBidi" w:eastAsiaTheme="majorEastAsia" w:hAnsiTheme="majorHAnsi"/>
+      <w:rFonts w:asciiTheme="majorHAnsi" w:cstheme="majorBidi" w:hAnsiTheme="majorHAnsi" w:eastAsia="黑体"/>
       <w:color w:themeColor="text1" w:val="000000"/>
     </w:rPr>
     <w:tblPr>
@@ -8199,6 +8550,7 @@
     </w:tblPr>
     <w:tblStylePr w:type="firstRow">
       <w:rPr>
+        <w:rFonts w:eastAsia="黑体"/>
         <w:sz w:val="24"/>
         <w:szCs w:val="24"/>
       </w:rPr>
@@ -8305,7 +8657,7 @@
       <w:spacing w:after="0" w:line="240" w:lineRule="auto"/>
     </w:pPr>
     <w:rPr>
-      <w:rFonts w:asciiTheme="majorHAnsi" w:cstheme="majorBidi" w:eastAsiaTheme="majorEastAsia" w:hAnsiTheme="majorHAnsi"/>
+      <w:rFonts w:asciiTheme="majorHAnsi" w:cstheme="majorBidi" w:hAnsiTheme="majorHAnsi" w:eastAsia="黑体"/>
       <w:color w:themeColor="text1" w:val="000000"/>
     </w:rPr>
     <w:tblPr>
@@ -8327,6 +8679,7 @@
     </w:tblPr>
     <w:tblStylePr w:type="firstRow">
       <w:rPr>
+        <w:rFonts w:eastAsia="黑体"/>
         <w:sz w:val="24"/>
         <w:szCs w:val="24"/>
       </w:rPr>
@@ -8433,7 +8786,7 @@
       <w:spacing w:after="0" w:line="240" w:lineRule="auto"/>
     </w:pPr>
     <w:rPr>
-      <w:rFonts w:asciiTheme="majorHAnsi" w:cstheme="majorBidi" w:eastAsiaTheme="majorEastAsia" w:hAnsiTheme="majorHAnsi"/>
+      <w:rFonts w:asciiTheme="majorHAnsi" w:cstheme="majorBidi" w:hAnsiTheme="majorHAnsi" w:eastAsia="黑体"/>
       <w:color w:themeColor="text1" w:val="000000"/>
     </w:rPr>
     <w:tblPr>
@@ -8455,6 +8808,7 @@
     </w:tblPr>
     <w:tblStylePr w:type="firstRow">
       <w:rPr>
+        <w:rFonts w:eastAsia="黑体"/>
         <w:sz w:val="24"/>
         <w:szCs w:val="24"/>
       </w:rPr>
@@ -8561,7 +8915,7 @@
       <w:spacing w:after="0" w:line="240" w:lineRule="auto"/>
     </w:pPr>
     <w:rPr>
-      <w:rFonts w:asciiTheme="majorHAnsi" w:cstheme="majorBidi" w:eastAsiaTheme="majorEastAsia" w:hAnsiTheme="majorHAnsi"/>
+      <w:rFonts w:asciiTheme="majorHAnsi" w:cstheme="majorBidi" w:hAnsiTheme="majorHAnsi" w:eastAsia="黑体"/>
       <w:color w:themeColor="text1" w:val="000000"/>
     </w:rPr>
     <w:tblPr>
@@ -8583,6 +8937,7 @@
     </w:tblPr>
     <w:tblStylePr w:type="firstRow">
       <w:rPr>
+        <w:rFonts w:eastAsia="黑体"/>
         <w:sz w:val="24"/>
         <w:szCs w:val="24"/>
       </w:rPr>
@@ -8689,7 +9044,7 @@
       <w:spacing w:after="0" w:line="240" w:lineRule="auto"/>
     </w:pPr>
     <w:rPr>
-      <w:rFonts w:asciiTheme="majorHAnsi" w:cstheme="majorBidi" w:eastAsiaTheme="majorEastAsia" w:hAnsiTheme="majorHAnsi"/>
+      <w:rFonts w:asciiTheme="majorHAnsi" w:cstheme="majorBidi" w:hAnsiTheme="majorHAnsi" w:eastAsia="黑体"/>
       <w:color w:themeColor="text1" w:val="000000"/>
     </w:rPr>
     <w:tblPr>
@@ -8711,6 +9066,7 @@
     </w:tblPr>
     <w:tblStylePr w:type="firstRow">
       <w:rPr>
+        <w:rFonts w:eastAsia="黑体"/>
         <w:sz w:val="24"/>
         <w:szCs w:val="24"/>
       </w:rPr>
@@ -8817,7 +9173,7 @@
       <w:spacing w:after="0" w:line="240" w:lineRule="auto"/>
     </w:pPr>
     <w:rPr>
-      <w:rFonts w:asciiTheme="majorHAnsi" w:cstheme="majorBidi" w:eastAsiaTheme="majorEastAsia" w:hAnsiTheme="majorHAnsi"/>
+      <w:rFonts w:asciiTheme="majorHAnsi" w:cstheme="majorBidi" w:hAnsiTheme="majorHAnsi" w:eastAsia="黑体"/>
       <w:color w:themeColor="text1" w:val="000000"/>
     </w:rPr>
     <w:tblPr>
@@ -8839,6 +9195,7 @@
     </w:tblPr>
     <w:tblStylePr w:type="firstRow">
       <w:rPr>
+        <w:rFonts w:eastAsia="黑体"/>
         <w:sz w:val="24"/>
         <w:szCs w:val="24"/>
       </w:rPr>
@@ -8945,7 +9302,7 @@
       <w:spacing w:after="0" w:line="240" w:lineRule="auto"/>
     </w:pPr>
     <w:rPr>
-      <w:rFonts w:asciiTheme="majorHAnsi" w:cstheme="majorBidi" w:eastAsiaTheme="majorEastAsia" w:hAnsiTheme="majorHAnsi"/>
+      <w:rFonts w:asciiTheme="majorHAnsi" w:cstheme="majorBidi" w:hAnsiTheme="majorHAnsi" w:eastAsia="黑体"/>
       <w:color w:themeColor="text1" w:val="000000"/>
     </w:rPr>
     <w:tblPr>
@@ -8967,6 +9324,7 @@
     </w:tblPr>
     <w:tblStylePr w:type="firstRow">
       <w:rPr>
+        <w:rFonts w:eastAsia="黑体"/>
         <w:sz w:val="24"/>
         <w:szCs w:val="24"/>
       </w:rPr>
@@ -9096,12 +9454,14 @@
     </w:tcPr>
     <w:tblStylePr w:type="firstRow">
       <w:rPr>
+        <w:rFonts w:eastAsia="黑体"/>
         <w:b/>
         <w:bCs/>
       </w:rPr>
     </w:tblStylePr>
     <w:tblStylePr w:type="lastRow">
       <w:rPr>
+        <w:rFonts w:eastAsia="黑体"/>
         <w:b/>
         <w:bCs/>
       </w:rPr>
@@ -9114,12 +9474,14 @@
     </w:tblStylePr>
     <w:tblStylePr w:type="firstCol">
       <w:rPr>
+        <w:rFonts w:eastAsia="黑体"/>
         <w:b/>
         <w:bCs/>
       </w:rPr>
     </w:tblStylePr>
     <w:tblStylePr w:type="lastCol">
       <w:rPr>
+        <w:rFonts w:eastAsia="黑体"/>
         <w:b/>
         <w:bCs/>
       </w:rPr>
@@ -9169,12 +9531,14 @@
     </w:tcPr>
     <w:tblStylePr w:type="firstRow">
       <w:rPr>
+        <w:rFonts w:eastAsia="黑体"/>
         <w:b/>
         <w:bCs/>
       </w:rPr>
     </w:tblStylePr>
     <w:tblStylePr w:type="lastRow">
       <w:rPr>
+        <w:rFonts w:eastAsia="黑体"/>
         <w:b/>
         <w:bCs/>
       </w:rPr>
@@ -9187,12 +9551,14 @@
     </w:tblStylePr>
     <w:tblStylePr w:type="firstCol">
       <w:rPr>
+        <w:rFonts w:eastAsia="黑体"/>
         <w:b/>
         <w:bCs/>
       </w:rPr>
     </w:tblStylePr>
     <w:tblStylePr w:type="lastCol">
       <w:rPr>
+        <w:rFonts w:eastAsia="黑体"/>
         <w:b/>
         <w:bCs/>
       </w:rPr>
@@ -9242,12 +9608,14 @@
     </w:tcPr>
     <w:tblStylePr w:type="firstRow">
       <w:rPr>
+        <w:rFonts w:eastAsia="黑体"/>
         <w:b/>
         <w:bCs/>
       </w:rPr>
     </w:tblStylePr>
     <w:tblStylePr w:type="lastRow">
       <w:rPr>
+        <w:rFonts w:eastAsia="黑体"/>
         <w:b/>
         <w:bCs/>
       </w:rPr>
@@ -9260,12 +9628,14 @@
     </w:tblStylePr>
     <w:tblStylePr w:type="firstCol">
       <w:rPr>
+        <w:rFonts w:eastAsia="黑体"/>
         <w:b/>
         <w:bCs/>
       </w:rPr>
     </w:tblStylePr>
     <w:tblStylePr w:type="lastCol">
       <w:rPr>
+        <w:rFonts w:eastAsia="黑体"/>
         <w:b/>
         <w:bCs/>
       </w:rPr>
@@ -9315,12 +9685,14 @@
     </w:tcPr>
     <w:tblStylePr w:type="firstRow">
       <w:rPr>
+        <w:rFonts w:eastAsia="黑体"/>
         <w:b/>
         <w:bCs/>
       </w:rPr>
     </w:tblStylePr>
     <w:tblStylePr w:type="lastRow">
       <w:rPr>
+        <w:rFonts w:eastAsia="黑体"/>
         <w:b/>
         <w:bCs/>
       </w:rPr>
@@ -9333,12 +9705,14 @@
     </w:tblStylePr>
     <w:tblStylePr w:type="firstCol">
       <w:rPr>
+        <w:rFonts w:eastAsia="黑体"/>
         <w:b/>
         <w:bCs/>
       </w:rPr>
     </w:tblStylePr>
     <w:tblStylePr w:type="lastCol">
       <w:rPr>
+        <w:rFonts w:eastAsia="黑体"/>
         <w:b/>
         <w:bCs/>
       </w:rPr>
@@ -9388,12 +9762,14 @@
     </w:tcPr>
     <w:tblStylePr w:type="firstRow">
       <w:rPr>
+        <w:rFonts w:eastAsia="黑体"/>
         <w:b/>
         <w:bCs/>
       </w:rPr>
     </w:tblStylePr>
     <w:tblStylePr w:type="lastRow">
       <w:rPr>
+        <w:rFonts w:eastAsia="黑体"/>
         <w:b/>
         <w:bCs/>
       </w:rPr>
@@ -9406,12 +9782,14 @@
     </w:tblStylePr>
     <w:tblStylePr w:type="firstCol">
       <w:rPr>
+        <w:rFonts w:eastAsia="黑体"/>
         <w:b/>
         <w:bCs/>
       </w:rPr>
     </w:tblStylePr>
     <w:tblStylePr w:type="lastCol">
       <w:rPr>
+        <w:rFonts w:eastAsia="黑体"/>
         <w:b/>
         <w:bCs/>
       </w:rPr>
@@ -9461,12 +9839,14 @@
     </w:tcPr>
     <w:tblStylePr w:type="firstRow">
       <w:rPr>
+        <w:rFonts w:eastAsia="黑体"/>
         <w:b/>
         <w:bCs/>
       </w:rPr>
     </w:tblStylePr>
     <w:tblStylePr w:type="lastRow">
       <w:rPr>
+        <w:rFonts w:eastAsia="黑体"/>
         <w:b/>
         <w:bCs/>
       </w:rPr>
@@ -9479,12 +9859,14 @@
     </w:tblStylePr>
     <w:tblStylePr w:type="firstCol">
       <w:rPr>
+        <w:rFonts w:eastAsia="黑体"/>
         <w:b/>
         <w:bCs/>
       </w:rPr>
     </w:tblStylePr>
     <w:tblStylePr w:type="lastCol">
       <w:rPr>
+        <w:rFonts w:eastAsia="黑体"/>
         <w:b/>
         <w:bCs/>
       </w:rPr>
@@ -9534,12 +9916,14 @@
     </w:tcPr>
     <w:tblStylePr w:type="firstRow">
       <w:rPr>
+        <w:rFonts w:eastAsia="黑体"/>
         <w:b/>
         <w:bCs/>
       </w:rPr>
     </w:tblStylePr>
     <w:tblStylePr w:type="lastRow">
       <w:rPr>
+        <w:rFonts w:eastAsia="黑体"/>
         <w:b/>
         <w:bCs/>
       </w:rPr>
@@ -9552,12 +9936,14 @@
     </w:tblStylePr>
     <w:tblStylePr w:type="firstCol">
       <w:rPr>
+        <w:rFonts w:eastAsia="黑体"/>
         <w:b/>
         <w:bCs/>
       </w:rPr>
     </w:tblStylePr>
     <w:tblStylePr w:type="lastCol">
       <w:rPr>
+        <w:rFonts w:eastAsia="黑体"/>
         <w:b/>
         <w:bCs/>
       </w:rPr>
@@ -9584,7 +9970,7 @@
       <w:spacing w:after="0" w:line="240" w:lineRule="auto"/>
     </w:pPr>
     <w:rPr>
-      <w:rFonts w:asciiTheme="majorHAnsi" w:cstheme="majorBidi" w:eastAsiaTheme="majorEastAsia" w:hAnsiTheme="majorHAnsi"/>
+      <w:rFonts w:asciiTheme="majorHAnsi" w:cstheme="majorBidi" w:hAnsiTheme="majorHAnsi" w:eastAsia="黑体"/>
       <w:color w:themeColor="text1" w:val="000000"/>
     </w:rPr>
     <w:tblPr>
@@ -9611,6 +9997,7 @@
     </w:tcPr>
     <w:tblStylePr w:type="firstRow">
       <w:rPr>
+        <w:rFonts w:eastAsia="黑体"/>
         <w:b/>
         <w:bCs/>
         <w:color w:themeColor="text1" w:val="000000"/>
@@ -9622,6 +10009,7 @@
     </w:tblStylePr>
     <w:tblStylePr w:type="lastRow">
       <w:rPr>
+        <w:rFonts w:eastAsia="黑体"/>
         <w:b/>
         <w:bCs/>
         <w:color w:themeColor="text1" w:val="000000"/>
@@ -9641,6 +10029,7 @@
     </w:tblStylePr>
     <w:tblStylePr w:type="firstCol">
       <w:rPr>
+        <w:rFonts w:eastAsia="黑体"/>
         <w:b/>
         <w:bCs/>
         <w:color w:themeColor="text1" w:val="000000"/>
@@ -9660,6 +10049,7 @@
     </w:tblStylePr>
     <w:tblStylePr w:type="lastCol">
       <w:rPr>
+        <w:rFonts w:eastAsia="黑体"/>
         <w:b w:val="0"/>
         <w:bCs w:val="0"/>
         <w:color w:themeColor="text1" w:val="000000"/>
@@ -9709,7 +10099,7 @@
       <w:spacing w:after="0" w:line="240" w:lineRule="auto"/>
     </w:pPr>
     <w:rPr>
-      <w:rFonts w:asciiTheme="majorHAnsi" w:cstheme="majorBidi" w:eastAsiaTheme="majorEastAsia" w:hAnsiTheme="majorHAnsi"/>
+      <w:rFonts w:asciiTheme="majorHAnsi" w:cstheme="majorBidi" w:hAnsiTheme="majorHAnsi" w:eastAsia="黑体"/>
       <w:color w:themeColor="text1" w:val="000000"/>
     </w:rPr>
     <w:tblPr>
@@ -9736,6 +10126,7 @@
     </w:tcPr>
     <w:tblStylePr w:type="firstRow">
       <w:rPr>
+        <w:rFonts w:eastAsia="黑体"/>
         <w:b/>
         <w:bCs/>
         <w:color w:themeColor="text1" w:val="000000"/>
@@ -9747,6 +10138,7 @@
     </w:tblStylePr>
     <w:tblStylePr w:type="lastRow">
       <w:rPr>
+        <w:rFonts w:eastAsia="黑体"/>
         <w:b/>
         <w:bCs/>
         <w:color w:themeColor="text1" w:val="000000"/>
@@ -9766,6 +10158,7 @@
     </w:tblStylePr>
     <w:tblStylePr w:type="firstCol">
       <w:rPr>
+        <w:rFonts w:eastAsia="黑体"/>
         <w:b/>
         <w:bCs/>
         <w:color w:themeColor="text1" w:val="000000"/>
@@ -9785,6 +10178,7 @@
     </w:tblStylePr>
     <w:tblStylePr w:type="lastCol">
       <w:rPr>
+        <w:rFonts w:eastAsia="黑体"/>
         <w:b w:val="0"/>
         <w:bCs w:val="0"/>
         <w:color w:themeColor="text1" w:val="000000"/>
@@ -9834,7 +10228,7 @@
       <w:spacing w:after="0" w:line="240" w:lineRule="auto"/>
     </w:pPr>
     <w:rPr>
-      <w:rFonts w:asciiTheme="majorHAnsi" w:cstheme="majorBidi" w:eastAsiaTheme="majorEastAsia" w:hAnsiTheme="majorHAnsi"/>
+      <w:rFonts w:asciiTheme="majorHAnsi" w:cstheme="majorBidi" w:hAnsiTheme="majorHAnsi" w:eastAsia="黑体"/>
       <w:color w:themeColor="text1" w:val="000000"/>
     </w:rPr>
     <w:tblPr>
@@ -9861,6 +10255,7 @@
     </w:tcPr>
     <w:tblStylePr w:type="firstRow">
       <w:rPr>
+        <w:rFonts w:eastAsia="黑体"/>
         <w:b/>
         <w:bCs/>
         <w:color w:themeColor="text1" w:val="000000"/>
@@ -9872,6 +10267,7 @@
     </w:tblStylePr>
     <w:tblStylePr w:type="lastRow">
       <w:rPr>
+        <w:rFonts w:eastAsia="黑体"/>
         <w:b/>
         <w:bCs/>
         <w:color w:themeColor="text1" w:val="000000"/>
@@ -9891,6 +10287,7 @@
     </w:tblStylePr>
     <w:tblStylePr w:type="firstCol">
       <w:rPr>
+        <w:rFonts w:eastAsia="黑体"/>
         <w:b/>
         <w:bCs/>
         <w:color w:themeColor="text1" w:val="000000"/>
@@ -9910,6 +10307,7 @@
     </w:tblStylePr>
     <w:tblStylePr w:type="lastCol">
       <w:rPr>
+        <w:rFonts w:eastAsia="黑体"/>
         <w:b w:val="0"/>
         <w:bCs w:val="0"/>
         <w:color w:themeColor="text1" w:val="000000"/>
@@ -9959,7 +10357,7 @@
       <w:spacing w:after="0" w:line="240" w:lineRule="auto"/>
     </w:pPr>
     <w:rPr>
-      <w:rFonts w:asciiTheme="majorHAnsi" w:cstheme="majorBidi" w:eastAsiaTheme="majorEastAsia" w:hAnsiTheme="majorHAnsi"/>
+      <w:rFonts w:asciiTheme="majorHAnsi" w:cstheme="majorBidi" w:hAnsiTheme="majorHAnsi" w:eastAsia="黑体"/>
       <w:color w:themeColor="text1" w:val="000000"/>
     </w:rPr>
     <w:tblPr>
@@ -9986,6 +10384,7 @@
     </w:tcPr>
     <w:tblStylePr w:type="firstRow">
       <w:rPr>
+        <w:rFonts w:eastAsia="黑体"/>
         <w:b/>
         <w:bCs/>
         <w:color w:themeColor="text1" w:val="000000"/>
@@ -9997,6 +10396,7 @@
     </w:tblStylePr>
     <w:tblStylePr w:type="lastRow">
       <w:rPr>
+        <w:rFonts w:eastAsia="黑体"/>
         <w:b/>
         <w:bCs/>
         <w:color w:themeColor="text1" w:val="000000"/>
@@ -10016,6 +10416,7 @@
     </w:tblStylePr>
     <w:tblStylePr w:type="firstCol">
       <w:rPr>
+        <w:rFonts w:eastAsia="黑体"/>
         <w:b/>
         <w:bCs/>
         <w:color w:themeColor="text1" w:val="000000"/>
@@ -10035,6 +10436,7 @@
     </w:tblStylePr>
     <w:tblStylePr w:type="lastCol">
       <w:rPr>
+        <w:rFonts w:eastAsia="黑体"/>
         <w:b w:val="0"/>
         <w:bCs w:val="0"/>
         <w:color w:themeColor="text1" w:val="000000"/>
@@ -10084,7 +10486,7 @@
       <w:spacing w:after="0" w:line="240" w:lineRule="auto"/>
     </w:pPr>
     <w:rPr>
-      <w:rFonts w:asciiTheme="majorHAnsi" w:cstheme="majorBidi" w:eastAsiaTheme="majorEastAsia" w:hAnsiTheme="majorHAnsi"/>
+      <w:rFonts w:asciiTheme="majorHAnsi" w:cstheme="majorBidi" w:hAnsiTheme="majorHAnsi" w:eastAsia="黑体"/>
       <w:color w:themeColor="text1" w:val="000000"/>
     </w:rPr>
     <w:tblPr>
@@ -10111,6 +10513,7 @@
     </w:tcPr>
     <w:tblStylePr w:type="firstRow">
       <w:rPr>
+        <w:rFonts w:eastAsia="黑体"/>
         <w:b/>
         <w:bCs/>
         <w:color w:themeColor="text1" w:val="000000"/>
@@ -10122,6 +10525,7 @@
     </w:tblStylePr>
     <w:tblStylePr w:type="lastRow">
       <w:rPr>
+        <w:rFonts w:eastAsia="黑体"/>
         <w:b/>
         <w:bCs/>
         <w:color w:themeColor="text1" w:val="000000"/>
@@ -10141,6 +10545,7 @@
     </w:tblStylePr>
     <w:tblStylePr w:type="firstCol">
       <w:rPr>
+        <w:rFonts w:eastAsia="黑体"/>
         <w:b/>
         <w:bCs/>
         <w:color w:themeColor="text1" w:val="000000"/>
@@ -10160,6 +10565,7 @@
     </w:tblStylePr>
     <w:tblStylePr w:type="lastCol">
       <w:rPr>
+        <w:rFonts w:eastAsia="黑体"/>
         <w:b w:val="0"/>
         <w:bCs w:val="0"/>
         <w:color w:themeColor="text1" w:val="000000"/>
@@ -10209,7 +10615,7 @@
       <w:spacing w:after="0" w:line="240" w:lineRule="auto"/>
     </w:pPr>
     <w:rPr>
-      <w:rFonts w:asciiTheme="majorHAnsi" w:cstheme="majorBidi" w:eastAsiaTheme="majorEastAsia" w:hAnsiTheme="majorHAnsi"/>
+      <w:rFonts w:asciiTheme="majorHAnsi" w:cstheme="majorBidi" w:hAnsiTheme="majorHAnsi" w:eastAsia="黑体"/>
       <w:color w:themeColor="text1" w:val="000000"/>
     </w:rPr>
     <w:tblPr>
@@ -10236,6 +10642,7 @@
     </w:tcPr>
     <w:tblStylePr w:type="firstRow">
       <w:rPr>
+        <w:rFonts w:eastAsia="黑体"/>
         <w:b/>
         <w:bCs/>
         <w:color w:themeColor="text1" w:val="000000"/>
@@ -10247,6 +10654,7 @@
     </w:tblStylePr>
     <w:tblStylePr w:type="lastRow">
       <w:rPr>
+        <w:rFonts w:eastAsia="黑体"/>
         <w:b/>
         <w:bCs/>
         <w:color w:themeColor="text1" w:val="000000"/>
@@ -10266,6 +10674,7 @@
     </w:tblStylePr>
     <w:tblStylePr w:type="firstCol">
       <w:rPr>
+        <w:rFonts w:eastAsia="黑体"/>
         <w:b/>
         <w:bCs/>
         <w:color w:themeColor="text1" w:val="000000"/>
@@ -10285,6 +10694,7 @@
     </w:tblStylePr>
     <w:tblStylePr w:type="lastCol">
       <w:rPr>
+        <w:rFonts w:eastAsia="黑体"/>
         <w:b w:val="0"/>
         <w:bCs w:val="0"/>
         <w:color w:themeColor="text1" w:val="000000"/>
@@ -10334,7 +10744,7 @@
       <w:spacing w:after="0" w:line="240" w:lineRule="auto"/>
     </w:pPr>
     <w:rPr>
-      <w:rFonts w:asciiTheme="majorHAnsi" w:cstheme="majorBidi" w:eastAsiaTheme="majorEastAsia" w:hAnsiTheme="majorHAnsi"/>
+      <w:rFonts w:asciiTheme="majorHAnsi" w:cstheme="majorBidi" w:hAnsiTheme="majorHAnsi" w:eastAsia="黑体"/>
       <w:color w:themeColor="text1" w:val="000000"/>
     </w:rPr>
     <w:tblPr>
@@ -10361,6 +10771,7 @@
     </w:tcPr>
     <w:tblStylePr w:type="firstRow">
       <w:rPr>
+        <w:rFonts w:eastAsia="黑体"/>
         <w:b/>
         <w:bCs/>
         <w:color w:themeColor="text1" w:val="000000"/>
@@ -10372,6 +10783,7 @@
     </w:tblStylePr>
     <w:tblStylePr w:type="lastRow">
       <w:rPr>
+        <w:rFonts w:eastAsia="黑体"/>
         <w:b/>
         <w:bCs/>
         <w:color w:themeColor="text1" w:val="000000"/>
@@ -10391,6 +10803,7 @@
     </w:tblStylePr>
     <w:tblStylePr w:type="firstCol">
       <w:rPr>
+        <w:rFonts w:eastAsia="黑体"/>
         <w:b/>
         <w:bCs/>
         <w:color w:themeColor="text1" w:val="000000"/>
@@ -10410,6 +10823,7 @@
     </w:tblStylePr>
     <w:tblStylePr w:type="lastCol">
       <w:rPr>
+        <w:rFonts w:eastAsia="黑体"/>
         <w:b w:val="0"/>
         <w:bCs w:val="0"/>
         <w:color w:themeColor="text1" w:val="000000"/>
@@ -10482,6 +10896,7 @@
     </w:tcPr>
     <w:tblStylePr w:type="firstRow">
       <w:rPr>
+        <w:rFonts w:eastAsia="黑体"/>
         <w:b/>
         <w:bCs/>
         <w:i w:val="0"/>
@@ -10503,6 +10918,7 @@
     </w:tblStylePr>
     <w:tblStylePr w:type="lastRow">
       <w:rPr>
+        <w:rFonts w:eastAsia="黑体"/>
         <w:b/>
         <w:bCs/>
         <w:i w:val="0"/>
@@ -10524,6 +10940,7 @@
     </w:tblStylePr>
     <w:tblStylePr w:type="firstCol">
       <w:rPr>
+        <w:rFonts w:eastAsia="黑体"/>
         <w:b/>
         <w:bCs/>
         <w:i w:val="0"/>
@@ -10543,6 +10960,7 @@
     </w:tblStylePr>
     <w:tblStylePr w:type="lastCol">
       <w:rPr>
+        <w:rFonts w:eastAsia="黑体"/>
         <w:b/>
         <w:bCs/>
         <w:i w:val="0"/>
@@ -10623,6 +11041,7 @@
     </w:tcPr>
     <w:tblStylePr w:type="firstRow">
       <w:rPr>
+        <w:rFonts w:eastAsia="黑体"/>
         <w:b/>
         <w:bCs/>
         <w:i w:val="0"/>
@@ -10644,6 +11063,7 @@
     </w:tblStylePr>
     <w:tblStylePr w:type="lastRow">
       <w:rPr>
+        <w:rFonts w:eastAsia="黑体"/>
         <w:b/>
         <w:bCs/>
         <w:i w:val="0"/>
@@ -10665,6 +11085,7 @@
     </w:tblStylePr>
     <w:tblStylePr w:type="firstCol">
       <w:rPr>
+        <w:rFonts w:eastAsia="黑体"/>
         <w:b/>
         <w:bCs/>
         <w:i w:val="0"/>
@@ -10684,6 +11105,7 @@
     </w:tblStylePr>
     <w:tblStylePr w:type="lastCol">
       <w:rPr>
+        <w:rFonts w:eastAsia="黑体"/>
         <w:b/>
         <w:bCs/>
         <w:i w:val="0"/>
@@ -10764,6 +11186,7 @@
     </w:tcPr>
     <w:tblStylePr w:type="firstRow">
       <w:rPr>
+        <w:rFonts w:eastAsia="黑体"/>
         <w:b/>
         <w:bCs/>
         <w:i w:val="0"/>
@@ -10785,6 +11208,7 @@
     </w:tblStylePr>
     <w:tblStylePr w:type="lastRow">
       <w:rPr>
+        <w:rFonts w:eastAsia="黑体"/>
         <w:b/>
         <w:bCs/>
         <w:i w:val="0"/>
@@ -10806,6 +11230,7 @@
     </w:tblStylePr>
     <w:tblStylePr w:type="firstCol">
       <w:rPr>
+        <w:rFonts w:eastAsia="黑体"/>
         <w:b/>
         <w:bCs/>
         <w:i w:val="0"/>
@@ -10825,6 +11250,7 @@
     </w:tblStylePr>
     <w:tblStylePr w:type="lastCol">
       <w:rPr>
+        <w:rFonts w:eastAsia="黑体"/>
         <w:b/>
         <w:bCs/>
         <w:i w:val="0"/>
@@ -10905,6 +11331,7 @@
     </w:tcPr>
     <w:tblStylePr w:type="firstRow">
       <w:rPr>
+        <w:rFonts w:eastAsia="黑体"/>
         <w:b/>
         <w:bCs/>
         <w:i w:val="0"/>
@@ -10926,6 +11353,7 @@
     </w:tblStylePr>
     <w:tblStylePr w:type="lastRow">
       <w:rPr>
+        <w:rFonts w:eastAsia="黑体"/>
         <w:b/>
         <w:bCs/>
         <w:i w:val="0"/>
@@ -10947,6 +11375,7 @@
     </w:tblStylePr>
     <w:tblStylePr w:type="firstCol">
       <w:rPr>
+        <w:rFonts w:eastAsia="黑体"/>
         <w:b/>
         <w:bCs/>
         <w:i w:val="0"/>
@@ -10966,6 +11395,7 @@
     </w:tblStylePr>
     <w:tblStylePr w:type="lastCol">
       <w:rPr>
+        <w:rFonts w:eastAsia="黑体"/>
         <w:b/>
         <w:bCs/>
         <w:i w:val="0"/>
@@ -11046,6 +11476,7 @@
     </w:tcPr>
     <w:tblStylePr w:type="firstRow">
       <w:rPr>
+        <w:rFonts w:eastAsia="黑体"/>
         <w:b/>
         <w:bCs/>
         <w:i w:val="0"/>
@@ -11067,6 +11498,7 @@
     </w:tblStylePr>
     <w:tblStylePr w:type="lastRow">
       <w:rPr>
+        <w:rFonts w:eastAsia="黑体"/>
         <w:b/>
         <w:bCs/>
         <w:i w:val="0"/>
@@ -11088,6 +11520,7 @@
     </w:tblStylePr>
     <w:tblStylePr w:type="firstCol">
       <w:rPr>
+        <w:rFonts w:eastAsia="黑体"/>
         <w:b/>
         <w:bCs/>
         <w:i w:val="0"/>
@@ -11107,6 +11540,7 @@
     </w:tblStylePr>
     <w:tblStylePr w:type="lastCol">
       <w:rPr>
+        <w:rFonts w:eastAsia="黑体"/>
         <w:b/>
         <w:bCs/>
         <w:i w:val="0"/>
@@ -11187,6 +11621,7 @@
     </w:tcPr>
     <w:tblStylePr w:type="firstRow">
       <w:rPr>
+        <w:rFonts w:eastAsia="黑体"/>
         <w:b/>
         <w:bCs/>
         <w:i w:val="0"/>
@@ -11208,6 +11643,7 @@
     </w:tblStylePr>
     <w:tblStylePr w:type="lastRow">
       <w:rPr>
+        <w:rFonts w:eastAsia="黑体"/>
         <w:b/>
         <w:bCs/>
         <w:i w:val="0"/>
@@ -11229,6 +11665,7 @@
     </w:tblStylePr>
     <w:tblStylePr w:type="firstCol">
       <w:rPr>
+        <w:rFonts w:eastAsia="黑体"/>
         <w:b/>
         <w:bCs/>
         <w:i w:val="0"/>
@@ -11248,6 +11685,7 @@
     </w:tblStylePr>
     <w:tblStylePr w:type="lastCol">
       <w:rPr>
+        <w:rFonts w:eastAsia="黑体"/>
         <w:b/>
         <w:bCs/>
         <w:i w:val="0"/>
@@ -11328,6 +11766,7 @@
     </w:tcPr>
     <w:tblStylePr w:type="firstRow">
       <w:rPr>
+        <w:rFonts w:eastAsia="黑体"/>
         <w:b/>
         <w:bCs/>
         <w:i w:val="0"/>
@@ -11349,6 +11788,7 @@
     </w:tblStylePr>
     <w:tblStylePr w:type="lastRow">
       <w:rPr>
+        <w:rFonts w:eastAsia="黑体"/>
         <w:b/>
         <w:bCs/>
         <w:i w:val="0"/>
@@ -11370,6 +11810,7 @@
     </w:tblStylePr>
     <w:tblStylePr w:type="firstCol">
       <w:rPr>
+        <w:rFonts w:eastAsia="黑体"/>
         <w:b/>
         <w:bCs/>
         <w:i w:val="0"/>
@@ -11389,6 +11830,7 @@
     </w:tblStylePr>
     <w:tblStylePr w:type="lastCol">
       <w:rPr>
+        <w:rFonts w:eastAsia="黑体"/>
         <w:b/>
         <w:bCs/>
         <w:i w:val="0"/>
@@ -11446,6 +11888,7 @@
       <w:spacing w:after="0" w:line="240" w:lineRule="auto"/>
     </w:pPr>
     <w:rPr>
+      <w:rFonts w:eastAsia="黑体"/>
       <w:color w:themeColor="background1" w:val="FFFFFF"/>
     </w:rPr>
     <w:tblPr>
@@ -11464,6 +11907,7 @@
     </w:tcPr>
     <w:tblStylePr w:type="firstRow">
       <w:rPr>
+        <w:rFonts w:eastAsia="黑体"/>
         <w:b/>
         <w:bCs/>
       </w:rPr>
@@ -11560,6 +12004,7 @@
       <w:spacing w:after="0" w:line="240" w:lineRule="auto"/>
     </w:pPr>
     <w:rPr>
+      <w:rFonts w:eastAsia="黑体"/>
       <w:color w:themeColor="background1" w:val="FFFFFF"/>
     </w:rPr>
     <w:tblPr>
@@ -11578,6 +12023,7 @@
     </w:tcPr>
     <w:tblStylePr w:type="firstRow">
       <w:rPr>
+        <w:rFonts w:eastAsia="黑体"/>
         <w:b/>
         <w:bCs/>
       </w:rPr>
@@ -11674,6 +12120,7 @@
       <w:spacing w:after="0" w:line="240" w:lineRule="auto"/>
     </w:pPr>
     <w:rPr>
+      <w:rFonts w:eastAsia="黑体"/>
       <w:color w:themeColor="background1" w:val="FFFFFF"/>
     </w:rPr>
     <w:tblPr>
@@ -11692,6 +12139,7 @@
     </w:tcPr>
     <w:tblStylePr w:type="firstRow">
       <w:rPr>
+        <w:rFonts w:eastAsia="黑体"/>
         <w:b/>
         <w:bCs/>
       </w:rPr>
@@ -11788,6 +12236,7 @@
       <w:spacing w:after="0" w:line="240" w:lineRule="auto"/>
     </w:pPr>
     <w:rPr>
+      <w:rFonts w:eastAsia="黑体"/>
       <w:color w:themeColor="background1" w:val="FFFFFF"/>
     </w:rPr>
     <w:tblPr>
@@ -11806,6 +12255,7 @@
     </w:tcPr>
     <w:tblStylePr w:type="firstRow">
       <w:rPr>
+        <w:rFonts w:eastAsia="黑体"/>
         <w:b/>
         <w:bCs/>
       </w:rPr>
@@ -11902,6 +12352,7 @@
       <w:spacing w:after="0" w:line="240" w:lineRule="auto"/>
     </w:pPr>
     <w:rPr>
+      <w:rFonts w:eastAsia="黑体"/>
       <w:color w:themeColor="background1" w:val="FFFFFF"/>
     </w:rPr>
     <w:tblPr>
@@ -11920,6 +12371,7 @@
     </w:tcPr>
     <w:tblStylePr w:type="firstRow">
       <w:rPr>
+        <w:rFonts w:eastAsia="黑体"/>
         <w:b/>
         <w:bCs/>
       </w:rPr>
@@ -12016,6 +12468,7 @@
       <w:spacing w:after="0" w:line="240" w:lineRule="auto"/>
     </w:pPr>
     <w:rPr>
+      <w:rFonts w:eastAsia="黑体"/>
       <w:color w:themeColor="background1" w:val="FFFFFF"/>
     </w:rPr>
     <w:tblPr>
@@ -12034,6 +12487,7 @@
     </w:tcPr>
     <w:tblStylePr w:type="firstRow">
       <w:rPr>
+        <w:rFonts w:eastAsia="黑体"/>
         <w:b/>
         <w:bCs/>
       </w:rPr>
@@ -12130,6 +12584,7 @@
       <w:spacing w:after="0" w:line="240" w:lineRule="auto"/>
     </w:pPr>
     <w:rPr>
+      <w:rFonts w:eastAsia="黑体"/>
       <w:color w:themeColor="background1" w:val="FFFFFF"/>
     </w:rPr>
     <w:tblPr>
@@ -12148,6 +12603,7 @@
     </w:tcPr>
     <w:tblStylePr w:type="firstRow">
       <w:rPr>
+        <w:rFonts w:eastAsia="黑体"/>
         <w:b/>
         <w:bCs/>
       </w:rPr>
@@ -12244,6 +12700,7 @@
       <w:spacing w:after="0" w:line="240" w:lineRule="auto"/>
     </w:pPr>
     <w:rPr>
+      <w:rFonts w:eastAsia="黑体"/>
       <w:color w:themeColor="text1" w:val="000000"/>
     </w:rPr>
     <w:tblPr>
@@ -12270,6 +12727,7 @@
     </w:tcPr>
     <w:tblStylePr w:type="firstRow">
       <w:rPr>
+        <w:rFonts w:eastAsia="黑体"/>
         <w:b/>
         <w:bCs/>
       </w:rPr>
@@ -12288,6 +12746,7 @@
     </w:tblStylePr>
     <w:tblStylePr w:type="lastRow">
       <w:rPr>
+        <w:rFonts w:eastAsia="黑体"/>
         <w:b/>
         <w:bCs/>
         <w:color w:themeColor="background1" w:val="FFFFFF"/>
@@ -12302,6 +12761,7 @@
     </w:tblStylePr>
     <w:tblStylePr w:type="firstCol">
       <w:rPr>
+        <w:rFonts w:eastAsia="黑体"/>
         <w:color w:themeColor="background1" w:val="FFFFFF"/>
       </w:rPr>
       <w:tblPr/>
@@ -12319,6 +12779,7 @@
     </w:tblStylePr>
     <w:tblStylePr w:type="lastCol">
       <w:rPr>
+        <w:rFonts w:eastAsia="黑体"/>
         <w:color w:themeColor="background1" w:val="FFFFFF"/>
       </w:rPr>
       <w:tblPr/>
@@ -12348,11 +12809,13 @@
     </w:tblStylePr>
     <w:tblStylePr w:type="neCell">
       <w:rPr>
+        <w:rFonts w:eastAsia="黑体"/>
         <w:color w:themeColor="text1" w:val="000000"/>
       </w:rPr>
     </w:tblStylePr>
     <w:tblStylePr w:type="nwCell">
       <w:rPr>
+        <w:rFonts w:eastAsia="黑体"/>
         <w:color w:themeColor="text1" w:val="000000"/>
       </w:rPr>
     </w:tblStylePr>
@@ -12366,6 +12829,7 @@
       <w:spacing w:after="0" w:line="240" w:lineRule="auto"/>
     </w:pPr>
     <w:rPr>
+      <w:rFonts w:eastAsia="黑体"/>
       <w:color w:themeColor="text1" w:val="000000"/>
     </w:rPr>
     <w:tblPr>
@@ -12392,6 +12856,7 @@
     </w:tcPr>
     <w:tblStylePr w:type="firstRow">
       <w:rPr>
+        <w:rFonts w:eastAsia="黑体"/>
         <w:b/>
         <w:bCs/>
       </w:rPr>
@@ -12410,6 +12875,7 @@
     </w:tblStylePr>
     <w:tblStylePr w:type="lastRow">
       <w:rPr>
+        <w:rFonts w:eastAsia="黑体"/>
         <w:b/>
         <w:bCs/>
         <w:color w:themeColor="background1" w:val="FFFFFF"/>
@@ -12424,6 +12890,7 @@
     </w:tblStylePr>
     <w:tblStylePr w:type="firstCol">
       <w:rPr>
+        <w:rFonts w:eastAsia="黑体"/>
         <w:color w:themeColor="background1" w:val="FFFFFF"/>
       </w:rPr>
       <w:tblPr/>
@@ -12441,6 +12908,7 @@
     </w:tblStylePr>
     <w:tblStylePr w:type="lastCol">
       <w:rPr>
+        <w:rFonts w:eastAsia="黑体"/>
         <w:color w:themeColor="background1" w:val="FFFFFF"/>
       </w:rPr>
       <w:tblPr/>
@@ -12470,11 +12938,13 @@
     </w:tblStylePr>
     <w:tblStylePr w:type="neCell">
       <w:rPr>
+        <w:rFonts w:eastAsia="黑体"/>
         <w:color w:themeColor="text1" w:val="000000"/>
       </w:rPr>
     </w:tblStylePr>
     <w:tblStylePr w:type="nwCell">
       <w:rPr>
+        <w:rFonts w:eastAsia="黑体"/>
         <w:color w:themeColor="text1" w:val="000000"/>
       </w:rPr>
     </w:tblStylePr>
@@ -12488,6 +12958,7 @@
       <w:spacing w:after="0" w:line="240" w:lineRule="auto"/>
     </w:pPr>
     <w:rPr>
+      <w:rFonts w:eastAsia="黑体"/>
       <w:color w:themeColor="text1" w:val="000000"/>
     </w:rPr>
     <w:tblPr>
@@ -12514,6 +12985,7 @@
     </w:tcPr>
     <w:tblStylePr w:type="firstRow">
       <w:rPr>
+        <w:rFonts w:eastAsia="黑体"/>
         <w:b/>
         <w:bCs/>
       </w:rPr>
@@ -12532,6 +13004,7 @@
     </w:tblStylePr>
     <w:tblStylePr w:type="lastRow">
       <w:rPr>
+        <w:rFonts w:eastAsia="黑体"/>
         <w:b/>
         <w:bCs/>
         <w:color w:themeColor="background1" w:val="FFFFFF"/>
@@ -12546,6 +13019,7 @@
     </w:tblStylePr>
     <w:tblStylePr w:type="firstCol">
       <w:rPr>
+        <w:rFonts w:eastAsia="黑体"/>
         <w:color w:themeColor="background1" w:val="FFFFFF"/>
       </w:rPr>
       <w:tblPr/>
@@ -12563,6 +13037,7 @@
     </w:tblStylePr>
     <w:tblStylePr w:type="lastCol">
       <w:rPr>
+        <w:rFonts w:eastAsia="黑体"/>
         <w:color w:themeColor="background1" w:val="FFFFFF"/>
       </w:rPr>
       <w:tblPr/>
@@ -12592,11 +13067,13 @@
     </w:tblStylePr>
     <w:tblStylePr w:type="neCell">
       <w:rPr>
+        <w:rFonts w:eastAsia="黑体"/>
         <w:color w:themeColor="text1" w:val="000000"/>
       </w:rPr>
     </w:tblStylePr>
     <w:tblStylePr w:type="nwCell">
       <w:rPr>
+        <w:rFonts w:eastAsia="黑体"/>
         <w:color w:themeColor="text1" w:val="000000"/>
       </w:rPr>
     </w:tblStylePr>
@@ -12610,6 +13087,7 @@
       <w:spacing w:after="0" w:line="240" w:lineRule="auto"/>
     </w:pPr>
     <w:rPr>
+      <w:rFonts w:eastAsia="黑体"/>
       <w:color w:themeColor="text1" w:val="000000"/>
     </w:rPr>
     <w:tblPr>
@@ -12636,6 +13114,7 @@
     </w:tcPr>
     <w:tblStylePr w:type="firstRow">
       <w:rPr>
+        <w:rFonts w:eastAsia="黑体"/>
         <w:b/>
         <w:bCs/>
       </w:rPr>
@@ -12654,6 +13133,7 @@
     </w:tblStylePr>
     <w:tblStylePr w:type="lastRow">
       <w:rPr>
+        <w:rFonts w:eastAsia="黑体"/>
         <w:b/>
         <w:bCs/>
         <w:color w:themeColor="background1" w:val="FFFFFF"/>
@@ -12668,6 +13148,7 @@
     </w:tblStylePr>
     <w:tblStylePr w:type="firstCol">
       <w:rPr>
+        <w:rFonts w:eastAsia="黑体"/>
         <w:color w:themeColor="background1" w:val="FFFFFF"/>
       </w:rPr>
       <w:tblPr/>
@@ -12685,6 +13166,7 @@
     </w:tblStylePr>
     <w:tblStylePr w:type="lastCol">
       <w:rPr>
+        <w:rFonts w:eastAsia="黑体"/>
         <w:color w:themeColor="background1" w:val="FFFFFF"/>
       </w:rPr>
       <w:tblPr/>
@@ -12722,6 +13204,7 @@
       <w:spacing w:after="0" w:line="240" w:lineRule="auto"/>
     </w:pPr>
     <w:rPr>
+      <w:rFonts w:eastAsia="黑体"/>
       <w:color w:themeColor="text1" w:val="000000"/>
     </w:rPr>
     <w:tblPr>
@@ -12748,6 +13231,7 @@
     </w:tcPr>
     <w:tblStylePr w:type="firstRow">
       <w:rPr>
+        <w:rFonts w:eastAsia="黑体"/>
         <w:b/>
         <w:bCs/>
       </w:rPr>
@@ -12766,6 +13250,7 @@
     </w:tblStylePr>
     <w:tblStylePr w:type="lastRow">
       <w:rPr>
+        <w:rFonts w:eastAsia="黑体"/>
         <w:b/>
         <w:bCs/>
         <w:color w:themeColor="background1" w:val="FFFFFF"/>
@@ -12780,6 +13265,7 @@
     </w:tblStylePr>
     <w:tblStylePr w:type="firstCol">
       <w:rPr>
+        <w:rFonts w:eastAsia="黑体"/>
         <w:color w:themeColor="background1" w:val="FFFFFF"/>
       </w:rPr>
       <w:tblPr/>
@@ -12797,6 +13283,7 @@
     </w:tblStylePr>
     <w:tblStylePr w:type="lastCol">
       <w:rPr>
+        <w:rFonts w:eastAsia="黑体"/>
         <w:color w:themeColor="background1" w:val="FFFFFF"/>
       </w:rPr>
       <w:tblPr/>
@@ -12826,11 +13313,13 @@
     </w:tblStylePr>
     <w:tblStylePr w:type="neCell">
       <w:rPr>
+        <w:rFonts w:eastAsia="黑体"/>
         <w:color w:themeColor="text1" w:val="000000"/>
       </w:rPr>
     </w:tblStylePr>
     <w:tblStylePr w:type="nwCell">
       <w:rPr>
+        <w:rFonts w:eastAsia="黑体"/>
         <w:color w:themeColor="text1" w:val="000000"/>
       </w:rPr>
     </w:tblStylePr>
@@ -12844,6 +13333,7 @@
       <w:spacing w:after="0" w:line="240" w:lineRule="auto"/>
     </w:pPr>
     <w:rPr>
+      <w:rFonts w:eastAsia="黑体"/>
       <w:color w:themeColor="text1" w:val="000000"/>
     </w:rPr>
     <w:tblPr>
@@ -12870,6 +13360,7 @@
     </w:tcPr>
     <w:tblStylePr w:type="firstRow">
       <w:rPr>
+        <w:rFonts w:eastAsia="黑体"/>
         <w:b/>
         <w:bCs/>
       </w:rPr>
@@ -12888,6 +13379,7 @@
     </w:tblStylePr>
     <w:tblStylePr w:type="lastRow">
       <w:rPr>
+        <w:rFonts w:eastAsia="黑体"/>
         <w:b/>
         <w:bCs/>
         <w:color w:themeColor="background1" w:val="FFFFFF"/>
@@ -12902,6 +13394,7 @@
     </w:tblStylePr>
     <w:tblStylePr w:type="firstCol">
       <w:rPr>
+        <w:rFonts w:eastAsia="黑体"/>
         <w:color w:themeColor="background1" w:val="FFFFFF"/>
       </w:rPr>
       <w:tblPr/>
@@ -12919,6 +13412,7 @@
     </w:tblStylePr>
     <w:tblStylePr w:type="lastCol">
       <w:rPr>
+        <w:rFonts w:eastAsia="黑体"/>
         <w:color w:themeColor="background1" w:val="FFFFFF"/>
       </w:rPr>
       <w:tblPr/>
@@ -12948,11 +13442,13 @@
     </w:tblStylePr>
     <w:tblStylePr w:type="neCell">
       <w:rPr>
+        <w:rFonts w:eastAsia="黑体"/>
         <w:color w:themeColor="text1" w:val="000000"/>
       </w:rPr>
     </w:tblStylePr>
     <w:tblStylePr w:type="nwCell">
       <w:rPr>
+        <w:rFonts w:eastAsia="黑体"/>
         <w:color w:themeColor="text1" w:val="000000"/>
       </w:rPr>
     </w:tblStylePr>
@@ -12966,6 +13462,7 @@
       <w:spacing w:after="0" w:line="240" w:lineRule="auto"/>
     </w:pPr>
     <w:rPr>
+      <w:rFonts w:eastAsia="黑体"/>
       <w:color w:themeColor="text1" w:val="000000"/>
     </w:rPr>
     <w:tblPr>
@@ -12992,6 +13489,7 @@
     </w:tcPr>
     <w:tblStylePr w:type="firstRow">
       <w:rPr>
+        <w:rFonts w:eastAsia="黑体"/>
         <w:b/>
         <w:bCs/>
       </w:rPr>
@@ -13010,6 +13508,7 @@
     </w:tblStylePr>
     <w:tblStylePr w:type="lastRow">
       <w:rPr>
+        <w:rFonts w:eastAsia="黑体"/>
         <w:b/>
         <w:bCs/>
         <w:color w:themeColor="background1" w:val="FFFFFF"/>
@@ -13024,6 +13523,7 @@
     </w:tblStylePr>
     <w:tblStylePr w:type="firstCol">
       <w:rPr>
+        <w:rFonts w:eastAsia="黑体"/>
         <w:color w:themeColor="background1" w:val="FFFFFF"/>
       </w:rPr>
       <w:tblPr/>
@@ -13041,6 +13541,7 @@
     </w:tblStylePr>
     <w:tblStylePr w:type="lastCol">
       <w:rPr>
+        <w:rFonts w:eastAsia="黑体"/>
         <w:color w:themeColor="background1" w:val="FFFFFF"/>
       </w:rPr>
       <w:tblPr/>
@@ -13070,11 +13571,13 @@
     </w:tblStylePr>
     <w:tblStylePr w:type="neCell">
       <w:rPr>
+        <w:rFonts w:eastAsia="黑体"/>
         <w:color w:themeColor="text1" w:val="000000"/>
       </w:rPr>
     </w:tblStylePr>
     <w:tblStylePr w:type="nwCell">
       <w:rPr>
+        <w:rFonts w:eastAsia="黑体"/>
         <w:color w:themeColor="text1" w:val="000000"/>
       </w:rPr>
     </w:tblStylePr>
@@ -13088,6 +13591,7 @@
       <w:spacing w:after="0" w:line="240" w:lineRule="auto"/>
     </w:pPr>
     <w:rPr>
+      <w:rFonts w:eastAsia="黑体"/>
       <w:color w:themeColor="text1" w:val="000000"/>
     </w:rPr>
     <w:tblPr>
@@ -13106,6 +13610,7 @@
     </w:tcPr>
     <w:tblStylePr w:type="firstRow">
       <w:rPr>
+        <w:rFonts w:eastAsia="黑体"/>
         <w:b/>
         <w:bCs/>
         <w:color w:themeColor="background1" w:val="FFFFFF"/>
@@ -13120,6 +13625,7 @@
     </w:tblStylePr>
     <w:tblStylePr w:type="lastRow">
       <w:rPr>
+        <w:rFonts w:eastAsia="黑体"/>
         <w:b/>
         <w:bCs/>
         <w:color w:themeColor="accent2" w:themeShade="CC" w:val="9E3A38"/>
@@ -13134,12 +13640,14 @@
     </w:tblStylePr>
     <w:tblStylePr w:type="firstCol">
       <w:rPr>
+        <w:rFonts w:eastAsia="黑体"/>
         <w:b/>
         <w:bCs/>
       </w:rPr>
     </w:tblStylePr>
     <w:tblStylePr w:type="lastCol">
       <w:rPr>
+        <w:rFonts w:eastAsia="黑体"/>
         <w:b/>
         <w:bCs/>
       </w:rPr>
@@ -13174,6 +13682,7 @@
       <w:spacing w:after="0" w:line="240" w:lineRule="auto"/>
     </w:pPr>
     <w:rPr>
+      <w:rFonts w:eastAsia="黑体"/>
       <w:color w:themeColor="text1" w:val="000000"/>
     </w:rPr>
     <w:tblPr>
@@ -13192,6 +13701,7 @@
     </w:tcPr>
     <w:tblStylePr w:type="firstRow">
       <w:rPr>
+        <w:rFonts w:eastAsia="黑体"/>
         <w:b/>
         <w:bCs/>
         <w:color w:themeColor="background1" w:val="FFFFFF"/>
@@ -13206,6 +13716,7 @@
     </w:tblStylePr>
     <w:tblStylePr w:type="lastRow">
       <w:rPr>
+        <w:rFonts w:eastAsia="黑体"/>
         <w:b/>
         <w:bCs/>
         <w:color w:themeColor="accent2" w:themeShade="CC" w:val="9E3A38"/>
@@ -13220,12 +13731,14 @@
     </w:tblStylePr>
     <w:tblStylePr w:type="firstCol">
       <w:rPr>
+        <w:rFonts w:eastAsia="黑体"/>
         <w:b/>
         <w:bCs/>
       </w:rPr>
     </w:tblStylePr>
     <w:tblStylePr w:type="lastCol">
       <w:rPr>
+        <w:rFonts w:eastAsia="黑体"/>
         <w:b/>
         <w:bCs/>
       </w:rPr>
@@ -13260,6 +13773,7 @@
       <w:spacing w:after="0" w:line="240" w:lineRule="auto"/>
     </w:pPr>
     <w:rPr>
+      <w:rFonts w:eastAsia="黑体"/>
       <w:color w:themeColor="text1" w:val="000000"/>
     </w:rPr>
     <w:tblPr>
@@ -13278,6 +13792,7 @@
     </w:tcPr>
     <w:tblStylePr w:type="firstRow">
       <w:rPr>
+        <w:rFonts w:eastAsia="黑体"/>
         <w:b/>
         <w:bCs/>
         <w:color w:themeColor="background1" w:val="FFFFFF"/>
@@ -13292,6 +13807,7 @@
     </w:tblStylePr>
     <w:tblStylePr w:type="lastRow">
       <w:rPr>
+        <w:rFonts w:eastAsia="黑体"/>
         <w:b/>
         <w:bCs/>
         <w:color w:themeColor="accent2" w:themeShade="CC" w:val="9E3A38"/>
@@ -13306,12 +13822,14 @@
     </w:tblStylePr>
     <w:tblStylePr w:type="firstCol">
       <w:rPr>
+        <w:rFonts w:eastAsia="黑体"/>
         <w:b/>
         <w:bCs/>
       </w:rPr>
     </w:tblStylePr>
     <w:tblStylePr w:type="lastCol">
       <w:rPr>
+        <w:rFonts w:eastAsia="黑体"/>
         <w:b/>
         <w:bCs/>
       </w:rPr>
@@ -13346,6 +13864,7 @@
       <w:spacing w:after="0" w:line="240" w:lineRule="auto"/>
     </w:pPr>
     <w:rPr>
+      <w:rFonts w:eastAsia="黑体"/>
       <w:color w:themeColor="text1" w:val="000000"/>
     </w:rPr>
     <w:tblPr>
@@ -13364,6 +13883,7 @@
     </w:tcPr>
     <w:tblStylePr w:type="firstRow">
       <w:rPr>
+        <w:rFonts w:eastAsia="黑体"/>
         <w:b/>
         <w:bCs/>
         <w:color w:themeColor="background1" w:val="FFFFFF"/>
@@ -13378,6 +13898,7 @@
     </w:tblStylePr>
     <w:tblStylePr w:type="lastRow">
       <w:rPr>
+        <w:rFonts w:eastAsia="黑体"/>
         <w:b/>
         <w:bCs/>
         <w:color w:themeColor="accent4" w:themeShade="CC" w:val="664E82"/>
@@ -13392,12 +13913,14 @@
     </w:tblStylePr>
     <w:tblStylePr w:type="firstCol">
       <w:rPr>
+        <w:rFonts w:eastAsia="黑体"/>
         <w:b/>
         <w:bCs/>
       </w:rPr>
     </w:tblStylePr>
     <w:tblStylePr w:type="lastCol">
       <w:rPr>
+        <w:rFonts w:eastAsia="黑体"/>
         <w:b/>
         <w:bCs/>
       </w:rPr>
@@ -13432,6 +13955,7 @@
       <w:spacing w:after="0" w:line="240" w:lineRule="auto"/>
     </w:pPr>
     <w:rPr>
+      <w:rFonts w:eastAsia="黑体"/>
       <w:color w:themeColor="text1" w:val="000000"/>
     </w:rPr>
     <w:tblPr>
@@ -13450,6 +13974,7 @@
     </w:tcPr>
     <w:tblStylePr w:type="firstRow">
       <w:rPr>
+        <w:rFonts w:eastAsia="黑体"/>
         <w:b/>
         <w:bCs/>
         <w:color w:themeColor="background1" w:val="FFFFFF"/>
@@ -13464,6 +13989,7 @@
     </w:tblStylePr>
     <w:tblStylePr w:type="lastRow">
       <w:rPr>
+        <w:rFonts w:eastAsia="黑体"/>
         <w:b/>
         <w:bCs/>
         <w:color w:themeColor="accent3" w:themeShade="CC" w:val="7E9C40"/>
@@ -13478,12 +14004,14 @@
     </w:tblStylePr>
     <w:tblStylePr w:type="firstCol">
       <w:rPr>
+        <w:rFonts w:eastAsia="黑体"/>
         <w:b/>
         <w:bCs/>
       </w:rPr>
     </w:tblStylePr>
     <w:tblStylePr w:type="lastCol">
       <w:rPr>
+        <w:rFonts w:eastAsia="黑体"/>
         <w:b/>
         <w:bCs/>
       </w:rPr>
@@ -13518,6 +14046,7 @@
       <w:spacing w:after="0" w:line="240" w:lineRule="auto"/>
     </w:pPr>
     <w:rPr>
+      <w:rFonts w:eastAsia="黑体"/>
       <w:color w:themeColor="text1" w:val="000000"/>
     </w:rPr>
     <w:tblPr>
@@ -13536,6 +14065,7 @@
     </w:tcPr>
     <w:tblStylePr w:type="firstRow">
       <w:rPr>
+        <w:rFonts w:eastAsia="黑体"/>
         <w:b/>
         <w:bCs/>
         <w:color w:themeColor="background1" w:val="FFFFFF"/>
@@ -13550,6 +14080,7 @@
     </w:tblStylePr>
     <w:tblStylePr w:type="lastRow">
       <w:rPr>
+        <w:rFonts w:eastAsia="黑体"/>
         <w:b/>
         <w:bCs/>
         <w:color w:themeColor="accent6" w:themeShade="CC" w:val="F2730A"/>
@@ -13564,12 +14095,14 @@
     </w:tblStylePr>
     <w:tblStylePr w:type="firstCol">
       <w:rPr>
+        <w:rFonts w:eastAsia="黑体"/>
         <w:b/>
         <w:bCs/>
       </w:rPr>
     </w:tblStylePr>
     <w:tblStylePr w:type="lastCol">
       <w:rPr>
+        <w:rFonts w:eastAsia="黑体"/>
         <w:b/>
         <w:bCs/>
       </w:rPr>
@@ -13604,6 +14137,7 @@
       <w:spacing w:after="0" w:line="240" w:lineRule="auto"/>
     </w:pPr>
     <w:rPr>
+      <w:rFonts w:eastAsia="黑体"/>
       <w:color w:themeColor="text1" w:val="000000"/>
     </w:rPr>
     <w:tblPr>
@@ -13622,6 +14156,7 @@
     </w:tcPr>
     <w:tblStylePr w:type="firstRow">
       <w:rPr>
+        <w:rFonts w:eastAsia="黑体"/>
         <w:b/>
         <w:bCs/>
         <w:color w:themeColor="background1" w:val="FFFFFF"/>
@@ -13636,6 +14171,7 @@
     </w:tblStylePr>
     <w:tblStylePr w:type="lastRow">
       <w:rPr>
+        <w:rFonts w:eastAsia="黑体"/>
         <w:b/>
         <w:bCs/>
         <w:color w:themeColor="accent5" w:themeShade="CC" w:val="348DA5"/>
@@ -13650,12 +14186,14 @@
     </w:tblStylePr>
     <w:tblStylePr w:type="firstCol">
       <w:rPr>
+        <w:rFonts w:eastAsia="黑体"/>
         <w:b/>
         <w:bCs/>
       </w:rPr>
     </w:tblStylePr>
     <w:tblStylePr w:type="lastCol">
       <w:rPr>
+        <w:rFonts w:eastAsia="黑体"/>
         <w:b/>
         <w:bCs/>
       </w:rPr>
@@ -13690,6 +14228,7 @@
       <w:spacing w:after="0" w:line="240" w:lineRule="auto"/>
     </w:pPr>
     <w:rPr>
+      <w:rFonts w:eastAsia="黑体"/>
       <w:color w:themeColor="text1" w:val="000000"/>
     </w:rPr>
     <w:tblPr>
@@ -13711,6 +14250,7 @@
     </w:tcPr>
     <w:tblStylePr w:type="firstRow">
       <w:rPr>
+        <w:rFonts w:eastAsia="黑体"/>
         <w:b/>
         <w:bCs/>
       </w:rPr>
@@ -13721,6 +14261,7 @@
     </w:tblStylePr>
     <w:tblStylePr w:type="lastRow">
       <w:rPr>
+        <w:rFonts w:eastAsia="黑体"/>
         <w:b/>
         <w:bCs/>
         <w:color w:themeColor="text1" w:val="000000"/>
@@ -13732,6 +14273,7 @@
     </w:tblStylePr>
     <w:tblStylePr w:type="firstCol">
       <w:rPr>
+        <w:rFonts w:eastAsia="黑体"/>
         <w:color w:themeColor="background1" w:val="FFFFFF"/>
       </w:rPr>
       <w:tblPr/>
@@ -13741,6 +14283,7 @@
     </w:tblStylePr>
     <w:tblStylePr w:type="lastCol">
       <w:rPr>
+        <w:rFonts w:eastAsia="黑体"/>
         <w:color w:themeColor="background1" w:val="FFFFFF"/>
       </w:rPr>
       <w:tblPr/>
@@ -13770,6 +14313,7 @@
       <w:spacing w:after="0" w:line="240" w:lineRule="auto"/>
     </w:pPr>
     <w:rPr>
+      <w:rFonts w:eastAsia="黑体"/>
       <w:color w:themeColor="text1" w:val="000000"/>
     </w:rPr>
     <w:tblPr>
@@ -13791,6 +14335,7 @@
     </w:tcPr>
     <w:tblStylePr w:type="firstRow">
       <w:rPr>
+        <w:rFonts w:eastAsia="黑体"/>
         <w:b/>
         <w:bCs/>
       </w:rPr>
@@ -13801,6 +14346,7 @@
     </w:tblStylePr>
     <w:tblStylePr w:type="lastRow">
       <w:rPr>
+        <w:rFonts w:eastAsia="黑体"/>
         <w:b/>
         <w:bCs/>
         <w:color w:themeColor="text1" w:val="000000"/>
@@ -13812,6 +14358,7 @@
     </w:tblStylePr>
     <w:tblStylePr w:type="firstCol">
       <w:rPr>
+        <w:rFonts w:eastAsia="黑体"/>
         <w:color w:themeColor="background1" w:val="FFFFFF"/>
       </w:rPr>
       <w:tblPr/>
@@ -13821,6 +14368,7 @@
     </w:tblStylePr>
     <w:tblStylePr w:type="lastCol">
       <w:rPr>
+        <w:rFonts w:eastAsia="黑体"/>
         <w:color w:themeColor="background1" w:val="FFFFFF"/>
       </w:rPr>
       <w:tblPr/>
@@ -13850,6 +14398,7 @@
       <w:spacing w:after="0" w:line="240" w:lineRule="auto"/>
     </w:pPr>
     <w:rPr>
+      <w:rFonts w:eastAsia="黑体"/>
       <w:color w:themeColor="text1" w:val="000000"/>
     </w:rPr>
     <w:tblPr>
@@ -13871,6 +14420,7 @@
     </w:tcPr>
     <w:tblStylePr w:type="firstRow">
       <w:rPr>
+        <w:rFonts w:eastAsia="黑体"/>
         <w:b/>
         <w:bCs/>
       </w:rPr>
@@ -13881,6 +14431,7 @@
     </w:tblStylePr>
     <w:tblStylePr w:type="lastRow">
       <w:rPr>
+        <w:rFonts w:eastAsia="黑体"/>
         <w:b/>
         <w:bCs/>
         <w:color w:themeColor="text1" w:val="000000"/>
@@ -13892,6 +14443,7 @@
     </w:tblStylePr>
     <w:tblStylePr w:type="firstCol">
       <w:rPr>
+        <w:rFonts w:eastAsia="黑体"/>
         <w:color w:themeColor="background1" w:val="FFFFFF"/>
       </w:rPr>
       <w:tblPr/>
@@ -13901,6 +14453,7 @@
     </w:tblStylePr>
     <w:tblStylePr w:type="lastCol">
       <w:rPr>
+        <w:rFonts w:eastAsia="黑体"/>
         <w:color w:themeColor="background1" w:val="FFFFFF"/>
       </w:rPr>
       <w:tblPr/>
@@ -13930,6 +14483,7 @@
       <w:spacing w:after="0" w:line="240" w:lineRule="auto"/>
     </w:pPr>
     <w:rPr>
+      <w:rFonts w:eastAsia="黑体"/>
       <w:color w:themeColor="text1" w:val="000000"/>
     </w:rPr>
     <w:tblPr>
@@ -13951,6 +14505,7 @@
     </w:tcPr>
     <w:tblStylePr w:type="firstRow">
       <w:rPr>
+        <w:rFonts w:eastAsia="黑体"/>
         <w:b/>
         <w:bCs/>
       </w:rPr>
@@ -13961,6 +14516,7 @@
     </w:tblStylePr>
     <w:tblStylePr w:type="lastRow">
       <w:rPr>
+        <w:rFonts w:eastAsia="黑体"/>
         <w:b/>
         <w:bCs/>
         <w:color w:themeColor="text1" w:val="000000"/>
@@ -13972,6 +14528,7 @@
     </w:tblStylePr>
     <w:tblStylePr w:type="firstCol">
       <w:rPr>
+        <w:rFonts w:eastAsia="黑体"/>
         <w:color w:themeColor="background1" w:val="FFFFFF"/>
       </w:rPr>
       <w:tblPr/>
@@ -13981,6 +14538,7 @@
     </w:tblStylePr>
     <w:tblStylePr w:type="lastCol">
       <w:rPr>
+        <w:rFonts w:eastAsia="黑体"/>
         <w:color w:themeColor="background1" w:val="FFFFFF"/>
       </w:rPr>
       <w:tblPr/>
@@ -14010,6 +14568,7 @@
       <w:spacing w:after="0" w:line="240" w:lineRule="auto"/>
     </w:pPr>
     <w:rPr>
+      <w:rFonts w:eastAsia="黑体"/>
       <w:color w:themeColor="text1" w:val="000000"/>
     </w:rPr>
     <w:tblPr>
@@ -14031,6 +14590,7 @@
     </w:tcPr>
     <w:tblStylePr w:type="firstRow">
       <w:rPr>
+        <w:rFonts w:eastAsia="黑体"/>
         <w:b/>
         <w:bCs/>
       </w:rPr>
@@ -14041,6 +14601,7 @@
     </w:tblStylePr>
     <w:tblStylePr w:type="lastRow">
       <w:rPr>
+        <w:rFonts w:eastAsia="黑体"/>
         <w:b/>
         <w:bCs/>
         <w:color w:themeColor="text1" w:val="000000"/>
@@ -14052,6 +14613,7 @@
     </w:tblStylePr>
     <w:tblStylePr w:type="firstCol">
       <w:rPr>
+        <w:rFonts w:eastAsia="黑体"/>
         <w:color w:themeColor="background1" w:val="FFFFFF"/>
       </w:rPr>
       <w:tblPr/>
@@ -14061,6 +14623,7 @@
     </w:tblStylePr>
     <w:tblStylePr w:type="lastCol">
       <w:rPr>
+        <w:rFonts w:eastAsia="黑体"/>
         <w:color w:themeColor="background1" w:val="FFFFFF"/>
       </w:rPr>
       <w:tblPr/>
@@ -14090,6 +14653,7 @@
       <w:spacing w:after="0" w:line="240" w:lineRule="auto"/>
     </w:pPr>
     <w:rPr>
+      <w:rFonts w:eastAsia="黑体"/>
       <w:color w:themeColor="text1" w:val="000000"/>
     </w:rPr>
     <w:tblPr>
@@ -14111,6 +14675,7 @@
     </w:tcPr>
     <w:tblStylePr w:type="firstRow">
       <w:rPr>
+        <w:rFonts w:eastAsia="黑体"/>
         <w:b/>
         <w:bCs/>
       </w:rPr>
@@ -14121,6 +14686,7 @@
     </w:tblStylePr>
     <w:tblStylePr w:type="lastRow">
       <w:rPr>
+        <w:rFonts w:eastAsia="黑体"/>
         <w:b/>
         <w:bCs/>
         <w:color w:themeColor="text1" w:val="000000"/>
@@ -14132,6 +14698,7 @@
     </w:tblStylePr>
     <w:tblStylePr w:type="firstCol">
       <w:rPr>
+        <w:rFonts w:eastAsia="黑体"/>
         <w:color w:themeColor="background1" w:val="FFFFFF"/>
       </w:rPr>
       <w:tblPr/>
@@ -14141,6 +14708,7 @@
     </w:tblStylePr>
     <w:tblStylePr w:type="lastCol">
       <w:rPr>
+        <w:rFonts w:eastAsia="黑体"/>
         <w:color w:themeColor="background1" w:val="FFFFFF"/>
       </w:rPr>
       <w:tblPr/>
@@ -14170,6 +14738,7 @@
       <w:spacing w:after="0" w:line="240" w:lineRule="auto"/>
     </w:pPr>
     <w:rPr>
+      <w:rFonts w:eastAsia="黑体"/>
       <w:color w:themeColor="text1" w:val="000000"/>
     </w:rPr>
     <w:tblPr>
@@ -14191,6 +14760,7 @@
     </w:tcPr>
     <w:tblStylePr w:type="firstRow">
       <w:rPr>
+        <w:rFonts w:eastAsia="黑体"/>
         <w:b/>
         <w:bCs/>
       </w:rPr>
@@ -14201,6 +14771,7 @@
     </w:tblStylePr>
     <w:tblStylePr w:type="lastRow">
       <w:rPr>
+        <w:rFonts w:eastAsia="黑体"/>
         <w:b/>
         <w:bCs/>
         <w:color w:themeColor="text1" w:val="000000"/>
@@ -14212,6 +14783,7 @@
     </w:tblStylePr>
     <w:tblStylePr w:type="firstCol">
       <w:rPr>
+        <w:rFonts w:eastAsia="黑体"/>
         <w:color w:themeColor="background1" w:val="FFFFFF"/>
       </w:rPr>
       <w:tblPr/>
@@ -14221,6 +14793,7 @@
     </w:tblStylePr>
     <w:tblStylePr w:type="lastCol">
       <w:rPr>
+        <w:rFonts w:eastAsia="黑体"/>
         <w:color w:themeColor="background1" w:val="FFFFFF"/>
       </w:rPr>
       <w:tblPr/>
@@ -14253,6 +14826,7 @@
     <w:name w:val="KeywordTok"/>
     <w:basedOn w:val="VerbatimChar"/>
     <w:rPr>
+      <w:rFonts w:eastAsia="黑体"/>
       <w:b/>
       <w:color w:val="007020"/>
     </w:rPr>
@@ -14261,6 +14835,7 @@
     <w:name w:val="DataTypeTok"/>
     <w:basedOn w:val="VerbatimChar"/>
     <w:rPr>
+      <w:rFonts w:eastAsia="黑体"/>
       <w:color w:val="902000"/>
     </w:rPr>
   </w:style>
@@ -14268,6 +14843,7 @@
     <w:name w:val="DecValTok"/>
     <w:basedOn w:val="VerbatimChar"/>
     <w:rPr>
+      <w:rFonts w:eastAsia="黑体"/>
       <w:color w:val="40a070"/>
     </w:rPr>
   </w:style>
@@ -14275,6 +14851,7 @@
     <w:name w:val="BaseNTok"/>
     <w:basedOn w:val="VerbatimChar"/>
     <w:rPr>
+      <w:rFonts w:eastAsia="黑体"/>
       <w:color w:val="40a070"/>
     </w:rPr>
   </w:style>
@@ -14282,6 +14859,7 @@
     <w:name w:val="FloatTok"/>
     <w:basedOn w:val="VerbatimChar"/>
     <w:rPr>
+      <w:rFonts w:eastAsia="黑体"/>
       <w:color w:val="40a070"/>
     </w:rPr>
   </w:style>
@@ -14289,6 +14867,7 @@
     <w:name w:val="ConstantTok"/>
     <w:basedOn w:val="VerbatimChar"/>
     <w:rPr>
+      <w:rFonts w:eastAsia="黑体"/>
       <w:color w:val="880000"/>
     </w:rPr>
   </w:style>
@@ -14296,6 +14875,7 @@
     <w:name w:val="CharTok"/>
     <w:basedOn w:val="VerbatimChar"/>
     <w:rPr>
+      <w:rFonts w:eastAsia="黑体"/>
       <w:color w:val="4070a0"/>
     </w:rPr>
   </w:style>
@@ -14303,6 +14883,7 @@
     <w:name w:val="SpecialCharTok"/>
     <w:basedOn w:val="VerbatimChar"/>
     <w:rPr>
+      <w:rFonts w:eastAsia="黑体"/>
       <w:color w:val="4070a0"/>
     </w:rPr>
   </w:style>
@@ -14310,6 +14891,7 @@
     <w:name w:val="StringTok"/>
     <w:basedOn w:val="VerbatimChar"/>
     <w:rPr>
+      <w:rFonts w:eastAsia="黑体"/>
       <w:color w:val="4070a0"/>
     </w:rPr>
   </w:style>
@@ -14317,6 +14899,7 @@
     <w:name w:val="VerbatimStringTok"/>
     <w:basedOn w:val="VerbatimChar"/>
     <w:rPr>
+      <w:rFonts w:eastAsia="黑体"/>
       <w:color w:val="4070a0"/>
     </w:rPr>
   </w:style>
@@ -14324,6 +14907,7 @@
     <w:name w:val="SpecialStringTok"/>
     <w:basedOn w:val="VerbatimChar"/>
     <w:rPr>
+      <w:rFonts w:eastAsia="黑体"/>
       <w:color w:val="bb6688"/>
     </w:rPr>
   </w:style>
@@ -14331,6 +14915,7 @@
     <w:name w:val="ImportTok"/>
     <w:basedOn w:val="VerbatimChar"/>
     <w:rPr>
+      <w:rFonts w:eastAsia="黑体"/>
       <w:b/>
       <w:color w:val="008000"/>
     </w:rPr>
@@ -14339,6 +14924,7 @@
     <w:name w:val="CommentTok"/>
     <w:basedOn w:val="VerbatimChar"/>
     <w:rPr>
+      <w:rFonts w:eastAsia="黑体"/>
       <w:i/>
       <w:color w:val="60a0b0"/>
     </w:rPr>
@@ -14347,6 +14933,7 @@
     <w:name w:val="DocumentationTok"/>
     <w:basedOn w:val="VerbatimChar"/>
     <w:rPr>
+      <w:rFonts w:eastAsia="黑体"/>
       <w:i/>
       <w:color w:val="ba2121"/>
     </w:rPr>
@@ -14355,6 +14942,7 @@
     <w:name w:val="AnnotationTok"/>
     <w:basedOn w:val="VerbatimChar"/>
     <w:rPr>
+      <w:rFonts w:eastAsia="黑体"/>
       <w:b/>
       <w:i/>
       <w:color w:val="60a0b0"/>
@@ -14364,6 +14952,7 @@
     <w:name w:val="CommentVarTok"/>
     <w:basedOn w:val="VerbatimChar"/>
     <w:rPr>
+      <w:rFonts w:eastAsia="黑体"/>
       <w:b/>
       <w:i/>
       <w:color w:val="60a0b0"/>
@@ -14373,6 +14962,7 @@
     <w:name w:val="OtherTok"/>
     <w:basedOn w:val="VerbatimChar"/>
     <w:rPr>
+      <w:rFonts w:eastAsia="黑体"/>
       <w:color w:val="007020"/>
     </w:rPr>
   </w:style>
@@ -14380,6 +14970,7 @@
     <w:name w:val="FunctionTok"/>
     <w:basedOn w:val="VerbatimChar"/>
     <w:rPr>
+      <w:rFonts w:eastAsia="黑体"/>
       <w:color w:val="06287e"/>
     </w:rPr>
   </w:style>
@@ -14387,6 +14978,7 @@
     <w:name w:val="VariableTok"/>
     <w:basedOn w:val="VerbatimChar"/>
     <w:rPr>
+      <w:rFonts w:eastAsia="黑体"/>
       <w:color w:val="19177c"/>
     </w:rPr>
   </w:style>
@@ -14394,6 +14986,7 @@
     <w:name w:val="ControlFlowTok"/>
     <w:basedOn w:val="VerbatimChar"/>
     <w:rPr>
+      <w:rFonts w:eastAsia="黑体"/>
       <w:b/>
       <w:color w:val="007020"/>
     </w:rPr>
@@ -14402,6 +14995,7 @@
     <w:name w:val="OperatorTok"/>
     <w:basedOn w:val="VerbatimChar"/>
     <w:rPr>
+      <w:rFonts w:eastAsia="黑体"/>
       <w:color w:val="666666"/>
     </w:rPr>
   </w:style>
@@ -14409,18 +15003,22 @@
     <w:name w:val="BuiltInTok"/>
     <w:basedOn w:val="VerbatimChar"/>
     <w:rPr>
+      <w:rFonts w:eastAsia="黑体"/>
       <w:color w:val="008000"/>
     </w:rPr>
   </w:style>
   <w:style w:type="character" w:customStyle="1" w:styleId="ExtensionTok">
     <w:name w:val="ExtensionTok"/>
     <w:basedOn w:val="VerbatimChar"/>
-    <w:rPr/>
+    <w:rPr>
+      <w:rFonts w:eastAsia="黑体"/>
+    </w:rPr>
   </w:style>
   <w:style w:type="character" w:customStyle="1" w:styleId="PreprocessorTok">
     <w:name w:val="PreprocessorTok"/>
     <w:basedOn w:val="VerbatimChar"/>
     <w:rPr>
+      <w:rFonts w:eastAsia="黑体"/>
       <w:color w:val="bc7a00"/>
     </w:rPr>
   </w:style>
@@ -14428,18 +15026,22 @@
     <w:name w:val="AttributeTok"/>
     <w:basedOn w:val="VerbatimChar"/>
     <w:rPr>
+      <w:rFonts w:eastAsia="黑体"/>
       <w:color w:val="7d9029"/>
     </w:rPr>
   </w:style>
   <w:style w:type="character" w:customStyle="1" w:styleId="RegionMarkerTok">
     <w:name w:val="RegionMarkerTok"/>
     <w:basedOn w:val="VerbatimChar"/>
-    <w:rPr/>
+    <w:rPr>
+      <w:rFonts w:eastAsia="黑体"/>
+    </w:rPr>
   </w:style>
   <w:style w:type="character" w:customStyle="1" w:styleId="InformationTok">
     <w:name w:val="InformationTok"/>
     <w:basedOn w:val="VerbatimChar"/>
     <w:rPr>
+      <w:rFonts w:eastAsia="黑体"/>
       <w:b/>
       <w:i/>
       <w:color w:val="60a0b0"/>
@@ -14449,6 +15051,7 @@
     <w:name w:val="WarningTok"/>
     <w:basedOn w:val="VerbatimChar"/>
     <w:rPr>
+      <w:rFonts w:eastAsia="黑体"/>
       <w:b/>
       <w:i/>
       <w:color w:val="60a0b0"/>
@@ -14458,6 +15061,7 @@
     <w:name w:val="AlertTok"/>
     <w:basedOn w:val="VerbatimChar"/>
     <w:rPr>
+      <w:rFonts w:eastAsia="黑体"/>
       <w:b/>
       <w:color w:val="ff0000"/>
     </w:rPr>
@@ -14466,6 +15070,7 @@
     <w:name w:val="ErrorTok"/>
     <w:basedOn w:val="VerbatimChar"/>
     <w:rPr>
+      <w:rFonts w:eastAsia="黑体"/>
       <w:b/>
       <w:color w:val="ff0000"/>
     </w:rPr>
@@ -14473,7 +15078,9 @@
   <w:style w:type="character" w:customStyle="1" w:styleId="NormalTok">
     <w:name w:val="NormalTok"/>
     <w:basedOn w:val="VerbatimChar"/>
-    <w:rPr/>
+    <w:rPr>
+      <w:rFonts w:eastAsia="黑体"/>
+    </w:rPr>
   </w:style>
 </w:styles>
 </file>
@@ -14522,12 +15129,12 @@
     <a:fontScheme name="Office">
       <a:majorFont>
         <a:latin typeface="Calibri"/>
-        <a:ea typeface=""/>
+        <a:ea typeface="黑体"/>
         <a:cs typeface=""/>
         <a:font script="Jpan" typeface="ＭＳ ゴシック"/>
         <a:font script="Hang" typeface="맑은 고딕"/>
-        <a:font script="Hans" typeface="宋体"/>
-        <a:font script="Hant" typeface="新細明體"/>
+        <a:font script="Hans" typeface="黑体"/>
+        <a:font script="Hant" typeface="黑体"/>
         <a:font script="Arab" typeface="Times New Roman"/>
         <a:font script="Hebr" typeface="Times New Roman"/>
         <a:font script="Thai" typeface="Angsana New"/>
@@ -14557,12 +15164,12 @@
       </a:majorFont>
       <a:minorFont>
         <a:latin typeface="Cambria"/>
-        <a:ea typeface=""/>
+        <a:ea typeface="黑体"/>
         <a:cs typeface=""/>
         <a:font script="Jpan" typeface="ＭＳ 明朝"/>
         <a:font script="Hang" typeface="맑은 고딕"/>
-        <a:font script="Hans" typeface="宋体"/>
-        <a:font script="Hant" typeface="新細明體"/>
+        <a:font script="Hans" typeface="黑体"/>
+        <a:font script="Hant" typeface="黑体"/>
         <a:font script="Arab" typeface="Arial"/>
         <a:font script="Hebr" typeface="Arial"/>
         <a:font script="Thai" typeface="Cordia New"/>

--- a/11-变流电路/03-变频电路/交交变频电路/交交变频电路.docx
+++ b/11-变流电路/03-变频电路/交交变频电路/交交变频电路.docx
@@ -2058,7 +2058,7 @@
           <w:color w:val="555555"/>
           <w:sz w:val="21"/>
         </w:rPr>
-        <w:t>材料收集者：杜文杰，WX手机：19519196569，QQ:3478827729</w:t>
+        <w:t>材料收集者：杜文杰，微信/手机：19519196569，QQ:3478827729</w:t>
       </w:r>
     </w:p>
     <w:sectPr>
